--- a/manuscript/submission/Supporting_Information_Tau_Borophene.docx
+++ b/manuscript/submission/Supporting_Information_Tau_Borophene.docx
@@ -12,7 +12,7 @@
           <w:b/>
           <w:sz w:val="30"/>
         </w:rPr>
-        <w:t>Supporting Information</w:t>
+        <w:t>Supporting Information (Online Resource 1)</w:t>
       </w:r>
     </w:p>
     <w:p>
@@ -42,6 +42,43 @@
     </w:p>
     <w:p>
       <w:pPr>
+        <w:spacing w:after="80"/>
+        <w:jc w:val="left"/>
+      </w:pPr>
+      <w:r>
+        <w:rPr>
+          <w:i/>
+          <w:sz w:val="20"/>
+        </w:rPr>
+        <w:t>Journal of Molecular Modeling</w:t>
+      </w:r>
+    </w:p>
+    <w:p>
+      <w:pPr>
+        <w:spacing w:after="40"/>
+        <w:jc w:val="left"/>
+      </w:pPr>
+      <w:r>
+        <w:rPr>
+          <w:sz w:val="20"/>
+        </w:rPr>
+        <w:t>Andrés Monreal Hernández</w:t>
+      </w:r>
+    </w:p>
+    <w:p>
+      <w:pPr>
+        <w:spacing w:after="40"/>
+        <w:jc w:val="left"/>
+      </w:pPr>
+      <w:r>
+        <w:rPr>
+          <w:sz w:val="20"/>
+        </w:rPr>
+        <w:t>Universidad Estatal de Sonora, Ley Federal del Trabajo S/N, Col. Apolo, 83100 Hermosillo, Sonora, Mexico</w:t>
+      </w:r>
+    </w:p>
+    <w:p>
+      <w:pPr>
         <w:spacing w:after="280"/>
         <w:jc w:val="left"/>
       </w:pPr>
@@ -49,7 +86,7 @@
         <w:rPr>
           <w:sz w:val="20"/>
         </w:rPr>
-        <w:t>Andrés Monreal Hernández</w:t>
+        <w:t>Corresponding author: andres.monreal@ues.mx</w:t>
       </w:r>
     </w:p>
     <w:p>

--- a/manuscript/submission/Supporting_Information_Tau_Borophene.docx
+++ b/manuscript/submission/Supporting_Information_Tau_Borophene.docx
@@ -2804,6 +2804,3611 @@
           <w:sz w:val="20"/>
         </w:rPr>
         <w:t>Table S2</w:t>
+      </w:r>
+      <w:r>
+        <w:rPr>
+          <w:sz w:val="20"/>
+        </w:rPr>
+        <w:t xml:space="preserve"> </w:t>
+      </w:r>
+      <w:r>
+        <w:rPr>
+          <w:sz w:val="20"/>
+        </w:rPr>
+        <w:t>First carrier model (unconstrained B</w:t>
+      </w:r>
+      <w:r>
+        <w:rPr>
+          <w:sz w:val="20"/>
+          <w:vertAlign w:val="subscript"/>
+        </w:rPr>
+        <w:t>40</w:t>
+      </w:r>
+      <w:r>
+        <w:rPr>
+          <w:sz w:val="20"/>
+        </w:rPr>
+        <w:t>H</w:t>
+      </w:r>
+      <w:r>
+        <w:rPr>
+          <w:sz w:val="20"/>
+          <w:vertAlign w:val="subscript"/>
+        </w:rPr>
+        <w:t>15</w:t>
+      </w:r>
+      <w:r>
+        <w:rPr>
+          <w:sz w:val="20"/>
+        </w:rPr>
+        <w:t xml:space="preserve"> flake): energy of the carrier fragment in each adsorption complex relative to the isolated relaxed flake. Negative values mean the flake reconstructed into a lower-energy structure during adsorption; this model was therefore replaced by the supported sheet.</w:t>
+      </w:r>
+    </w:p>
+    <w:tbl>
+      <w:tblPr>
+        <w:jc w:val="left"/>
+        <w:tblLayout w:type="fixed"/>
+        <w:tblLook w:firstColumn="1" w:firstRow="1" w:lastColumn="0" w:lastRow="0" w:noHBand="0" w:noVBand="1" w:val="04A0"/>
+        <w:tblBorders>
+          <w:top w:val="nil"/>
+          <w:left w:val="nil"/>
+          <w:bottom w:val="nil"/>
+          <w:right w:val="nil"/>
+          <w:insideH w:val="nil"/>
+          <w:insideV w:val="nil"/>
+        </w:tblBorders>
+        <w:tblLayout w:type="fixed"/>
+        <w:tblW w:w="5329" w:type="dxa"/>
+      </w:tblPr>
+      <w:tblGrid>
+        <w:gridCol w:w="2494"/>
+        <w:gridCol w:w="2834"/>
+      </w:tblGrid>
+      <w:tr>
+        <w:tc>
+          <w:tcPr>
+            <w:tcW w:type="dxa" w:w="2494"/>
+            <w:tcBorders>
+              <w:top w:val="single" w:sz="12" w:color="000000"/>
+              <w:bottom w:val="single" w:sz="6" w:color="000000"/>
+            </w:tcBorders>
+          </w:tcPr>
+          <w:p>
+            <w:pPr>
+              <w:spacing w:after="20" w:before="20" w:line="240" w:lineRule="auto"/>
+              <w:jc w:val="left"/>
+            </w:pPr>
+            <w:r>
+              <w:rPr>
+                <w:b/>
+                <w:sz w:val="16"/>
+              </w:rPr>
+              <w:t>Drug</w:t>
+            </w:r>
+          </w:p>
+        </w:tc>
+        <w:tc>
+          <w:tcPr>
+            <w:tcW w:type="dxa" w:w="2835"/>
+            <w:tcBorders>
+              <w:top w:val="single" w:sz="12" w:color="000000"/>
+              <w:bottom w:val="single" w:sz="6" w:color="000000"/>
+            </w:tcBorders>
+          </w:tcPr>
+          <w:p>
+            <w:pPr>
+              <w:spacing w:after="20" w:before="20" w:line="240" w:lineRule="auto"/>
+              <w:jc w:val="center"/>
+            </w:pPr>
+            <w:r>
+              <w:rPr>
+                <w:b/>
+                <w:sz w:val="16"/>
+              </w:rPr>
+              <w:t>Δ</w:t>
+            </w:r>
+            <w:r>
+              <w:rPr>
+                <w:b/>
+                <w:i/>
+                <w:sz w:val="16"/>
+              </w:rPr>
+              <w:t>E</w:t>
+            </w:r>
+            <w:r>
+              <w:rPr>
+                <w:b/>
+                <w:sz w:val="16"/>
+                <w:vertAlign w:val="subscript"/>
+              </w:rPr>
+              <w:t>carrier</w:t>
+            </w:r>
+            <w:r>
+              <w:rPr>
+                <w:b/>
+                <w:sz w:val="16"/>
+              </w:rPr>
+              <w:t xml:space="preserve"> (kcal mol</w:t>
+            </w:r>
+            <w:r>
+              <w:rPr>
+                <w:b/>
+                <w:sz w:val="16"/>
+                <w:vertAlign w:val="superscript"/>
+              </w:rPr>
+              <w:t>−1</w:t>
+            </w:r>
+            <w:r>
+              <w:rPr>
+                <w:b/>
+                <w:sz w:val="16"/>
+              </w:rPr>
+              <w:t>)</w:t>
+            </w:r>
+          </w:p>
+        </w:tc>
+      </w:tr>
+      <w:tr>
+        <w:tc>
+          <w:tcPr>
+            <w:tcW w:type="dxa" w:w="2494"/>
+          </w:tcPr>
+          <w:p>
+            <w:pPr>
+              <w:spacing w:after="20" w:before="20" w:line="240" w:lineRule="auto"/>
+              <w:jc w:val="left"/>
+            </w:pPr>
+            <w:r>
+              <w:rPr>
+                <w:sz w:val="16"/>
+              </w:rPr>
+              <w:t>Galantamine</w:t>
+            </w:r>
+          </w:p>
+        </w:tc>
+        <w:tc>
+          <w:tcPr>
+            <w:tcW w:type="dxa" w:w="2835"/>
+          </w:tcPr>
+          <w:p>
+            <w:pPr>
+              <w:spacing w:after="20" w:before="20" w:line="240" w:lineRule="auto"/>
+              <w:jc w:val="center"/>
+            </w:pPr>
+            <w:r>
+              <w:rPr>
+                <w:sz w:val="16"/>
+              </w:rPr>
+              <w:t>−110.7</w:t>
+            </w:r>
+          </w:p>
+        </w:tc>
+      </w:tr>
+      <w:tr>
+        <w:tc>
+          <w:tcPr>
+            <w:tcW w:type="dxa" w:w="2494"/>
+          </w:tcPr>
+          <w:p>
+            <w:pPr>
+              <w:spacing w:after="20" w:before="20" w:line="240" w:lineRule="auto"/>
+              <w:jc w:val="left"/>
+            </w:pPr>
+            <w:r>
+              <w:rPr>
+                <w:sz w:val="16"/>
+              </w:rPr>
+              <w:t>Memantine</w:t>
+            </w:r>
+          </w:p>
+        </w:tc>
+        <w:tc>
+          <w:tcPr>
+            <w:tcW w:type="dxa" w:w="2835"/>
+          </w:tcPr>
+          <w:p>
+            <w:pPr>
+              <w:spacing w:after="20" w:before="20" w:line="240" w:lineRule="auto"/>
+              <w:jc w:val="center"/>
+            </w:pPr>
+            <w:r>
+              <w:rPr>
+                <w:sz w:val="16"/>
+              </w:rPr>
+              <w:t>−67.7</w:t>
+            </w:r>
+          </w:p>
+        </w:tc>
+      </w:tr>
+      <w:tr>
+        <w:tc>
+          <w:tcPr>
+            <w:tcW w:type="dxa" w:w="2494"/>
+          </w:tcPr>
+          <w:p>
+            <w:pPr>
+              <w:spacing w:after="20" w:before="20" w:line="240" w:lineRule="auto"/>
+              <w:jc w:val="left"/>
+            </w:pPr>
+            <w:r>
+              <w:rPr>
+                <w:sz w:val="16"/>
+              </w:rPr>
+              <w:t>Rivastigmine</w:t>
+            </w:r>
+          </w:p>
+        </w:tc>
+        <w:tc>
+          <w:tcPr>
+            <w:tcW w:type="dxa" w:w="2835"/>
+          </w:tcPr>
+          <w:p>
+            <w:pPr>
+              <w:spacing w:after="20" w:before="20" w:line="240" w:lineRule="auto"/>
+              <w:jc w:val="center"/>
+            </w:pPr>
+            <w:r>
+              <w:rPr>
+                <w:sz w:val="16"/>
+              </w:rPr>
+              <w:t>−67.5</w:t>
+            </w:r>
+          </w:p>
+        </w:tc>
+      </w:tr>
+      <w:tr>
+        <w:tc>
+          <w:tcPr>
+            <w:tcW w:type="dxa" w:w="2494"/>
+          </w:tcPr>
+          <w:p>
+            <w:pPr>
+              <w:spacing w:after="20" w:before="20" w:line="240" w:lineRule="auto"/>
+              <w:jc w:val="left"/>
+            </w:pPr>
+            <w:r>
+              <w:rPr>
+                <w:sz w:val="16"/>
+              </w:rPr>
+              <w:t>AZD1080</w:t>
+            </w:r>
+          </w:p>
+        </w:tc>
+        <w:tc>
+          <w:tcPr>
+            <w:tcW w:type="dxa" w:w="2835"/>
+          </w:tcPr>
+          <w:p>
+            <w:pPr>
+              <w:spacing w:after="20" w:before="20" w:line="240" w:lineRule="auto"/>
+              <w:jc w:val="center"/>
+            </w:pPr>
+            <w:r>
+              <w:rPr>
+                <w:sz w:val="16"/>
+              </w:rPr>
+              <w:t>−65.4</w:t>
+            </w:r>
+          </w:p>
+        </w:tc>
+      </w:tr>
+      <w:tr>
+        <w:tc>
+          <w:tcPr>
+            <w:tcW w:type="dxa" w:w="2494"/>
+          </w:tcPr>
+          <w:p>
+            <w:pPr>
+              <w:spacing w:after="20" w:before="20" w:line="240" w:lineRule="auto"/>
+              <w:jc w:val="left"/>
+            </w:pPr>
+            <w:r>
+              <w:rPr>
+                <w:sz w:val="16"/>
+              </w:rPr>
+              <w:t>Anle138b</w:t>
+            </w:r>
+          </w:p>
+        </w:tc>
+        <w:tc>
+          <w:tcPr>
+            <w:tcW w:type="dxa" w:w="2835"/>
+          </w:tcPr>
+          <w:p>
+            <w:pPr>
+              <w:spacing w:after="20" w:before="20" w:line="240" w:lineRule="auto"/>
+              <w:jc w:val="center"/>
+            </w:pPr>
+            <w:r>
+              <w:rPr>
+                <w:sz w:val="16"/>
+              </w:rPr>
+              <w:t>−54.9</w:t>
+            </w:r>
+          </w:p>
+        </w:tc>
+      </w:tr>
+      <w:tr>
+        <w:tc>
+          <w:tcPr>
+            <w:tcW w:type="dxa" w:w="2494"/>
+          </w:tcPr>
+          <w:p>
+            <w:pPr>
+              <w:spacing w:after="20" w:before="20" w:line="240" w:lineRule="auto"/>
+              <w:jc w:val="left"/>
+            </w:pPr>
+            <w:r>
+              <w:rPr>
+                <w:sz w:val="16"/>
+              </w:rPr>
+              <w:t>Honokiol</w:t>
+            </w:r>
+          </w:p>
+        </w:tc>
+        <w:tc>
+          <w:tcPr>
+            <w:tcW w:type="dxa" w:w="2835"/>
+          </w:tcPr>
+          <w:p>
+            <w:pPr>
+              <w:spacing w:after="20" w:before="20" w:line="240" w:lineRule="auto"/>
+              <w:jc w:val="center"/>
+            </w:pPr>
+            <w:r>
+              <w:rPr>
+                <w:sz w:val="16"/>
+              </w:rPr>
+              <w:t>−54.8</w:t>
+            </w:r>
+          </w:p>
+        </w:tc>
+      </w:tr>
+      <w:tr>
+        <w:tc>
+          <w:tcPr>
+            <w:tcW w:type="dxa" w:w="2494"/>
+          </w:tcPr>
+          <w:p>
+            <w:pPr>
+              <w:spacing w:after="20" w:before="20" w:line="240" w:lineRule="auto"/>
+              <w:jc w:val="left"/>
+            </w:pPr>
+            <w:r>
+              <w:rPr>
+                <w:sz w:val="16"/>
+              </w:rPr>
+              <w:t>Congo Red</w:t>
+            </w:r>
+          </w:p>
+        </w:tc>
+        <w:tc>
+          <w:tcPr>
+            <w:tcW w:type="dxa" w:w="2835"/>
+          </w:tcPr>
+          <w:p>
+            <w:pPr>
+              <w:spacing w:after="20" w:before="20" w:line="240" w:lineRule="auto"/>
+              <w:jc w:val="center"/>
+            </w:pPr>
+            <w:r>
+              <w:rPr>
+                <w:sz w:val="16"/>
+              </w:rPr>
+              <w:t>−50.0</w:t>
+            </w:r>
+          </w:p>
+        </w:tc>
+      </w:tr>
+      <w:tr>
+        <w:tc>
+          <w:tcPr>
+            <w:tcW w:type="dxa" w:w="2494"/>
+          </w:tcPr>
+          <w:p>
+            <w:pPr>
+              <w:spacing w:after="20" w:before="20" w:line="240" w:lineRule="auto"/>
+              <w:jc w:val="left"/>
+            </w:pPr>
+            <w:r>
+              <w:rPr>
+                <w:sz w:val="16"/>
+              </w:rPr>
+              <w:t>FDDNP</w:t>
+            </w:r>
+          </w:p>
+        </w:tc>
+        <w:tc>
+          <w:tcPr>
+            <w:tcW w:type="dxa" w:w="2835"/>
+          </w:tcPr>
+          <w:p>
+            <w:pPr>
+              <w:spacing w:after="20" w:before="20" w:line="240" w:lineRule="auto"/>
+              <w:jc w:val="center"/>
+            </w:pPr>
+            <w:r>
+              <w:rPr>
+                <w:sz w:val="16"/>
+              </w:rPr>
+              <w:t>−49.4</w:t>
+            </w:r>
+          </w:p>
+        </w:tc>
+      </w:tr>
+      <w:tr>
+        <w:tc>
+          <w:tcPr>
+            <w:tcW w:type="dxa" w:w="2494"/>
+          </w:tcPr>
+          <w:p>
+            <w:pPr>
+              <w:spacing w:after="20" w:before="20" w:line="240" w:lineRule="auto"/>
+              <w:jc w:val="left"/>
+            </w:pPr>
+            <w:r>
+              <w:rPr>
+                <w:sz w:val="16"/>
+              </w:rPr>
+              <w:t>Hydromethylthionine</w:t>
+            </w:r>
+          </w:p>
+        </w:tc>
+        <w:tc>
+          <w:tcPr>
+            <w:tcW w:type="dxa" w:w="2835"/>
+          </w:tcPr>
+          <w:p>
+            <w:pPr>
+              <w:spacing w:after="20" w:before="20" w:line="240" w:lineRule="auto"/>
+              <w:jc w:val="center"/>
+            </w:pPr>
+            <w:r>
+              <w:rPr>
+                <w:sz w:val="16"/>
+              </w:rPr>
+              <w:t>−48.2</w:t>
+            </w:r>
+          </w:p>
+        </w:tc>
+      </w:tr>
+      <w:tr>
+        <w:tc>
+          <w:tcPr>
+            <w:tcW w:type="dxa" w:w="2494"/>
+          </w:tcPr>
+          <w:p>
+            <w:pPr>
+              <w:spacing w:after="20" w:before="20" w:line="240" w:lineRule="auto"/>
+              <w:jc w:val="left"/>
+            </w:pPr>
+            <w:r>
+              <w:rPr>
+                <w:sz w:val="16"/>
+              </w:rPr>
+              <w:t>EGCG</w:t>
+            </w:r>
+          </w:p>
+        </w:tc>
+        <w:tc>
+          <w:tcPr>
+            <w:tcW w:type="dxa" w:w="2835"/>
+          </w:tcPr>
+          <w:p>
+            <w:pPr>
+              <w:spacing w:after="20" w:before="20" w:line="240" w:lineRule="auto"/>
+              <w:jc w:val="center"/>
+            </w:pPr>
+            <w:r>
+              <w:rPr>
+                <w:sz w:val="16"/>
+              </w:rPr>
+              <w:t>−46.5</w:t>
+            </w:r>
+          </w:p>
+        </w:tc>
+      </w:tr>
+      <w:tr>
+        <w:tc>
+          <w:tcPr>
+            <w:tcW w:type="dxa" w:w="2494"/>
+          </w:tcPr>
+          <w:p>
+            <w:pPr>
+              <w:spacing w:after="20" w:before="20" w:line="240" w:lineRule="auto"/>
+              <w:jc w:val="left"/>
+            </w:pPr>
+            <w:r>
+              <w:rPr>
+                <w:sz w:val="16"/>
+              </w:rPr>
+              <w:t>Thioflavin-T</w:t>
+            </w:r>
+          </w:p>
+        </w:tc>
+        <w:tc>
+          <w:tcPr>
+            <w:tcW w:type="dxa" w:w="2835"/>
+          </w:tcPr>
+          <w:p>
+            <w:pPr>
+              <w:spacing w:after="20" w:before="20" w:line="240" w:lineRule="auto"/>
+              <w:jc w:val="center"/>
+            </w:pPr>
+            <w:r>
+              <w:rPr>
+                <w:sz w:val="16"/>
+              </w:rPr>
+              <w:t>−36.9</w:t>
+            </w:r>
+          </w:p>
+        </w:tc>
+      </w:tr>
+      <w:tr>
+        <w:tc>
+          <w:tcPr>
+            <w:tcW w:type="dxa" w:w="2494"/>
+          </w:tcPr>
+          <w:p>
+            <w:pPr>
+              <w:spacing w:after="20" w:before="20" w:line="240" w:lineRule="auto"/>
+              <w:jc w:val="left"/>
+            </w:pPr>
+            <w:r>
+              <w:rPr>
+                <w:sz w:val="16"/>
+              </w:rPr>
+              <w:t>Curcumin</w:t>
+            </w:r>
+          </w:p>
+        </w:tc>
+        <w:tc>
+          <w:tcPr>
+            <w:tcW w:type="dxa" w:w="2835"/>
+          </w:tcPr>
+          <w:p>
+            <w:pPr>
+              <w:spacing w:after="20" w:before="20" w:line="240" w:lineRule="auto"/>
+              <w:jc w:val="center"/>
+            </w:pPr>
+            <w:r>
+              <w:rPr>
+                <w:sz w:val="16"/>
+              </w:rPr>
+              <w:t>−34.5</w:t>
+            </w:r>
+          </w:p>
+        </w:tc>
+      </w:tr>
+      <w:tr>
+        <w:tc>
+          <w:tcPr>
+            <w:tcW w:type="dxa" w:w="2494"/>
+          </w:tcPr>
+          <w:p>
+            <w:pPr>
+              <w:spacing w:after="20" w:before="20" w:line="240" w:lineRule="auto"/>
+              <w:jc w:val="left"/>
+            </w:pPr>
+            <w:r>
+              <w:rPr>
+                <w:sz w:val="16"/>
+              </w:rPr>
+              <w:t>Chrysamine G</w:t>
+            </w:r>
+          </w:p>
+        </w:tc>
+        <w:tc>
+          <w:tcPr>
+            <w:tcW w:type="dxa" w:w="2835"/>
+          </w:tcPr>
+          <w:p>
+            <w:pPr>
+              <w:spacing w:after="20" w:before="20" w:line="240" w:lineRule="auto"/>
+              <w:jc w:val="center"/>
+            </w:pPr>
+            <w:r>
+              <w:rPr>
+                <w:sz w:val="16"/>
+              </w:rPr>
+              <w:t>−34.3</w:t>
+            </w:r>
+          </w:p>
+        </w:tc>
+      </w:tr>
+      <w:tr>
+        <w:tc>
+          <w:tcPr>
+            <w:tcW w:type="dxa" w:w="2494"/>
+          </w:tcPr>
+          <w:p>
+            <w:pPr>
+              <w:spacing w:after="20" w:before="20" w:line="240" w:lineRule="auto"/>
+              <w:jc w:val="left"/>
+            </w:pPr>
+            <w:r>
+              <w:rPr>
+                <w:sz w:val="16"/>
+              </w:rPr>
+              <w:t>Methylene Blue</w:t>
+            </w:r>
+          </w:p>
+        </w:tc>
+        <w:tc>
+          <w:tcPr>
+            <w:tcW w:type="dxa" w:w="2835"/>
+          </w:tcPr>
+          <w:p>
+            <w:pPr>
+              <w:spacing w:after="20" w:before="20" w:line="240" w:lineRule="auto"/>
+              <w:jc w:val="center"/>
+            </w:pPr>
+            <w:r>
+              <w:rPr>
+                <w:sz w:val="16"/>
+              </w:rPr>
+              <w:t>−34.2</w:t>
+            </w:r>
+          </w:p>
+        </w:tc>
+      </w:tr>
+      <w:tr>
+        <w:tc>
+          <w:tcPr>
+            <w:tcW w:type="dxa" w:w="2494"/>
+          </w:tcPr>
+          <w:p>
+            <w:pPr>
+              <w:spacing w:after="20" w:before="20" w:line="240" w:lineRule="auto"/>
+              <w:jc w:val="left"/>
+            </w:pPr>
+            <w:r>
+              <w:rPr>
+                <w:sz w:val="16"/>
+              </w:rPr>
+              <w:t>Tideglusib</w:t>
+            </w:r>
+          </w:p>
+        </w:tc>
+        <w:tc>
+          <w:tcPr>
+            <w:tcW w:type="dxa" w:w="2835"/>
+          </w:tcPr>
+          <w:p>
+            <w:pPr>
+              <w:spacing w:after="20" w:before="20" w:line="240" w:lineRule="auto"/>
+              <w:jc w:val="center"/>
+            </w:pPr>
+            <w:r>
+              <w:rPr>
+                <w:sz w:val="16"/>
+              </w:rPr>
+              <w:t>−26.8</w:t>
+            </w:r>
+          </w:p>
+        </w:tc>
+      </w:tr>
+      <w:tr>
+        <w:tc>
+          <w:tcPr>
+            <w:tcW w:type="dxa" w:w="2494"/>
+          </w:tcPr>
+          <w:p>
+            <w:pPr>
+              <w:spacing w:after="20" w:before="20" w:line="240" w:lineRule="auto"/>
+              <w:jc w:val="left"/>
+            </w:pPr>
+            <w:r>
+              <w:rPr>
+                <w:sz w:val="16"/>
+              </w:rPr>
+              <w:t>Tacrine</w:t>
+            </w:r>
+          </w:p>
+        </w:tc>
+        <w:tc>
+          <w:tcPr>
+            <w:tcW w:type="dxa" w:w="2835"/>
+          </w:tcPr>
+          <w:p>
+            <w:pPr>
+              <w:spacing w:after="20" w:before="20" w:line="240" w:lineRule="auto"/>
+              <w:jc w:val="center"/>
+            </w:pPr>
+            <w:r>
+              <w:rPr>
+                <w:sz w:val="16"/>
+              </w:rPr>
+              <w:t>−12.1</w:t>
+            </w:r>
+          </w:p>
+        </w:tc>
+      </w:tr>
+      <w:tr>
+        <w:tc>
+          <w:tcPr>
+            <w:tcW w:type="dxa" w:w="2494"/>
+          </w:tcPr>
+          <w:p>
+            <w:pPr>
+              <w:spacing w:after="20" w:before="20" w:line="240" w:lineRule="auto"/>
+              <w:jc w:val="left"/>
+            </w:pPr>
+            <w:r>
+              <w:rPr>
+                <w:sz w:val="16"/>
+              </w:rPr>
+              <w:t>Rosmarinic Acid</w:t>
+            </w:r>
+          </w:p>
+        </w:tc>
+        <w:tc>
+          <w:tcPr>
+            <w:tcW w:type="dxa" w:w="2835"/>
+          </w:tcPr>
+          <w:p>
+            <w:pPr>
+              <w:spacing w:after="20" w:before="20" w:line="240" w:lineRule="auto"/>
+              <w:jc w:val="center"/>
+            </w:pPr>
+            <w:r>
+              <w:rPr>
+                <w:sz w:val="16"/>
+              </w:rPr>
+              <w:t>−3.8</w:t>
+            </w:r>
+          </w:p>
+        </w:tc>
+      </w:tr>
+      <w:tr>
+        <w:tc>
+          <w:tcPr>
+            <w:tcW w:type="dxa" w:w="2494"/>
+          </w:tcPr>
+          <w:p>
+            <w:pPr>
+              <w:spacing w:after="20" w:before="20" w:line="240" w:lineRule="auto"/>
+              <w:jc w:val="left"/>
+            </w:pPr>
+            <w:r>
+              <w:rPr>
+                <w:sz w:val="16"/>
+              </w:rPr>
+              <w:t>Bexarotene</w:t>
+            </w:r>
+          </w:p>
+        </w:tc>
+        <w:tc>
+          <w:tcPr>
+            <w:tcW w:type="dxa" w:w="2835"/>
+          </w:tcPr>
+          <w:p>
+            <w:pPr>
+              <w:spacing w:after="20" w:before="20" w:line="240" w:lineRule="auto"/>
+              <w:jc w:val="center"/>
+            </w:pPr>
+            <w:r>
+              <w:rPr>
+                <w:sz w:val="16"/>
+              </w:rPr>
+              <w:t>−0.1</w:t>
+            </w:r>
+          </w:p>
+        </w:tc>
+      </w:tr>
+      <w:tr>
+        <w:tc>
+          <w:tcPr>
+            <w:tcW w:type="dxa" w:w="2494"/>
+          </w:tcPr>
+          <w:p>
+            <w:pPr>
+              <w:spacing w:after="20" w:before="20" w:line="240" w:lineRule="auto"/>
+              <w:jc w:val="left"/>
+            </w:pPr>
+            <w:r>
+              <w:rPr>
+                <w:sz w:val="16"/>
+              </w:rPr>
+              <w:t>Donepezil</w:t>
+            </w:r>
+          </w:p>
+        </w:tc>
+        <w:tc>
+          <w:tcPr>
+            <w:tcW w:type="dxa" w:w="2835"/>
+          </w:tcPr>
+          <w:p>
+            <w:pPr>
+              <w:spacing w:after="20" w:before="20" w:line="240" w:lineRule="auto"/>
+              <w:jc w:val="center"/>
+            </w:pPr>
+            <w:r>
+              <w:rPr>
+                <w:sz w:val="16"/>
+              </w:rPr>
+              <w:t>0.9</w:t>
+            </w:r>
+          </w:p>
+        </w:tc>
+      </w:tr>
+      <w:tr>
+        <w:tc>
+          <w:tcPr>
+            <w:tcW w:type="dxa" w:w="2494"/>
+          </w:tcPr>
+          <w:p>
+            <w:pPr>
+              <w:spacing w:after="20" w:before="20" w:line="240" w:lineRule="auto"/>
+              <w:jc w:val="left"/>
+            </w:pPr>
+            <w:r>
+              <w:rPr>
+                <w:sz w:val="16"/>
+              </w:rPr>
+              <w:t>Fisetin</w:t>
+            </w:r>
+          </w:p>
+        </w:tc>
+        <w:tc>
+          <w:tcPr>
+            <w:tcW w:type="dxa" w:w="2835"/>
+          </w:tcPr>
+          <w:p>
+            <w:pPr>
+              <w:spacing w:after="20" w:before="20" w:line="240" w:lineRule="auto"/>
+              <w:jc w:val="center"/>
+            </w:pPr>
+            <w:r>
+              <w:rPr>
+                <w:sz w:val="16"/>
+              </w:rPr>
+              <w:t>1.2</w:t>
+            </w:r>
+          </w:p>
+        </w:tc>
+      </w:tr>
+      <w:tr>
+        <w:tc>
+          <w:tcPr>
+            <w:tcW w:type="dxa" w:w="2494"/>
+          </w:tcPr>
+          <w:p>
+            <w:pPr>
+              <w:spacing w:after="20" w:before="20" w:line="240" w:lineRule="auto"/>
+              <w:jc w:val="left"/>
+            </w:pPr>
+            <w:r>
+              <w:rPr>
+                <w:sz w:val="16"/>
+              </w:rPr>
+              <w:t>Myricetin</w:t>
+            </w:r>
+          </w:p>
+        </w:tc>
+        <w:tc>
+          <w:tcPr>
+            <w:tcW w:type="dxa" w:w="2835"/>
+          </w:tcPr>
+          <w:p>
+            <w:pPr>
+              <w:spacing w:after="20" w:before="20" w:line="240" w:lineRule="auto"/>
+              <w:jc w:val="center"/>
+            </w:pPr>
+            <w:r>
+              <w:rPr>
+                <w:sz w:val="16"/>
+              </w:rPr>
+              <w:t>1.6</w:t>
+            </w:r>
+          </w:p>
+        </w:tc>
+      </w:tr>
+      <w:tr>
+        <w:tc>
+          <w:tcPr>
+            <w:tcW w:type="dxa" w:w="2494"/>
+          </w:tcPr>
+          <w:p>
+            <w:pPr>
+              <w:spacing w:after="20" w:before="20" w:line="240" w:lineRule="auto"/>
+              <w:jc w:val="left"/>
+            </w:pPr>
+            <w:r>
+              <w:rPr>
+                <w:sz w:val="16"/>
+              </w:rPr>
+              <w:t>Azure A</w:t>
+            </w:r>
+          </w:p>
+        </w:tc>
+        <w:tc>
+          <w:tcPr>
+            <w:tcW w:type="dxa" w:w="2835"/>
+          </w:tcPr>
+          <w:p>
+            <w:pPr>
+              <w:spacing w:after="20" w:before="20" w:line="240" w:lineRule="auto"/>
+              <w:jc w:val="center"/>
+            </w:pPr>
+            <w:r>
+              <w:rPr>
+                <w:sz w:val="16"/>
+              </w:rPr>
+              <w:t>6.2</w:t>
+            </w:r>
+          </w:p>
+        </w:tc>
+      </w:tr>
+      <w:tr>
+        <w:tc>
+          <w:tcPr>
+            <w:tcW w:type="dxa" w:w="2494"/>
+          </w:tcPr>
+          <w:p>
+            <w:pPr>
+              <w:spacing w:after="20" w:before="20" w:line="240" w:lineRule="auto"/>
+              <w:jc w:val="left"/>
+            </w:pPr>
+            <w:r>
+              <w:rPr>
+                <w:sz w:val="16"/>
+              </w:rPr>
+              <w:t>Resveratrol</w:t>
+            </w:r>
+          </w:p>
+        </w:tc>
+        <w:tc>
+          <w:tcPr>
+            <w:tcW w:type="dxa" w:w="2835"/>
+          </w:tcPr>
+          <w:p>
+            <w:pPr>
+              <w:spacing w:after="20" w:before="20" w:line="240" w:lineRule="auto"/>
+              <w:jc w:val="center"/>
+            </w:pPr>
+            <w:r>
+              <w:rPr>
+                <w:sz w:val="16"/>
+              </w:rPr>
+              <w:t>14.5</w:t>
+            </w:r>
+          </w:p>
+        </w:tc>
+      </w:tr>
+      <w:tr>
+        <w:tc>
+          <w:tcPr>
+            <w:tcW w:type="dxa" w:w="2494"/>
+          </w:tcPr>
+          <w:p>
+            <w:pPr>
+              <w:spacing w:after="20" w:before="20" w:line="240" w:lineRule="auto"/>
+              <w:jc w:val="left"/>
+            </w:pPr>
+            <w:r>
+              <w:rPr>
+                <w:sz w:val="16"/>
+              </w:rPr>
+              <w:t>Toluidine Blue O</w:t>
+            </w:r>
+          </w:p>
+        </w:tc>
+        <w:tc>
+          <w:tcPr>
+            <w:tcW w:type="dxa" w:w="2835"/>
+          </w:tcPr>
+          <w:p>
+            <w:pPr>
+              <w:spacing w:after="20" w:before="20" w:line="240" w:lineRule="auto"/>
+              <w:jc w:val="center"/>
+            </w:pPr>
+            <w:r>
+              <w:rPr>
+                <w:sz w:val="16"/>
+              </w:rPr>
+              <w:t>15.5</w:t>
+            </w:r>
+          </w:p>
+        </w:tc>
+      </w:tr>
+      <w:tr>
+        <w:tc>
+          <w:tcPr>
+            <w:tcW w:type="dxa" w:w="2494"/>
+          </w:tcPr>
+          <w:p>
+            <w:pPr>
+              <w:spacing w:after="20" w:before="20" w:line="240" w:lineRule="auto"/>
+              <w:jc w:val="left"/>
+            </w:pPr>
+            <w:r>
+              <w:rPr>
+                <w:sz w:val="16"/>
+              </w:rPr>
+              <w:t>Apigenin</w:t>
+            </w:r>
+          </w:p>
+        </w:tc>
+        <w:tc>
+          <w:tcPr>
+            <w:tcW w:type="dxa" w:w="2835"/>
+          </w:tcPr>
+          <w:p>
+            <w:pPr>
+              <w:spacing w:after="20" w:before="20" w:line="240" w:lineRule="auto"/>
+              <w:jc w:val="center"/>
+            </w:pPr>
+            <w:r>
+              <w:rPr>
+                <w:sz w:val="16"/>
+              </w:rPr>
+              <w:t>31.5</w:t>
+            </w:r>
+          </w:p>
+        </w:tc>
+      </w:tr>
+      <w:tr>
+        <w:tc>
+          <w:tcPr>
+            <w:tcW w:type="dxa" w:w="2494"/>
+          </w:tcPr>
+          <w:p>
+            <w:pPr>
+              <w:spacing w:after="20" w:before="20" w:line="240" w:lineRule="auto"/>
+              <w:jc w:val="left"/>
+            </w:pPr>
+            <w:r>
+              <w:rPr>
+                <w:sz w:val="16"/>
+              </w:rPr>
+              <w:t>Baicalein</w:t>
+            </w:r>
+          </w:p>
+        </w:tc>
+        <w:tc>
+          <w:tcPr>
+            <w:tcW w:type="dxa" w:w="2835"/>
+          </w:tcPr>
+          <w:p>
+            <w:pPr>
+              <w:spacing w:after="20" w:before="20" w:line="240" w:lineRule="auto"/>
+              <w:jc w:val="center"/>
+            </w:pPr>
+            <w:r>
+              <w:rPr>
+                <w:sz w:val="16"/>
+              </w:rPr>
+              <w:t>31.8</w:t>
+            </w:r>
+          </w:p>
+        </w:tc>
+      </w:tr>
+      <w:tr>
+        <w:tc>
+          <w:tcPr>
+            <w:tcW w:type="dxa" w:w="2494"/>
+          </w:tcPr>
+          <w:p>
+            <w:pPr>
+              <w:spacing w:after="20" w:before="20" w:line="240" w:lineRule="auto"/>
+              <w:jc w:val="left"/>
+            </w:pPr>
+            <w:r>
+              <w:rPr>
+                <w:sz w:val="16"/>
+              </w:rPr>
+              <w:t>Luteolin</w:t>
+            </w:r>
+          </w:p>
+        </w:tc>
+        <w:tc>
+          <w:tcPr>
+            <w:tcW w:type="dxa" w:w="2835"/>
+          </w:tcPr>
+          <w:p>
+            <w:pPr>
+              <w:spacing w:after="20" w:before="20" w:line="240" w:lineRule="auto"/>
+              <w:jc w:val="center"/>
+            </w:pPr>
+            <w:r>
+              <w:rPr>
+                <w:sz w:val="16"/>
+              </w:rPr>
+              <w:t>31.9</w:t>
+            </w:r>
+          </w:p>
+        </w:tc>
+      </w:tr>
+      <w:tr>
+        <w:tc>
+          <w:tcPr>
+            <w:tcW w:type="dxa" w:w="2494"/>
+            <w:tcBorders>
+              <w:bottom w:val="single" w:sz="12" w:color="000000"/>
+            </w:tcBorders>
+          </w:tcPr>
+          <w:p>
+            <w:pPr>
+              <w:spacing w:after="20" w:before="20" w:line="240" w:lineRule="auto"/>
+              <w:jc w:val="left"/>
+            </w:pPr>
+            <w:r>
+              <w:rPr>
+                <w:sz w:val="16"/>
+              </w:rPr>
+              <w:t>Quercetin</w:t>
+            </w:r>
+          </w:p>
+        </w:tc>
+        <w:tc>
+          <w:tcPr>
+            <w:tcW w:type="dxa" w:w="2835"/>
+            <w:tcBorders>
+              <w:bottom w:val="single" w:sz="12" w:color="000000"/>
+            </w:tcBorders>
+          </w:tcPr>
+          <w:p>
+            <w:pPr>
+              <w:spacing w:after="20" w:before="20" w:line="240" w:lineRule="auto"/>
+              <w:jc w:val="center"/>
+            </w:pPr>
+            <w:r>
+              <w:rPr>
+                <w:sz w:val="16"/>
+              </w:rPr>
+              <w:t>32.1</w:t>
+            </w:r>
+          </w:p>
+        </w:tc>
+      </w:tr>
+    </w:tbl>
+    <w:p>
+      <w:pPr>
+        <w:spacing w:after="80"/>
+      </w:pPr>
+    </w:p>
+    <w:p>
+      <w:pPr>
+        <w:keepNext/>
+        <w:spacing w:after="80"/>
+      </w:pPr>
+      <w:r>
+        <w:rPr>
+          <w:b/>
+          <w:sz w:val="20"/>
+        </w:rPr>
+        <w:t>Table S3</w:t>
+      </w:r>
+      <w:r>
+        <w:rPr>
+          <w:sz w:val="20"/>
+        </w:rPr>
+        <w:t xml:space="preserve"> </w:t>
+      </w:r>
+      <w:r>
+        <w:rPr>
+          <w:sz w:val="20"/>
+        </w:rPr>
+        <w:t>GFN2-xTB single-point energies of the planar B</w:t>
+      </w:r>
+      <w:r>
+        <w:rPr>
+          <w:sz w:val="20"/>
+          <w:vertAlign w:val="subscript"/>
+        </w:rPr>
+        <w:t>44</w:t>
+      </w:r>
+      <w:r>
+        <w:rPr>
+          <w:sz w:val="20"/>
+        </w:rPr>
+        <w:t>H</w:t>
+      </w:r>
+      <w:r>
+        <w:rPr>
+          <w:sz w:val="20"/>
+          <w:vertAlign w:val="subscript"/>
+        </w:rPr>
+        <w:t>16</w:t>
+      </w:r>
+      <w:r>
+        <w:rPr>
+          <w:sz w:val="20"/>
+        </w:rPr>
+        <w:t xml:space="preserve"> flake with the boron lattice scaled uniformly (hydrogens moved with their boron), relative to the lowest value.</w:t>
+      </w:r>
+    </w:p>
+    <w:tbl>
+      <w:tblPr>
+        <w:jc w:val="left"/>
+        <w:tblLayout w:type="fixed"/>
+        <w:tblLook w:firstColumn="1" w:firstRow="1" w:lastColumn="0" w:lastRow="0" w:noHBand="0" w:noVBand="1" w:val="04A0"/>
+        <w:tblBorders>
+          <w:top w:val="nil"/>
+          <w:left w:val="nil"/>
+          <w:bottom w:val="nil"/>
+          <w:right w:val="nil"/>
+          <w:insideH w:val="nil"/>
+          <w:insideV w:val="nil"/>
+        </w:tblBorders>
+        <w:tblLayout w:type="fixed"/>
+        <w:tblW w:w="5215" w:type="dxa"/>
+      </w:tblPr>
+      <w:tblGrid>
+        <w:gridCol w:w="907"/>
+        <w:gridCol w:w="1133"/>
+        <w:gridCol w:w="1133"/>
+        <w:gridCol w:w="2040"/>
+      </w:tblGrid>
+      <w:tr>
+        <w:tc>
+          <w:tcPr>
+            <w:tcW w:type="dxa" w:w="907"/>
+            <w:tcBorders>
+              <w:top w:val="single" w:sz="12" w:color="000000"/>
+              <w:bottom w:val="single" w:sz="6" w:color="000000"/>
+            </w:tcBorders>
+          </w:tcPr>
+          <w:p>
+            <w:pPr>
+              <w:spacing w:after="20" w:before="20" w:line="240" w:lineRule="auto"/>
+              <w:jc w:val="center"/>
+            </w:pPr>
+            <w:r>
+              <w:rPr>
+                <w:b/>
+                <w:sz w:val="18"/>
+              </w:rPr>
+              <w:t>Scale</w:t>
+            </w:r>
+          </w:p>
+        </w:tc>
+        <w:tc>
+          <w:tcPr>
+            <w:tcW w:type="dxa" w:w="1134"/>
+            <w:tcBorders>
+              <w:top w:val="single" w:sz="12" w:color="000000"/>
+              <w:bottom w:val="single" w:sz="6" w:color="000000"/>
+            </w:tcBorders>
+          </w:tcPr>
+          <w:p>
+            <w:pPr>
+              <w:spacing w:after="20" w:before="20" w:line="240" w:lineRule="auto"/>
+              <w:jc w:val="center"/>
+            </w:pPr>
+            <w:r>
+              <w:rPr>
+                <w:b/>
+                <w:i/>
+                <w:sz w:val="18"/>
+              </w:rPr>
+              <w:t>d</w:t>
+            </w:r>
+            <w:r>
+              <w:rPr>
+                <w:b/>
+                <w:sz w:val="18"/>
+                <w:vertAlign w:val="subscript"/>
+              </w:rPr>
+              <w:t>BB</w:t>
+            </w:r>
+            <w:r>
+              <w:rPr>
+                <w:b/>
+                <w:sz w:val="18"/>
+              </w:rPr>
+              <w:t xml:space="preserve"> (Å)</w:t>
+            </w:r>
+          </w:p>
+        </w:tc>
+        <w:tc>
+          <w:tcPr>
+            <w:tcW w:type="dxa" w:w="1134"/>
+            <w:tcBorders>
+              <w:top w:val="single" w:sz="12" w:color="000000"/>
+              <w:bottom w:val="single" w:sz="6" w:color="000000"/>
+            </w:tcBorders>
+          </w:tcPr>
+          <w:p>
+            <w:pPr>
+              <w:spacing w:after="20" w:before="20" w:line="240" w:lineRule="auto"/>
+              <w:jc w:val="center"/>
+            </w:pPr>
+            <w:r>
+              <w:rPr>
+                <w:b/>
+                <w:sz w:val="18"/>
+              </w:rPr>
+              <w:t>State</w:t>
+            </w:r>
+          </w:p>
+        </w:tc>
+        <w:tc>
+          <w:tcPr>
+            <w:tcW w:type="dxa" w:w="2041"/>
+            <w:tcBorders>
+              <w:top w:val="single" w:sz="12" w:color="000000"/>
+              <w:bottom w:val="single" w:sz="6" w:color="000000"/>
+            </w:tcBorders>
+          </w:tcPr>
+          <w:p>
+            <w:pPr>
+              <w:spacing w:after="20" w:before="20" w:line="240" w:lineRule="auto"/>
+              <w:jc w:val="center"/>
+            </w:pPr>
+            <w:r>
+              <w:rPr>
+                <w:b/>
+                <w:sz w:val="18"/>
+              </w:rPr>
+              <w:t>Δ</w:t>
+            </w:r>
+            <w:r>
+              <w:rPr>
+                <w:b/>
+                <w:i/>
+                <w:sz w:val="18"/>
+              </w:rPr>
+              <w:t>E</w:t>
+            </w:r>
+            <w:r>
+              <w:rPr>
+                <w:b/>
+                <w:sz w:val="18"/>
+              </w:rPr>
+              <w:t xml:space="preserve"> (kcal mol</w:t>
+            </w:r>
+            <w:r>
+              <w:rPr>
+                <w:b/>
+                <w:sz w:val="18"/>
+                <w:vertAlign w:val="superscript"/>
+              </w:rPr>
+              <w:t>−1</w:t>
+            </w:r>
+            <w:r>
+              <w:rPr>
+                <w:b/>
+                <w:sz w:val="18"/>
+              </w:rPr>
+              <w:t>)</w:t>
+            </w:r>
+          </w:p>
+        </w:tc>
+      </w:tr>
+      <w:tr>
+        <w:tc>
+          <w:tcPr>
+            <w:tcW w:type="dxa" w:w="907"/>
+          </w:tcPr>
+          <w:p>
+            <w:pPr>
+              <w:spacing w:after="20" w:before="20" w:line="240" w:lineRule="auto"/>
+              <w:jc w:val="center"/>
+            </w:pPr>
+            <w:r>
+              <w:rPr>
+                <w:sz w:val="18"/>
+              </w:rPr>
+              <w:t>0.90</w:t>
+            </w:r>
+          </w:p>
+        </w:tc>
+        <w:tc>
+          <w:tcPr>
+            <w:tcW w:type="dxa" w:w="1134"/>
+          </w:tcPr>
+          <w:p>
+            <w:pPr>
+              <w:spacing w:after="20" w:before="20" w:line="240" w:lineRule="auto"/>
+              <w:jc w:val="center"/>
+            </w:pPr>
+            <w:r>
+              <w:rPr>
+                <w:sz w:val="18"/>
+              </w:rPr>
+              <w:t>1.521</w:t>
+            </w:r>
+          </w:p>
+        </w:tc>
+        <w:tc>
+          <w:tcPr>
+            <w:tcW w:type="dxa" w:w="1134"/>
+          </w:tcPr>
+          <w:p>
+            <w:pPr>
+              <w:spacing w:after="20" w:before="20" w:line="240" w:lineRule="auto"/>
+              <w:jc w:val="center"/>
+            </w:pPr>
+            <w:r>
+              <w:rPr>
+                <w:sz w:val="18"/>
+              </w:rPr>
+              <w:t>singlet</w:t>
+            </w:r>
+          </w:p>
+        </w:tc>
+        <w:tc>
+          <w:tcPr>
+            <w:tcW w:type="dxa" w:w="2041"/>
+          </w:tcPr>
+          <w:p>
+            <w:pPr>
+              <w:spacing w:after="20" w:before="20" w:line="240" w:lineRule="auto"/>
+              <w:jc w:val="center"/>
+            </w:pPr>
+            <w:r>
+              <w:rPr>
+                <w:sz w:val="18"/>
+              </w:rPr>
+              <w:t>511.1</w:t>
+            </w:r>
+          </w:p>
+        </w:tc>
+      </w:tr>
+      <w:tr>
+        <w:tc>
+          <w:tcPr>
+            <w:tcW w:type="dxa" w:w="907"/>
+          </w:tcPr>
+          <w:p>
+            <w:pPr>
+              <w:spacing w:after="20" w:before="20" w:line="240" w:lineRule="auto"/>
+              <w:jc w:val="center"/>
+            </w:pPr>
+            <w:r>
+              <w:rPr>
+                <w:sz w:val="18"/>
+              </w:rPr>
+              <w:t>0.90</w:t>
+            </w:r>
+          </w:p>
+        </w:tc>
+        <w:tc>
+          <w:tcPr>
+            <w:tcW w:type="dxa" w:w="1134"/>
+          </w:tcPr>
+          <w:p>
+            <w:pPr>
+              <w:spacing w:after="20" w:before="20" w:line="240" w:lineRule="auto"/>
+              <w:jc w:val="center"/>
+            </w:pPr>
+            <w:r>
+              <w:rPr>
+                <w:sz w:val="18"/>
+              </w:rPr>
+              <w:t>1.521</w:t>
+            </w:r>
+          </w:p>
+        </w:tc>
+        <w:tc>
+          <w:tcPr>
+            <w:tcW w:type="dxa" w:w="1134"/>
+          </w:tcPr>
+          <w:p>
+            <w:pPr>
+              <w:spacing w:after="20" w:before="20" w:line="240" w:lineRule="auto"/>
+              <w:jc w:val="center"/>
+            </w:pPr>
+            <w:r>
+              <w:rPr>
+                <w:sz w:val="18"/>
+              </w:rPr>
+              <w:t>triplet</w:t>
+            </w:r>
+          </w:p>
+        </w:tc>
+        <w:tc>
+          <w:tcPr>
+            <w:tcW w:type="dxa" w:w="2041"/>
+          </w:tcPr>
+          <w:p>
+            <w:pPr>
+              <w:spacing w:after="20" w:before="20" w:line="240" w:lineRule="auto"/>
+              <w:jc w:val="center"/>
+            </w:pPr>
+            <w:r>
+              <w:rPr>
+                <w:sz w:val="18"/>
+              </w:rPr>
+              <w:t>513.7</w:t>
+            </w:r>
+          </w:p>
+        </w:tc>
+      </w:tr>
+      <w:tr>
+        <w:tc>
+          <w:tcPr>
+            <w:tcW w:type="dxa" w:w="907"/>
+          </w:tcPr>
+          <w:p>
+            <w:pPr>
+              <w:spacing w:after="20" w:before="20" w:line="240" w:lineRule="auto"/>
+              <w:jc w:val="center"/>
+            </w:pPr>
+            <w:r>
+              <w:rPr>
+                <w:sz w:val="18"/>
+              </w:rPr>
+              <w:t>0.95</w:t>
+            </w:r>
+          </w:p>
+        </w:tc>
+        <w:tc>
+          <w:tcPr>
+            <w:tcW w:type="dxa" w:w="1134"/>
+          </w:tcPr>
+          <w:p>
+            <w:pPr>
+              <w:spacing w:after="20" w:before="20" w:line="240" w:lineRule="auto"/>
+              <w:jc w:val="center"/>
+            </w:pPr>
+            <w:r>
+              <w:rPr>
+                <w:sz w:val="18"/>
+              </w:rPr>
+              <w:t>1.605</w:t>
+            </w:r>
+          </w:p>
+        </w:tc>
+        <w:tc>
+          <w:tcPr>
+            <w:tcW w:type="dxa" w:w="1134"/>
+          </w:tcPr>
+          <w:p>
+            <w:pPr>
+              <w:spacing w:after="20" w:before="20" w:line="240" w:lineRule="auto"/>
+              <w:jc w:val="center"/>
+            </w:pPr>
+            <w:r>
+              <w:rPr>
+                <w:sz w:val="18"/>
+              </w:rPr>
+              <w:t>singlet</w:t>
+            </w:r>
+          </w:p>
+        </w:tc>
+        <w:tc>
+          <w:tcPr>
+            <w:tcW w:type="dxa" w:w="2041"/>
+          </w:tcPr>
+          <w:p>
+            <w:pPr>
+              <w:spacing w:after="20" w:before="20" w:line="240" w:lineRule="auto"/>
+              <w:jc w:val="center"/>
+            </w:pPr>
+            <w:r>
+              <w:rPr>
+                <w:sz w:val="18"/>
+              </w:rPr>
+              <w:t>92.0</w:t>
+            </w:r>
+          </w:p>
+        </w:tc>
+      </w:tr>
+      <w:tr>
+        <w:tc>
+          <w:tcPr>
+            <w:tcW w:type="dxa" w:w="907"/>
+          </w:tcPr>
+          <w:p>
+            <w:pPr>
+              <w:spacing w:after="20" w:before="20" w:line="240" w:lineRule="auto"/>
+              <w:jc w:val="center"/>
+            </w:pPr>
+            <w:r>
+              <w:rPr>
+                <w:sz w:val="18"/>
+              </w:rPr>
+              <w:t>0.95</w:t>
+            </w:r>
+          </w:p>
+        </w:tc>
+        <w:tc>
+          <w:tcPr>
+            <w:tcW w:type="dxa" w:w="1134"/>
+          </w:tcPr>
+          <w:p>
+            <w:pPr>
+              <w:spacing w:after="20" w:before="20" w:line="240" w:lineRule="auto"/>
+              <w:jc w:val="center"/>
+            </w:pPr>
+            <w:r>
+              <w:rPr>
+                <w:sz w:val="18"/>
+              </w:rPr>
+              <w:t>1.605</w:t>
+            </w:r>
+          </w:p>
+        </w:tc>
+        <w:tc>
+          <w:tcPr>
+            <w:tcW w:type="dxa" w:w="1134"/>
+          </w:tcPr>
+          <w:p>
+            <w:pPr>
+              <w:spacing w:after="20" w:before="20" w:line="240" w:lineRule="auto"/>
+              <w:jc w:val="center"/>
+            </w:pPr>
+            <w:r>
+              <w:rPr>
+                <w:sz w:val="18"/>
+              </w:rPr>
+              <w:t>triplet</w:t>
+            </w:r>
+          </w:p>
+        </w:tc>
+        <w:tc>
+          <w:tcPr>
+            <w:tcW w:type="dxa" w:w="2041"/>
+          </w:tcPr>
+          <w:p>
+            <w:pPr>
+              <w:spacing w:after="20" w:before="20" w:line="240" w:lineRule="auto"/>
+              <w:jc w:val="center"/>
+            </w:pPr>
+            <w:r>
+              <w:rPr>
+                <w:sz w:val="18"/>
+              </w:rPr>
+              <w:t>94.2</w:t>
+            </w:r>
+          </w:p>
+        </w:tc>
+      </w:tr>
+      <w:tr>
+        <w:tc>
+          <w:tcPr>
+            <w:tcW w:type="dxa" w:w="907"/>
+          </w:tcPr>
+          <w:p>
+            <w:pPr>
+              <w:spacing w:after="20" w:before="20" w:line="240" w:lineRule="auto"/>
+              <w:jc w:val="center"/>
+            </w:pPr>
+            <w:r>
+              <w:rPr>
+                <w:sz w:val="18"/>
+              </w:rPr>
+              <w:t>1.00</w:t>
+            </w:r>
+          </w:p>
+        </w:tc>
+        <w:tc>
+          <w:tcPr>
+            <w:tcW w:type="dxa" w:w="1134"/>
+          </w:tcPr>
+          <w:p>
+            <w:pPr>
+              <w:spacing w:after="20" w:before="20" w:line="240" w:lineRule="auto"/>
+              <w:jc w:val="center"/>
+            </w:pPr>
+            <w:r>
+              <w:rPr>
+                <w:sz w:val="18"/>
+              </w:rPr>
+              <w:t>1.690</w:t>
+            </w:r>
+          </w:p>
+        </w:tc>
+        <w:tc>
+          <w:tcPr>
+            <w:tcW w:type="dxa" w:w="1134"/>
+          </w:tcPr>
+          <w:p>
+            <w:pPr>
+              <w:spacing w:after="20" w:before="20" w:line="240" w:lineRule="auto"/>
+              <w:jc w:val="center"/>
+            </w:pPr>
+            <w:r>
+              <w:rPr>
+                <w:sz w:val="18"/>
+              </w:rPr>
+              <w:t>singlet</w:t>
+            </w:r>
+          </w:p>
+        </w:tc>
+        <w:tc>
+          <w:tcPr>
+            <w:tcW w:type="dxa" w:w="2041"/>
+          </w:tcPr>
+          <w:p>
+            <w:pPr>
+              <w:spacing w:after="20" w:before="20" w:line="240" w:lineRule="auto"/>
+              <w:jc w:val="center"/>
+            </w:pPr>
+            <w:r>
+              <w:rPr>
+                <w:sz w:val="18"/>
+              </w:rPr>
+              <w:t>0.0</w:t>
+            </w:r>
+          </w:p>
+        </w:tc>
+      </w:tr>
+      <w:tr>
+        <w:tc>
+          <w:tcPr>
+            <w:tcW w:type="dxa" w:w="907"/>
+          </w:tcPr>
+          <w:p>
+            <w:pPr>
+              <w:spacing w:after="20" w:before="20" w:line="240" w:lineRule="auto"/>
+              <w:jc w:val="center"/>
+            </w:pPr>
+            <w:r>
+              <w:rPr>
+                <w:sz w:val="18"/>
+              </w:rPr>
+              <w:t>1.00</w:t>
+            </w:r>
+          </w:p>
+        </w:tc>
+        <w:tc>
+          <w:tcPr>
+            <w:tcW w:type="dxa" w:w="1134"/>
+          </w:tcPr>
+          <w:p>
+            <w:pPr>
+              <w:spacing w:after="20" w:before="20" w:line="240" w:lineRule="auto"/>
+              <w:jc w:val="center"/>
+            </w:pPr>
+            <w:r>
+              <w:rPr>
+                <w:sz w:val="18"/>
+              </w:rPr>
+              <w:t>1.690</w:t>
+            </w:r>
+          </w:p>
+        </w:tc>
+        <w:tc>
+          <w:tcPr>
+            <w:tcW w:type="dxa" w:w="1134"/>
+          </w:tcPr>
+          <w:p>
+            <w:pPr>
+              <w:spacing w:after="20" w:before="20" w:line="240" w:lineRule="auto"/>
+              <w:jc w:val="center"/>
+            </w:pPr>
+            <w:r>
+              <w:rPr>
+                <w:sz w:val="18"/>
+              </w:rPr>
+              <w:t>triplet</w:t>
+            </w:r>
+          </w:p>
+        </w:tc>
+        <w:tc>
+          <w:tcPr>
+            <w:tcW w:type="dxa" w:w="2041"/>
+          </w:tcPr>
+          <w:p>
+            <w:pPr>
+              <w:spacing w:after="20" w:before="20" w:line="240" w:lineRule="auto"/>
+              <w:jc w:val="center"/>
+            </w:pPr>
+            <w:r>
+              <w:rPr>
+                <w:sz w:val="18"/>
+              </w:rPr>
+              <w:t>2.1</w:t>
+            </w:r>
+          </w:p>
+        </w:tc>
+      </w:tr>
+      <w:tr>
+        <w:tc>
+          <w:tcPr>
+            <w:tcW w:type="dxa" w:w="907"/>
+          </w:tcPr>
+          <w:p>
+            <w:pPr>
+              <w:spacing w:after="20" w:before="20" w:line="240" w:lineRule="auto"/>
+              <w:jc w:val="center"/>
+            </w:pPr>
+            <w:r>
+              <w:rPr>
+                <w:sz w:val="18"/>
+              </w:rPr>
+              <w:t>1.05</w:t>
+            </w:r>
+          </w:p>
+        </w:tc>
+        <w:tc>
+          <w:tcPr>
+            <w:tcW w:type="dxa" w:w="1134"/>
+          </w:tcPr>
+          <w:p>
+            <w:pPr>
+              <w:spacing w:after="20" w:before="20" w:line="240" w:lineRule="auto"/>
+              <w:jc w:val="center"/>
+            </w:pPr>
+            <w:r>
+              <w:rPr>
+                <w:sz w:val="18"/>
+              </w:rPr>
+              <w:t>1.774</w:t>
+            </w:r>
+          </w:p>
+        </w:tc>
+        <w:tc>
+          <w:tcPr>
+            <w:tcW w:type="dxa" w:w="1134"/>
+          </w:tcPr>
+          <w:p>
+            <w:pPr>
+              <w:spacing w:after="20" w:before="20" w:line="240" w:lineRule="auto"/>
+              <w:jc w:val="center"/>
+            </w:pPr>
+            <w:r>
+              <w:rPr>
+                <w:sz w:val="18"/>
+              </w:rPr>
+              <w:t>singlet</w:t>
+            </w:r>
+          </w:p>
+        </w:tc>
+        <w:tc>
+          <w:tcPr>
+            <w:tcW w:type="dxa" w:w="2041"/>
+          </w:tcPr>
+          <w:p>
+            <w:pPr>
+              <w:spacing w:after="20" w:before="20" w:line="240" w:lineRule="auto"/>
+              <w:jc w:val="center"/>
+            </w:pPr>
+            <w:r>
+              <w:rPr>
+                <w:sz w:val="18"/>
+              </w:rPr>
+              <w:t>102.0</w:t>
+            </w:r>
+          </w:p>
+        </w:tc>
+      </w:tr>
+      <w:tr>
+        <w:tc>
+          <w:tcPr>
+            <w:tcW w:type="dxa" w:w="907"/>
+          </w:tcPr>
+          <w:p>
+            <w:pPr>
+              <w:spacing w:after="20" w:before="20" w:line="240" w:lineRule="auto"/>
+              <w:jc w:val="center"/>
+            </w:pPr>
+            <w:r>
+              <w:rPr>
+                <w:sz w:val="18"/>
+              </w:rPr>
+              <w:t>1.05</w:t>
+            </w:r>
+          </w:p>
+        </w:tc>
+        <w:tc>
+          <w:tcPr>
+            <w:tcW w:type="dxa" w:w="1134"/>
+          </w:tcPr>
+          <w:p>
+            <w:pPr>
+              <w:spacing w:after="20" w:before="20" w:line="240" w:lineRule="auto"/>
+              <w:jc w:val="center"/>
+            </w:pPr>
+            <w:r>
+              <w:rPr>
+                <w:sz w:val="18"/>
+              </w:rPr>
+              <w:t>1.774</w:t>
+            </w:r>
+          </w:p>
+        </w:tc>
+        <w:tc>
+          <w:tcPr>
+            <w:tcW w:type="dxa" w:w="1134"/>
+          </w:tcPr>
+          <w:p>
+            <w:pPr>
+              <w:spacing w:after="20" w:before="20" w:line="240" w:lineRule="auto"/>
+              <w:jc w:val="center"/>
+            </w:pPr>
+            <w:r>
+              <w:rPr>
+                <w:sz w:val="18"/>
+              </w:rPr>
+              <w:t>triplet</w:t>
+            </w:r>
+          </w:p>
+        </w:tc>
+        <w:tc>
+          <w:tcPr>
+            <w:tcW w:type="dxa" w:w="2041"/>
+          </w:tcPr>
+          <w:p>
+            <w:pPr>
+              <w:spacing w:after="20" w:before="20" w:line="240" w:lineRule="auto"/>
+              <w:jc w:val="center"/>
+            </w:pPr>
+            <w:r>
+              <w:rPr>
+                <w:sz w:val="18"/>
+              </w:rPr>
+              <w:t>104.5</w:t>
+            </w:r>
+          </w:p>
+        </w:tc>
+      </w:tr>
+      <w:tr>
+        <w:tc>
+          <w:tcPr>
+            <w:tcW w:type="dxa" w:w="907"/>
+          </w:tcPr>
+          <w:p>
+            <w:pPr>
+              <w:spacing w:after="20" w:before="20" w:line="240" w:lineRule="auto"/>
+              <w:jc w:val="center"/>
+            </w:pPr>
+            <w:r>
+              <w:rPr>
+                <w:sz w:val="18"/>
+              </w:rPr>
+              <w:t>1.10</w:t>
+            </w:r>
+          </w:p>
+        </w:tc>
+        <w:tc>
+          <w:tcPr>
+            <w:tcW w:type="dxa" w:w="1134"/>
+          </w:tcPr>
+          <w:p>
+            <w:pPr>
+              <w:spacing w:after="20" w:before="20" w:line="240" w:lineRule="auto"/>
+              <w:jc w:val="center"/>
+            </w:pPr>
+            <w:r>
+              <w:rPr>
+                <w:sz w:val="18"/>
+              </w:rPr>
+              <w:t>1.859</w:t>
+            </w:r>
+          </w:p>
+        </w:tc>
+        <w:tc>
+          <w:tcPr>
+            <w:tcW w:type="dxa" w:w="1134"/>
+          </w:tcPr>
+          <w:p>
+            <w:pPr>
+              <w:spacing w:after="20" w:before="20" w:line="240" w:lineRule="auto"/>
+              <w:jc w:val="center"/>
+            </w:pPr>
+            <w:r>
+              <w:rPr>
+                <w:sz w:val="18"/>
+              </w:rPr>
+              <w:t>singlet</w:t>
+            </w:r>
+          </w:p>
+        </w:tc>
+        <w:tc>
+          <w:tcPr>
+            <w:tcW w:type="dxa" w:w="2041"/>
+          </w:tcPr>
+          <w:p>
+            <w:pPr>
+              <w:spacing w:after="20" w:before="20" w:line="240" w:lineRule="auto"/>
+              <w:jc w:val="center"/>
+            </w:pPr>
+            <w:r>
+              <w:rPr>
+                <w:sz w:val="18"/>
+              </w:rPr>
+              <w:t>325.4</w:t>
+            </w:r>
+          </w:p>
+        </w:tc>
+      </w:tr>
+      <w:tr>
+        <w:tc>
+          <w:tcPr>
+            <w:tcW w:type="dxa" w:w="907"/>
+            <w:tcBorders>
+              <w:bottom w:val="single" w:sz="12" w:color="000000"/>
+            </w:tcBorders>
+          </w:tcPr>
+          <w:p>
+            <w:pPr>
+              <w:spacing w:after="20" w:before="20" w:line="240" w:lineRule="auto"/>
+              <w:jc w:val="center"/>
+            </w:pPr>
+            <w:r>
+              <w:rPr>
+                <w:sz w:val="18"/>
+              </w:rPr>
+              <w:t>1.10</w:t>
+            </w:r>
+          </w:p>
+        </w:tc>
+        <w:tc>
+          <w:tcPr>
+            <w:tcW w:type="dxa" w:w="1134"/>
+            <w:tcBorders>
+              <w:bottom w:val="single" w:sz="12" w:color="000000"/>
+            </w:tcBorders>
+          </w:tcPr>
+          <w:p>
+            <w:pPr>
+              <w:spacing w:after="20" w:before="20" w:line="240" w:lineRule="auto"/>
+              <w:jc w:val="center"/>
+            </w:pPr>
+            <w:r>
+              <w:rPr>
+                <w:sz w:val="18"/>
+              </w:rPr>
+              <w:t>1.859</w:t>
+            </w:r>
+          </w:p>
+        </w:tc>
+        <w:tc>
+          <w:tcPr>
+            <w:tcW w:type="dxa" w:w="1134"/>
+            <w:tcBorders>
+              <w:bottom w:val="single" w:sz="12" w:color="000000"/>
+            </w:tcBorders>
+          </w:tcPr>
+          <w:p>
+            <w:pPr>
+              <w:spacing w:after="20" w:before="20" w:line="240" w:lineRule="auto"/>
+              <w:jc w:val="center"/>
+            </w:pPr>
+            <w:r>
+              <w:rPr>
+                <w:sz w:val="18"/>
+              </w:rPr>
+              <w:t>triplet</w:t>
+            </w:r>
+          </w:p>
+        </w:tc>
+        <w:tc>
+          <w:tcPr>
+            <w:tcW w:type="dxa" w:w="2041"/>
+            <w:tcBorders>
+              <w:bottom w:val="single" w:sz="12" w:color="000000"/>
+            </w:tcBorders>
+          </w:tcPr>
+          <w:p>
+            <w:pPr>
+              <w:spacing w:after="20" w:before="20" w:line="240" w:lineRule="auto"/>
+              <w:jc w:val="center"/>
+            </w:pPr>
+            <w:r>
+              <w:rPr>
+                <w:sz w:val="18"/>
+              </w:rPr>
+              <w:t>328.0</w:t>
+            </w:r>
+          </w:p>
+        </w:tc>
+      </w:tr>
+    </w:tbl>
+    <w:p>
+      <w:pPr>
+        <w:spacing w:after="80"/>
+      </w:pPr>
+    </w:p>
+    <w:p>
+      <w:pPr>
+        <w:keepNext/>
+        <w:spacing w:after="80"/>
+      </w:pPr>
+      <w:r>
+        <w:rPr>
+          <w:b/>
+          <w:sz w:val="20"/>
+        </w:rPr>
+        <w:t>Table S4</w:t>
+      </w:r>
+      <w:r>
+        <w:rPr>
+          <w:sz w:val="20"/>
+        </w:rPr>
+        <w:t xml:space="preserve"> </w:t>
+      </w:r>
+      <w:r>
+        <w:rPr>
+          <w:sz w:val="20"/>
+        </w:rPr>
+        <w:t>Re-relaxation of the restrained carrier taken from each physisorbed complex (drug removed); energy relative to the lowest, which is the reference for Δ</w:t>
+      </w:r>
+      <w:r>
+        <w:rPr>
+          <w:i/>
+          <w:sz w:val="20"/>
+        </w:rPr>
+        <w:t>E</w:t>
+      </w:r>
+      <w:r>
+        <w:rPr>
+          <w:sz w:val="20"/>
+          <w:vertAlign w:val="subscript"/>
+        </w:rPr>
+        <w:t>ads</w:t>
+      </w:r>
+      <w:r>
+        <w:rPr>
+          <w:sz w:val="20"/>
+        </w:rPr>
+        <w:t>.</w:t>
+      </w:r>
+    </w:p>
+    <w:tbl>
+      <w:tblPr>
+        <w:jc w:val="left"/>
+        <w:tblLayout w:type="fixed"/>
+        <w:tblLook w:firstColumn="1" w:firstRow="1" w:lastColumn="0" w:lastRow="0" w:noHBand="0" w:noVBand="1" w:val="04A0"/>
+        <w:tblBorders>
+          <w:top w:val="nil"/>
+          <w:left w:val="nil"/>
+          <w:bottom w:val="nil"/>
+          <w:right w:val="nil"/>
+          <w:insideH w:val="nil"/>
+          <w:insideV w:val="nil"/>
+        </w:tblBorders>
+        <w:tblLayout w:type="fixed"/>
+        <w:tblW w:w="5215" w:type="dxa"/>
+      </w:tblPr>
+      <w:tblGrid>
+        <w:gridCol w:w="3174"/>
+        <w:gridCol w:w="2040"/>
+      </w:tblGrid>
+      <w:tr>
+        <w:tc>
+          <w:tcPr>
+            <w:tcW w:type="dxa" w:w="3175"/>
+            <w:tcBorders>
+              <w:top w:val="single" w:sz="12" w:color="000000"/>
+              <w:bottom w:val="single" w:sz="6" w:color="000000"/>
+            </w:tcBorders>
+          </w:tcPr>
+          <w:p>
+            <w:pPr>
+              <w:spacing w:after="20" w:before="20" w:line="240" w:lineRule="auto"/>
+              <w:jc w:val="left"/>
+            </w:pPr>
+            <w:r>
+              <w:rPr>
+                <w:b/>
+                <w:sz w:val="16"/>
+              </w:rPr>
+              <w:t>Carrier from complex with</w:t>
+            </w:r>
+          </w:p>
+        </w:tc>
+        <w:tc>
+          <w:tcPr>
+            <w:tcW w:type="dxa" w:w="2041"/>
+            <w:tcBorders>
+              <w:top w:val="single" w:sz="12" w:color="000000"/>
+              <w:bottom w:val="single" w:sz="6" w:color="000000"/>
+            </w:tcBorders>
+          </w:tcPr>
+          <w:p>
+            <w:pPr>
+              <w:spacing w:after="20" w:before="20" w:line="240" w:lineRule="auto"/>
+              <w:jc w:val="center"/>
+            </w:pPr>
+            <w:r>
+              <w:rPr>
+                <w:b/>
+                <w:sz w:val="16"/>
+              </w:rPr>
+              <w:t>Δ</w:t>
+            </w:r>
+            <w:r>
+              <w:rPr>
+                <w:b/>
+                <w:i/>
+                <w:sz w:val="16"/>
+              </w:rPr>
+              <w:t>E</w:t>
+            </w:r>
+            <w:r>
+              <w:rPr>
+                <w:b/>
+                <w:sz w:val="16"/>
+              </w:rPr>
+              <w:t xml:space="preserve"> (kcal mol</w:t>
+            </w:r>
+            <w:r>
+              <w:rPr>
+                <w:b/>
+                <w:sz w:val="16"/>
+                <w:vertAlign w:val="superscript"/>
+              </w:rPr>
+              <w:t>−1</w:t>
+            </w:r>
+            <w:r>
+              <w:rPr>
+                <w:b/>
+                <w:sz w:val="16"/>
+              </w:rPr>
+              <w:t>)</w:t>
+            </w:r>
+          </w:p>
+        </w:tc>
+      </w:tr>
+      <w:tr>
+        <w:tc>
+          <w:tcPr>
+            <w:tcW w:type="dxa" w:w="3175"/>
+          </w:tcPr>
+          <w:p>
+            <w:pPr>
+              <w:spacing w:after="20" w:before="20" w:line="240" w:lineRule="auto"/>
+              <w:jc w:val="left"/>
+            </w:pPr>
+            <w:r>
+              <w:rPr>
+                <w:sz w:val="16"/>
+              </w:rPr>
+              <w:t>FDDNP</w:t>
+            </w:r>
+          </w:p>
+        </w:tc>
+        <w:tc>
+          <w:tcPr>
+            <w:tcW w:type="dxa" w:w="2041"/>
+          </w:tcPr>
+          <w:p>
+            <w:pPr>
+              <w:spacing w:after="20" w:before="20" w:line="240" w:lineRule="auto"/>
+              <w:jc w:val="center"/>
+            </w:pPr>
+            <w:r>
+              <w:rPr>
+                <w:sz w:val="16"/>
+              </w:rPr>
+              <w:t>0.00</w:t>
+            </w:r>
+          </w:p>
+        </w:tc>
+      </w:tr>
+      <w:tr>
+        <w:tc>
+          <w:tcPr>
+            <w:tcW w:type="dxa" w:w="3175"/>
+          </w:tcPr>
+          <w:p>
+            <w:pPr>
+              <w:spacing w:after="20" w:before="20" w:line="240" w:lineRule="auto"/>
+              <w:jc w:val="left"/>
+            </w:pPr>
+            <w:r>
+              <w:rPr>
+                <w:sz w:val="16"/>
+              </w:rPr>
+              <w:t>Quercetin</w:t>
+            </w:r>
+          </w:p>
+        </w:tc>
+        <w:tc>
+          <w:tcPr>
+            <w:tcW w:type="dxa" w:w="2041"/>
+          </w:tcPr>
+          <w:p>
+            <w:pPr>
+              <w:spacing w:after="20" w:before="20" w:line="240" w:lineRule="auto"/>
+              <w:jc w:val="center"/>
+            </w:pPr>
+            <w:r>
+              <w:rPr>
+                <w:sz w:val="16"/>
+              </w:rPr>
+              <w:t>0.02</w:t>
+            </w:r>
+          </w:p>
+        </w:tc>
+      </w:tr>
+      <w:tr>
+        <w:tc>
+          <w:tcPr>
+            <w:tcW w:type="dxa" w:w="3175"/>
+          </w:tcPr>
+          <w:p>
+            <w:pPr>
+              <w:spacing w:after="20" w:before="20" w:line="240" w:lineRule="auto"/>
+              <w:jc w:val="left"/>
+            </w:pPr>
+            <w:r>
+              <w:rPr>
+                <w:sz w:val="16"/>
+              </w:rPr>
+              <w:t>Myricetin</w:t>
+            </w:r>
+          </w:p>
+        </w:tc>
+        <w:tc>
+          <w:tcPr>
+            <w:tcW w:type="dxa" w:w="2041"/>
+          </w:tcPr>
+          <w:p>
+            <w:pPr>
+              <w:spacing w:after="20" w:before="20" w:line="240" w:lineRule="auto"/>
+              <w:jc w:val="center"/>
+            </w:pPr>
+            <w:r>
+              <w:rPr>
+                <w:sz w:val="16"/>
+              </w:rPr>
+              <w:t>0.06</w:t>
+            </w:r>
+          </w:p>
+        </w:tc>
+      </w:tr>
+      <w:tr>
+        <w:tc>
+          <w:tcPr>
+            <w:tcW w:type="dxa" w:w="3175"/>
+          </w:tcPr>
+          <w:p>
+            <w:pPr>
+              <w:spacing w:after="20" w:before="20" w:line="240" w:lineRule="auto"/>
+              <w:jc w:val="left"/>
+            </w:pPr>
+            <w:r>
+              <w:rPr>
+                <w:sz w:val="16"/>
+              </w:rPr>
+              <w:t>Azure A</w:t>
+            </w:r>
+          </w:p>
+        </w:tc>
+        <w:tc>
+          <w:tcPr>
+            <w:tcW w:type="dxa" w:w="2041"/>
+          </w:tcPr>
+          <w:p>
+            <w:pPr>
+              <w:spacing w:after="20" w:before="20" w:line="240" w:lineRule="auto"/>
+              <w:jc w:val="center"/>
+            </w:pPr>
+            <w:r>
+              <w:rPr>
+                <w:sz w:val="16"/>
+              </w:rPr>
+              <w:t>1.13</w:t>
+            </w:r>
+          </w:p>
+        </w:tc>
+      </w:tr>
+      <w:tr>
+        <w:tc>
+          <w:tcPr>
+            <w:tcW w:type="dxa" w:w="3175"/>
+          </w:tcPr>
+          <w:p>
+            <w:pPr>
+              <w:spacing w:after="20" w:before="20" w:line="240" w:lineRule="auto"/>
+              <w:jc w:val="left"/>
+            </w:pPr>
+            <w:r>
+              <w:rPr>
+                <w:sz w:val="16"/>
+              </w:rPr>
+              <w:t>Thioflavin-T</w:t>
+            </w:r>
+          </w:p>
+        </w:tc>
+        <w:tc>
+          <w:tcPr>
+            <w:tcW w:type="dxa" w:w="2041"/>
+          </w:tcPr>
+          <w:p>
+            <w:pPr>
+              <w:spacing w:after="20" w:before="20" w:line="240" w:lineRule="auto"/>
+              <w:jc w:val="center"/>
+            </w:pPr>
+            <w:r>
+              <w:rPr>
+                <w:sz w:val="16"/>
+              </w:rPr>
+              <w:t>1.16</w:t>
+            </w:r>
+          </w:p>
+        </w:tc>
+      </w:tr>
+      <w:tr>
+        <w:tc>
+          <w:tcPr>
+            <w:tcW w:type="dxa" w:w="3175"/>
+          </w:tcPr>
+          <w:p>
+            <w:pPr>
+              <w:spacing w:after="20" w:before="20" w:line="240" w:lineRule="auto"/>
+              <w:jc w:val="left"/>
+            </w:pPr>
+            <w:r>
+              <w:rPr>
+                <w:sz w:val="16"/>
+              </w:rPr>
+              <w:t>Fisetin</w:t>
+            </w:r>
+          </w:p>
+        </w:tc>
+        <w:tc>
+          <w:tcPr>
+            <w:tcW w:type="dxa" w:w="2041"/>
+          </w:tcPr>
+          <w:p>
+            <w:pPr>
+              <w:spacing w:after="20" w:before="20" w:line="240" w:lineRule="auto"/>
+              <w:jc w:val="center"/>
+            </w:pPr>
+            <w:r>
+              <w:rPr>
+                <w:sz w:val="16"/>
+              </w:rPr>
+              <w:t>1.18</w:t>
+            </w:r>
+          </w:p>
+        </w:tc>
+      </w:tr>
+      <w:tr>
+        <w:tc>
+          <w:tcPr>
+            <w:tcW w:type="dxa" w:w="3175"/>
+          </w:tcPr>
+          <w:p>
+            <w:pPr>
+              <w:spacing w:after="20" w:before="20" w:line="240" w:lineRule="auto"/>
+              <w:jc w:val="left"/>
+            </w:pPr>
+            <w:r>
+              <w:rPr>
+                <w:sz w:val="16"/>
+              </w:rPr>
+              <w:t>Rivastigmine</w:t>
+            </w:r>
+          </w:p>
+        </w:tc>
+        <w:tc>
+          <w:tcPr>
+            <w:tcW w:type="dxa" w:w="2041"/>
+          </w:tcPr>
+          <w:p>
+            <w:pPr>
+              <w:spacing w:after="20" w:before="20" w:line="240" w:lineRule="auto"/>
+              <w:jc w:val="center"/>
+            </w:pPr>
+            <w:r>
+              <w:rPr>
+                <w:sz w:val="16"/>
+              </w:rPr>
+              <w:t>1.20</w:t>
+            </w:r>
+          </w:p>
+        </w:tc>
+      </w:tr>
+      <w:tr>
+        <w:tc>
+          <w:tcPr>
+            <w:tcW w:type="dxa" w:w="3175"/>
+          </w:tcPr>
+          <w:p>
+            <w:pPr>
+              <w:spacing w:after="20" w:before="20" w:line="240" w:lineRule="auto"/>
+              <w:jc w:val="left"/>
+            </w:pPr>
+            <w:r>
+              <w:rPr>
+                <w:sz w:val="16"/>
+              </w:rPr>
+              <w:t>Anle138b</w:t>
+            </w:r>
+          </w:p>
+        </w:tc>
+        <w:tc>
+          <w:tcPr>
+            <w:tcW w:type="dxa" w:w="2041"/>
+          </w:tcPr>
+          <w:p>
+            <w:pPr>
+              <w:spacing w:after="20" w:before="20" w:line="240" w:lineRule="auto"/>
+              <w:jc w:val="center"/>
+            </w:pPr>
+            <w:r>
+              <w:rPr>
+                <w:sz w:val="16"/>
+              </w:rPr>
+              <w:t>1.20</w:t>
+            </w:r>
+          </w:p>
+        </w:tc>
+      </w:tr>
+      <w:tr>
+        <w:tc>
+          <w:tcPr>
+            <w:tcW w:type="dxa" w:w="3175"/>
+          </w:tcPr>
+          <w:p>
+            <w:pPr>
+              <w:spacing w:after="20" w:before="20" w:line="240" w:lineRule="auto"/>
+              <w:jc w:val="left"/>
+            </w:pPr>
+            <w:r>
+              <w:rPr>
+                <w:sz w:val="16"/>
+              </w:rPr>
+              <w:t>Toluidine Blue O</w:t>
+            </w:r>
+          </w:p>
+        </w:tc>
+        <w:tc>
+          <w:tcPr>
+            <w:tcW w:type="dxa" w:w="2041"/>
+          </w:tcPr>
+          <w:p>
+            <w:pPr>
+              <w:spacing w:after="20" w:before="20" w:line="240" w:lineRule="auto"/>
+              <w:jc w:val="center"/>
+            </w:pPr>
+            <w:r>
+              <w:rPr>
+                <w:sz w:val="16"/>
+              </w:rPr>
+              <w:t>1.21</w:t>
+            </w:r>
+          </w:p>
+        </w:tc>
+      </w:tr>
+      <w:tr>
+        <w:tc>
+          <w:tcPr>
+            <w:tcW w:type="dxa" w:w="3175"/>
+          </w:tcPr>
+          <w:p>
+            <w:pPr>
+              <w:spacing w:after="20" w:before="20" w:line="240" w:lineRule="auto"/>
+              <w:jc w:val="left"/>
+            </w:pPr>
+            <w:r>
+              <w:rPr>
+                <w:sz w:val="16"/>
+              </w:rPr>
+              <w:t>Rosmarinic Acid</w:t>
+            </w:r>
+          </w:p>
+        </w:tc>
+        <w:tc>
+          <w:tcPr>
+            <w:tcW w:type="dxa" w:w="2041"/>
+          </w:tcPr>
+          <w:p>
+            <w:pPr>
+              <w:spacing w:after="20" w:before="20" w:line="240" w:lineRule="auto"/>
+              <w:jc w:val="center"/>
+            </w:pPr>
+            <w:r>
+              <w:rPr>
+                <w:sz w:val="16"/>
+              </w:rPr>
+              <w:t>1.24</w:t>
+            </w:r>
+          </w:p>
+        </w:tc>
+      </w:tr>
+      <w:tr>
+        <w:tc>
+          <w:tcPr>
+            <w:tcW w:type="dxa" w:w="3175"/>
+          </w:tcPr>
+          <w:p>
+            <w:pPr>
+              <w:spacing w:after="20" w:before="20" w:line="240" w:lineRule="auto"/>
+              <w:jc w:val="left"/>
+            </w:pPr>
+            <w:r>
+              <w:rPr>
+                <w:sz w:val="16"/>
+              </w:rPr>
+              <w:t>Baicalein</w:t>
+            </w:r>
+          </w:p>
+        </w:tc>
+        <w:tc>
+          <w:tcPr>
+            <w:tcW w:type="dxa" w:w="2041"/>
+          </w:tcPr>
+          <w:p>
+            <w:pPr>
+              <w:spacing w:after="20" w:before="20" w:line="240" w:lineRule="auto"/>
+              <w:jc w:val="center"/>
+            </w:pPr>
+            <w:r>
+              <w:rPr>
+                <w:sz w:val="16"/>
+              </w:rPr>
+              <w:t>1.27</w:t>
+            </w:r>
+          </w:p>
+        </w:tc>
+      </w:tr>
+      <w:tr>
+        <w:tc>
+          <w:tcPr>
+            <w:tcW w:type="dxa" w:w="3175"/>
+          </w:tcPr>
+          <w:p>
+            <w:pPr>
+              <w:spacing w:after="20" w:before="20" w:line="240" w:lineRule="auto"/>
+              <w:jc w:val="left"/>
+            </w:pPr>
+            <w:r>
+              <w:rPr>
+                <w:sz w:val="16"/>
+              </w:rPr>
+              <w:t>Apigenin</w:t>
+            </w:r>
+          </w:p>
+        </w:tc>
+        <w:tc>
+          <w:tcPr>
+            <w:tcW w:type="dxa" w:w="2041"/>
+          </w:tcPr>
+          <w:p>
+            <w:pPr>
+              <w:spacing w:after="20" w:before="20" w:line="240" w:lineRule="auto"/>
+              <w:jc w:val="center"/>
+            </w:pPr>
+            <w:r>
+              <w:rPr>
+                <w:sz w:val="16"/>
+              </w:rPr>
+              <w:t>1.29</w:t>
+            </w:r>
+          </w:p>
+        </w:tc>
+      </w:tr>
+      <w:tr>
+        <w:tc>
+          <w:tcPr>
+            <w:tcW w:type="dxa" w:w="3175"/>
+          </w:tcPr>
+          <w:p>
+            <w:pPr>
+              <w:spacing w:after="20" w:before="20" w:line="240" w:lineRule="auto"/>
+              <w:jc w:val="left"/>
+            </w:pPr>
+            <w:r>
+              <w:rPr>
+                <w:sz w:val="16"/>
+              </w:rPr>
+              <w:t>Honokiol</w:t>
+            </w:r>
+          </w:p>
+        </w:tc>
+        <w:tc>
+          <w:tcPr>
+            <w:tcW w:type="dxa" w:w="2041"/>
+          </w:tcPr>
+          <w:p>
+            <w:pPr>
+              <w:spacing w:after="20" w:before="20" w:line="240" w:lineRule="auto"/>
+              <w:jc w:val="center"/>
+            </w:pPr>
+            <w:r>
+              <w:rPr>
+                <w:sz w:val="16"/>
+              </w:rPr>
+              <w:t>1.30</w:t>
+            </w:r>
+          </w:p>
+        </w:tc>
+      </w:tr>
+      <w:tr>
+        <w:tc>
+          <w:tcPr>
+            <w:tcW w:type="dxa" w:w="3175"/>
+          </w:tcPr>
+          <w:p>
+            <w:pPr>
+              <w:spacing w:after="20" w:before="20" w:line="240" w:lineRule="auto"/>
+              <w:jc w:val="left"/>
+            </w:pPr>
+            <w:r>
+              <w:rPr>
+                <w:sz w:val="16"/>
+              </w:rPr>
+              <w:t>Memantine</w:t>
+            </w:r>
+          </w:p>
+        </w:tc>
+        <w:tc>
+          <w:tcPr>
+            <w:tcW w:type="dxa" w:w="2041"/>
+          </w:tcPr>
+          <w:p>
+            <w:pPr>
+              <w:spacing w:after="20" w:before="20" w:line="240" w:lineRule="auto"/>
+              <w:jc w:val="center"/>
+            </w:pPr>
+            <w:r>
+              <w:rPr>
+                <w:sz w:val="16"/>
+              </w:rPr>
+              <w:t>1.31</w:t>
+            </w:r>
+          </w:p>
+        </w:tc>
+      </w:tr>
+      <w:tr>
+        <w:tc>
+          <w:tcPr>
+            <w:tcW w:type="dxa" w:w="3175"/>
+          </w:tcPr>
+          <w:p>
+            <w:pPr>
+              <w:spacing w:after="20" w:before="20" w:line="240" w:lineRule="auto"/>
+              <w:jc w:val="left"/>
+            </w:pPr>
+            <w:r>
+              <w:rPr>
+                <w:sz w:val="16"/>
+              </w:rPr>
+              <w:t>Galantamine</w:t>
+            </w:r>
+          </w:p>
+        </w:tc>
+        <w:tc>
+          <w:tcPr>
+            <w:tcW w:type="dxa" w:w="2041"/>
+          </w:tcPr>
+          <w:p>
+            <w:pPr>
+              <w:spacing w:after="20" w:before="20" w:line="240" w:lineRule="auto"/>
+              <w:jc w:val="center"/>
+            </w:pPr>
+            <w:r>
+              <w:rPr>
+                <w:sz w:val="16"/>
+              </w:rPr>
+              <w:t>1.31</w:t>
+            </w:r>
+          </w:p>
+        </w:tc>
+      </w:tr>
+      <w:tr>
+        <w:tc>
+          <w:tcPr>
+            <w:tcW w:type="dxa" w:w="3175"/>
+          </w:tcPr>
+          <w:p>
+            <w:pPr>
+              <w:spacing w:after="20" w:before="20" w:line="240" w:lineRule="auto"/>
+              <w:jc w:val="left"/>
+            </w:pPr>
+            <w:r>
+              <w:rPr>
+                <w:sz w:val="16"/>
+              </w:rPr>
+              <w:t>Hydromethylthionine</w:t>
+            </w:r>
+          </w:p>
+        </w:tc>
+        <w:tc>
+          <w:tcPr>
+            <w:tcW w:type="dxa" w:w="2041"/>
+          </w:tcPr>
+          <w:p>
+            <w:pPr>
+              <w:spacing w:after="20" w:before="20" w:line="240" w:lineRule="auto"/>
+              <w:jc w:val="center"/>
+            </w:pPr>
+            <w:r>
+              <w:rPr>
+                <w:sz w:val="16"/>
+              </w:rPr>
+              <w:t>1.33</w:t>
+            </w:r>
+          </w:p>
+        </w:tc>
+      </w:tr>
+      <w:tr>
+        <w:tc>
+          <w:tcPr>
+            <w:tcW w:type="dxa" w:w="3175"/>
+          </w:tcPr>
+          <w:p>
+            <w:pPr>
+              <w:spacing w:after="20" w:before="20" w:line="240" w:lineRule="auto"/>
+              <w:jc w:val="left"/>
+            </w:pPr>
+            <w:r>
+              <w:rPr>
+                <w:sz w:val="16"/>
+              </w:rPr>
+              <w:t>Bexarotene</w:t>
+            </w:r>
+          </w:p>
+        </w:tc>
+        <w:tc>
+          <w:tcPr>
+            <w:tcW w:type="dxa" w:w="2041"/>
+          </w:tcPr>
+          <w:p>
+            <w:pPr>
+              <w:spacing w:after="20" w:before="20" w:line="240" w:lineRule="auto"/>
+              <w:jc w:val="center"/>
+            </w:pPr>
+            <w:r>
+              <w:rPr>
+                <w:sz w:val="16"/>
+              </w:rPr>
+              <w:t>1.33</w:t>
+            </w:r>
+          </w:p>
+        </w:tc>
+      </w:tr>
+      <w:tr>
+        <w:tc>
+          <w:tcPr>
+            <w:tcW w:type="dxa" w:w="3175"/>
+          </w:tcPr>
+          <w:p>
+            <w:pPr>
+              <w:spacing w:after="20" w:before="20" w:line="240" w:lineRule="auto"/>
+              <w:jc w:val="left"/>
+            </w:pPr>
+            <w:r>
+              <w:rPr>
+                <w:sz w:val="16"/>
+              </w:rPr>
+              <w:t>Luteolin</w:t>
+            </w:r>
+          </w:p>
+        </w:tc>
+        <w:tc>
+          <w:tcPr>
+            <w:tcW w:type="dxa" w:w="2041"/>
+          </w:tcPr>
+          <w:p>
+            <w:pPr>
+              <w:spacing w:after="20" w:before="20" w:line="240" w:lineRule="auto"/>
+              <w:jc w:val="center"/>
+            </w:pPr>
+            <w:r>
+              <w:rPr>
+                <w:sz w:val="16"/>
+              </w:rPr>
+              <w:t>1.33</w:t>
+            </w:r>
+          </w:p>
+        </w:tc>
+      </w:tr>
+      <w:tr>
+        <w:tc>
+          <w:tcPr>
+            <w:tcW w:type="dxa" w:w="3175"/>
+          </w:tcPr>
+          <w:p>
+            <w:pPr>
+              <w:spacing w:after="20" w:before="20" w:line="240" w:lineRule="auto"/>
+              <w:jc w:val="left"/>
+            </w:pPr>
+            <w:r>
+              <w:rPr>
+                <w:sz w:val="16"/>
+              </w:rPr>
+              <w:t>Curcumin</w:t>
+            </w:r>
+          </w:p>
+        </w:tc>
+        <w:tc>
+          <w:tcPr>
+            <w:tcW w:type="dxa" w:w="2041"/>
+          </w:tcPr>
+          <w:p>
+            <w:pPr>
+              <w:spacing w:after="20" w:before="20" w:line="240" w:lineRule="auto"/>
+              <w:jc w:val="center"/>
+            </w:pPr>
+            <w:r>
+              <w:rPr>
+                <w:sz w:val="16"/>
+              </w:rPr>
+              <w:t>1.36</w:t>
+            </w:r>
+          </w:p>
+        </w:tc>
+      </w:tr>
+      <w:tr>
+        <w:tc>
+          <w:tcPr>
+            <w:tcW w:type="dxa" w:w="3175"/>
+          </w:tcPr>
+          <w:p>
+            <w:pPr>
+              <w:spacing w:after="20" w:before="20" w:line="240" w:lineRule="auto"/>
+              <w:jc w:val="left"/>
+            </w:pPr>
+            <w:r>
+              <w:rPr>
+                <w:sz w:val="16"/>
+              </w:rPr>
+              <w:t>EGCG</w:t>
+            </w:r>
+          </w:p>
+        </w:tc>
+        <w:tc>
+          <w:tcPr>
+            <w:tcW w:type="dxa" w:w="2041"/>
+          </w:tcPr>
+          <w:p>
+            <w:pPr>
+              <w:spacing w:after="20" w:before="20" w:line="240" w:lineRule="auto"/>
+              <w:jc w:val="center"/>
+            </w:pPr>
+            <w:r>
+              <w:rPr>
+                <w:sz w:val="16"/>
+              </w:rPr>
+              <w:t>1.37</w:t>
+            </w:r>
+          </w:p>
+        </w:tc>
+      </w:tr>
+      <w:tr>
+        <w:tc>
+          <w:tcPr>
+            <w:tcW w:type="dxa" w:w="3175"/>
+          </w:tcPr>
+          <w:p>
+            <w:pPr>
+              <w:spacing w:after="20" w:before="20" w:line="240" w:lineRule="auto"/>
+              <w:jc w:val="left"/>
+            </w:pPr>
+            <w:r>
+              <w:rPr>
+                <w:sz w:val="16"/>
+              </w:rPr>
+              <w:t>Resveratrol</w:t>
+            </w:r>
+          </w:p>
+        </w:tc>
+        <w:tc>
+          <w:tcPr>
+            <w:tcW w:type="dxa" w:w="2041"/>
+          </w:tcPr>
+          <w:p>
+            <w:pPr>
+              <w:spacing w:after="20" w:before="20" w:line="240" w:lineRule="auto"/>
+              <w:jc w:val="center"/>
+            </w:pPr>
+            <w:r>
+              <w:rPr>
+                <w:sz w:val="16"/>
+              </w:rPr>
+              <w:t>1.38</w:t>
+            </w:r>
+          </w:p>
+        </w:tc>
+      </w:tr>
+      <w:tr>
+        <w:tc>
+          <w:tcPr>
+            <w:tcW w:type="dxa" w:w="3175"/>
+          </w:tcPr>
+          <w:p>
+            <w:pPr>
+              <w:spacing w:after="20" w:before="20" w:line="240" w:lineRule="auto"/>
+              <w:jc w:val="left"/>
+            </w:pPr>
+            <w:r>
+              <w:rPr>
+                <w:sz w:val="16"/>
+              </w:rPr>
+              <w:t>AZD1080</w:t>
+            </w:r>
+          </w:p>
+        </w:tc>
+        <w:tc>
+          <w:tcPr>
+            <w:tcW w:type="dxa" w:w="2041"/>
+          </w:tcPr>
+          <w:p>
+            <w:pPr>
+              <w:spacing w:after="20" w:before="20" w:line="240" w:lineRule="auto"/>
+              <w:jc w:val="center"/>
+            </w:pPr>
+            <w:r>
+              <w:rPr>
+                <w:sz w:val="16"/>
+              </w:rPr>
+              <w:t>1.40</w:t>
+            </w:r>
+          </w:p>
+        </w:tc>
+      </w:tr>
+      <w:tr>
+        <w:tc>
+          <w:tcPr>
+            <w:tcW w:type="dxa" w:w="3175"/>
+          </w:tcPr>
+          <w:p>
+            <w:pPr>
+              <w:spacing w:after="20" w:before="20" w:line="240" w:lineRule="auto"/>
+              <w:jc w:val="left"/>
+            </w:pPr>
+            <w:r>
+              <w:rPr>
+                <w:sz w:val="16"/>
+              </w:rPr>
+              <w:t>Methylene Blue</w:t>
+            </w:r>
+          </w:p>
+        </w:tc>
+        <w:tc>
+          <w:tcPr>
+            <w:tcW w:type="dxa" w:w="2041"/>
+          </w:tcPr>
+          <w:p>
+            <w:pPr>
+              <w:spacing w:after="20" w:before="20" w:line="240" w:lineRule="auto"/>
+              <w:jc w:val="center"/>
+            </w:pPr>
+            <w:r>
+              <w:rPr>
+                <w:sz w:val="16"/>
+              </w:rPr>
+              <w:t>2.93</w:t>
+            </w:r>
+          </w:p>
+        </w:tc>
+      </w:tr>
+      <w:tr>
+        <w:tc>
+          <w:tcPr>
+            <w:tcW w:type="dxa" w:w="3175"/>
+          </w:tcPr>
+          <w:p>
+            <w:pPr>
+              <w:spacing w:after="20" w:before="20" w:line="240" w:lineRule="auto"/>
+              <w:jc w:val="left"/>
+            </w:pPr>
+            <w:r>
+              <w:rPr>
+                <w:sz w:val="16"/>
+              </w:rPr>
+              <w:t>Tacrine</w:t>
+            </w:r>
+          </w:p>
+        </w:tc>
+        <w:tc>
+          <w:tcPr>
+            <w:tcW w:type="dxa" w:w="2041"/>
+          </w:tcPr>
+          <w:p>
+            <w:pPr>
+              <w:spacing w:after="20" w:before="20" w:line="240" w:lineRule="auto"/>
+              <w:jc w:val="center"/>
+            </w:pPr>
+            <w:r>
+              <w:rPr>
+                <w:sz w:val="16"/>
+              </w:rPr>
+              <w:t>3.03</w:t>
+            </w:r>
+          </w:p>
+        </w:tc>
+      </w:tr>
+      <w:tr>
+        <w:tc>
+          <w:tcPr>
+            <w:tcW w:type="dxa" w:w="3175"/>
+            <w:tcBorders>
+              <w:bottom w:val="single" w:sz="12" w:color="000000"/>
+            </w:tcBorders>
+          </w:tcPr>
+          <w:p>
+            <w:pPr>
+              <w:spacing w:after="20" w:before="20" w:line="240" w:lineRule="auto"/>
+              <w:jc w:val="left"/>
+            </w:pPr>
+            <w:r>
+              <w:rPr>
+                <w:sz w:val="16"/>
+              </w:rPr>
+              <w:t>Donepezil</w:t>
+            </w:r>
+          </w:p>
+        </w:tc>
+        <w:tc>
+          <w:tcPr>
+            <w:tcW w:type="dxa" w:w="2041"/>
+            <w:tcBorders>
+              <w:bottom w:val="single" w:sz="12" w:color="000000"/>
+            </w:tcBorders>
+          </w:tcPr>
+          <w:p>
+            <w:pPr>
+              <w:spacing w:after="20" w:before="20" w:line="240" w:lineRule="auto"/>
+              <w:jc w:val="center"/>
+            </w:pPr>
+            <w:r>
+              <w:rPr>
+                <w:sz w:val="16"/>
+              </w:rPr>
+              <w:t>3.12</w:t>
+            </w:r>
+          </w:p>
+        </w:tc>
+      </w:tr>
+    </w:tbl>
+    <w:p>
+      <w:pPr>
+        <w:spacing w:after="80"/>
+      </w:pPr>
+    </w:p>
+    <w:p>
+      <w:pPr>
+        <w:keepNext/>
+        <w:spacing w:after="80"/>
+      </w:pPr>
+      <w:r>
+        <w:rPr>
+          <w:b/>
+          <w:sz w:val="20"/>
+        </w:rPr>
+        <w:t>Table S5</w:t>
+      </w:r>
+      <w:r>
+        <w:rPr>
+          <w:sz w:val="20"/>
+        </w:rPr>
+        <w:t xml:space="preserve"> </w:t>
+      </w:r>
+      <w:r>
+        <w:rPr>
+          <w:sz w:val="20"/>
+        </w:rPr>
+        <w:t>Redocking controls for GTP-1 (ligand Y9H) at chain K of PDB 8FUG.</w:t>
+      </w:r>
+    </w:p>
+    <w:tbl>
+      <w:tblPr>
+        <w:jc w:val="left"/>
+        <w:tblLayout w:type="fixed"/>
+        <w:tblLook w:firstColumn="1" w:firstRow="1" w:lastColumn="0" w:lastRow="0" w:noHBand="0" w:noVBand="1" w:val="04A0"/>
+        <w:tblBorders>
+          <w:top w:val="nil"/>
+          <w:left w:val="nil"/>
+          <w:bottom w:val="nil"/>
+          <w:right w:val="nil"/>
+          <w:insideH w:val="nil"/>
+          <w:insideV w:val="nil"/>
+        </w:tblBorders>
+        <w:tblLayout w:type="fixed"/>
+        <w:tblW w:w="9070" w:type="dxa"/>
+      </w:tblPr>
+      <w:tblGrid>
+        <w:gridCol w:w="5368"/>
+        <w:gridCol w:w="1851"/>
+        <w:gridCol w:w="1018"/>
+        <w:gridCol w:w="833"/>
+      </w:tblGrid>
+      <w:tr>
+        <w:tc>
+          <w:tcPr>
+            <w:tcW w:type="dxa" w:w="5368"/>
+            <w:tcBorders>
+              <w:top w:val="single" w:sz="12" w:color="000000"/>
+              <w:bottom w:val="single" w:sz="6" w:color="000000"/>
+            </w:tcBorders>
+          </w:tcPr>
+          <w:p>
+            <w:pPr>
+              <w:spacing w:after="20" w:before="20" w:line="240" w:lineRule="auto"/>
+              <w:jc w:val="left"/>
+            </w:pPr>
+            <w:r>
+              <w:rPr>
+                <w:b/>
+                <w:sz w:val="16"/>
+              </w:rPr>
+              <w:t>Control</w:t>
+            </w:r>
+          </w:p>
+        </w:tc>
+        <w:tc>
+          <w:tcPr>
+            <w:tcW w:type="dxa" w:w="1851"/>
+            <w:tcBorders>
+              <w:top w:val="single" w:sz="12" w:color="000000"/>
+              <w:bottom w:val="single" w:sz="6" w:color="000000"/>
+            </w:tcBorders>
+          </w:tcPr>
+          <w:p>
+            <w:pPr>
+              <w:spacing w:after="20" w:before="20" w:line="240" w:lineRule="auto"/>
+              <w:jc w:val="center"/>
+            </w:pPr>
+            <w:r>
+              <w:rPr>
+                <w:b/>
+                <w:sz w:val="16"/>
+              </w:rPr>
+              <w:t>Vina (kcal mol</w:t>
+            </w:r>
+            <w:r>
+              <w:rPr>
+                <w:b/>
+                <w:sz w:val="16"/>
+                <w:vertAlign w:val="superscript"/>
+              </w:rPr>
+              <w:t>−1</w:t>
+            </w:r>
+            <w:r>
+              <w:rPr>
+                <w:b/>
+                <w:sz w:val="16"/>
+              </w:rPr>
+              <w:t>)</w:t>
+            </w:r>
+          </w:p>
+        </w:tc>
+        <w:tc>
+          <w:tcPr>
+            <w:tcW w:type="dxa" w:w="1018"/>
+            <w:tcBorders>
+              <w:top w:val="single" w:sz="12" w:color="000000"/>
+              <w:bottom w:val="single" w:sz="6" w:color="000000"/>
+            </w:tcBorders>
+          </w:tcPr>
+          <w:p>
+            <w:pPr>
+              <w:spacing w:after="20" w:before="20" w:line="240" w:lineRule="auto"/>
+              <w:jc w:val="center"/>
+            </w:pPr>
+            <w:r>
+              <w:rPr>
+                <w:b/>
+                <w:sz w:val="16"/>
+              </w:rPr>
+              <w:t>RMSD (Å)</w:t>
+            </w:r>
+          </w:p>
+        </w:tc>
+        <w:tc>
+          <w:tcPr>
+            <w:tcW w:type="dxa" w:w="833"/>
+            <w:tcBorders>
+              <w:top w:val="single" w:sz="12" w:color="000000"/>
+              <w:bottom w:val="single" w:sz="6" w:color="000000"/>
+            </w:tcBorders>
+          </w:tcPr>
+          <w:p>
+            <w:pPr>
+              <w:spacing w:after="20" w:before="20" w:line="240" w:lineRule="auto"/>
+              <w:jc w:val="center"/>
+            </w:pPr>
+            <w:r>
+              <w:rPr>
+                <w:b/>
+                <w:sz w:val="16"/>
+              </w:rPr>
+              <w:t>Status</w:t>
+            </w:r>
+          </w:p>
+        </w:tc>
+      </w:tr>
+      <w:tr>
+        <w:tc>
+          <w:tcPr>
+            <w:tcW w:type="dxa" w:w="5368"/>
+          </w:tcPr>
+          <w:p>
+            <w:pPr>
+              <w:spacing w:after="20" w:before="20" w:line="240" w:lineRule="auto"/>
+              <w:jc w:val="left"/>
+            </w:pPr>
+            <w:r>
+              <w:rPr>
+                <w:sz w:val="16"/>
+              </w:rPr>
+              <w:t>ligand-free fibril: self-redock, crystal conformation</w:t>
+            </w:r>
+          </w:p>
+        </w:tc>
+        <w:tc>
+          <w:tcPr>
+            <w:tcW w:type="dxa" w:w="1851"/>
+          </w:tcPr>
+          <w:p>
+            <w:pPr>
+              <w:spacing w:after="20" w:before="20" w:line="240" w:lineRule="auto"/>
+              <w:jc w:val="center"/>
+            </w:pPr>
+            <w:r>
+              <w:rPr>
+                <w:sz w:val="16"/>
+              </w:rPr>
+              <w:t>−7.48</w:t>
+            </w:r>
+          </w:p>
+        </w:tc>
+        <w:tc>
+          <w:tcPr>
+            <w:tcW w:type="dxa" w:w="1018"/>
+          </w:tcPr>
+          <w:p>
+            <w:pPr>
+              <w:spacing w:after="20" w:before="20" w:line="240" w:lineRule="auto"/>
+              <w:jc w:val="center"/>
+            </w:pPr>
+            <w:r>
+              <w:rPr>
+                <w:sz w:val="16"/>
+              </w:rPr>
+              <w:t>6.73</w:t>
+            </w:r>
+          </w:p>
+        </w:tc>
+        <w:tc>
+          <w:tcPr>
+            <w:tcW w:type="dxa" w:w="833"/>
+          </w:tcPr>
+          <w:p>
+            <w:pPr>
+              <w:spacing w:after="20" w:before="20" w:line="240" w:lineRule="auto"/>
+              <w:jc w:val="center"/>
+            </w:pPr>
+            <w:r>
+              <w:rPr>
+                <w:sz w:val="16"/>
+              </w:rPr>
+              <w:t>FAILED</w:t>
+            </w:r>
+          </w:p>
+        </w:tc>
+      </w:tr>
+      <w:tr>
+        <w:tc>
+          <w:tcPr>
+            <w:tcW w:type="dxa" w:w="5368"/>
+          </w:tcPr>
+          <w:p>
+            <w:pPr>
+              <w:spacing w:after="20" w:before="20" w:line="240" w:lineRule="auto"/>
+              <w:jc w:val="left"/>
+            </w:pPr>
+            <w:r>
+              <w:rPr>
+                <w:sz w:val="16"/>
+              </w:rPr>
+              <w:t>ligand-free fibril: production protocol, from SMILES</w:t>
+            </w:r>
+          </w:p>
+        </w:tc>
+        <w:tc>
+          <w:tcPr>
+            <w:tcW w:type="dxa" w:w="1851"/>
+          </w:tcPr>
+          <w:p>
+            <w:pPr>
+              <w:spacing w:after="20" w:before="20" w:line="240" w:lineRule="auto"/>
+              <w:jc w:val="center"/>
+            </w:pPr>
+            <w:r>
+              <w:rPr>
+                <w:sz w:val="16"/>
+              </w:rPr>
+              <w:t>−8.34</w:t>
+            </w:r>
+          </w:p>
+        </w:tc>
+        <w:tc>
+          <w:tcPr>
+            <w:tcW w:type="dxa" w:w="1018"/>
+          </w:tcPr>
+          <w:p>
+            <w:pPr>
+              <w:spacing w:after="20" w:before="20" w:line="240" w:lineRule="auto"/>
+              <w:jc w:val="center"/>
+            </w:pPr>
+            <w:r>
+              <w:rPr>
+                <w:sz w:val="16"/>
+              </w:rPr>
+              <w:t>6.28</w:t>
+            </w:r>
+          </w:p>
+        </w:tc>
+        <w:tc>
+          <w:tcPr>
+            <w:tcW w:type="dxa" w:w="833"/>
+          </w:tcPr>
+          <w:p>
+            <w:pPr>
+              <w:spacing w:after="20" w:before="20" w:line="240" w:lineRule="auto"/>
+              <w:jc w:val="center"/>
+            </w:pPr>
+            <w:r>
+              <w:rPr>
+                <w:sz w:val="16"/>
+              </w:rPr>
+              <w:t>FAILED</w:t>
+            </w:r>
+          </w:p>
+        </w:tc>
+      </w:tr>
+      <w:tr>
+        <w:tc>
+          <w:tcPr>
+            <w:tcW w:type="dxa" w:w="5368"/>
+          </w:tcPr>
+          <w:p>
+            <w:pPr>
+              <w:spacing w:after="20" w:before="20" w:line="240" w:lineRule="auto"/>
+              <w:jc w:val="left"/>
+            </w:pPr>
+            <w:r>
+              <w:rPr>
+                <w:sz w:val="16"/>
+              </w:rPr>
+              <w:t>tracer stack present: self-redock, crystal conformation</w:t>
+            </w:r>
+          </w:p>
+        </w:tc>
+        <w:tc>
+          <w:tcPr>
+            <w:tcW w:type="dxa" w:w="1851"/>
+          </w:tcPr>
+          <w:p>
+            <w:pPr>
+              <w:spacing w:after="20" w:before="20" w:line="240" w:lineRule="auto"/>
+              <w:jc w:val="center"/>
+            </w:pPr>
+            <w:r>
+              <w:rPr>
+                <w:sz w:val="16"/>
+              </w:rPr>
+              <w:t>−9.59</w:t>
+            </w:r>
+          </w:p>
+        </w:tc>
+        <w:tc>
+          <w:tcPr>
+            <w:tcW w:type="dxa" w:w="1018"/>
+          </w:tcPr>
+          <w:p>
+            <w:pPr>
+              <w:spacing w:after="20" w:before="20" w:line="240" w:lineRule="auto"/>
+              <w:jc w:val="center"/>
+            </w:pPr>
+            <w:r>
+              <w:rPr>
+                <w:sz w:val="16"/>
+              </w:rPr>
+              <w:t>0.71</w:t>
+            </w:r>
+          </w:p>
+        </w:tc>
+        <w:tc>
+          <w:tcPr>
+            <w:tcW w:type="dxa" w:w="833"/>
+          </w:tcPr>
+          <w:p>
+            <w:pPr>
+              <w:spacing w:after="20" w:before="20" w:line="240" w:lineRule="auto"/>
+              <w:jc w:val="center"/>
+            </w:pPr>
+            <w:r>
+              <w:rPr>
+                <w:sz w:val="16"/>
+              </w:rPr>
+              <w:t>PASSED</w:t>
+            </w:r>
+          </w:p>
+        </w:tc>
+      </w:tr>
+      <w:tr>
+        <w:tc>
+          <w:tcPr>
+            <w:tcW w:type="dxa" w:w="5368"/>
+            <w:tcBorders>
+              <w:bottom w:val="single" w:sz="12" w:color="000000"/>
+            </w:tcBorders>
+          </w:tcPr>
+          <w:p>
+            <w:pPr>
+              <w:spacing w:after="20" w:before="20" w:line="240" w:lineRule="auto"/>
+              <w:jc w:val="left"/>
+            </w:pPr>
+            <w:r>
+              <w:rPr>
+                <w:sz w:val="16"/>
+              </w:rPr>
+              <w:t>tracer stack present: production protocol, from SMILES</w:t>
+            </w:r>
+          </w:p>
+        </w:tc>
+        <w:tc>
+          <w:tcPr>
+            <w:tcW w:type="dxa" w:w="1851"/>
+            <w:tcBorders>
+              <w:bottom w:val="single" w:sz="12" w:color="000000"/>
+            </w:tcBorders>
+          </w:tcPr>
+          <w:p>
+            <w:pPr>
+              <w:spacing w:after="20" w:before="20" w:line="240" w:lineRule="auto"/>
+              <w:jc w:val="center"/>
+            </w:pPr>
+            <w:r>
+              <w:rPr>
+                <w:sz w:val="16"/>
+              </w:rPr>
+              <w:t>−8.28</w:t>
+            </w:r>
+          </w:p>
+        </w:tc>
+        <w:tc>
+          <w:tcPr>
+            <w:tcW w:type="dxa" w:w="1018"/>
+            <w:tcBorders>
+              <w:bottom w:val="single" w:sz="12" w:color="000000"/>
+            </w:tcBorders>
+          </w:tcPr>
+          <w:p>
+            <w:pPr>
+              <w:spacing w:after="20" w:before="20" w:line="240" w:lineRule="auto"/>
+              <w:jc w:val="center"/>
+            </w:pPr>
+            <w:r>
+              <w:rPr>
+                <w:sz w:val="16"/>
+              </w:rPr>
+              <w:t>2.81</w:t>
+            </w:r>
+          </w:p>
+        </w:tc>
+        <w:tc>
+          <w:tcPr>
+            <w:tcW w:type="dxa" w:w="833"/>
+            <w:tcBorders>
+              <w:bottom w:val="single" w:sz="12" w:color="000000"/>
+            </w:tcBorders>
+          </w:tcPr>
+          <w:p>
+            <w:pPr>
+              <w:spacing w:after="20" w:before="20" w:line="240" w:lineRule="auto"/>
+              <w:jc w:val="center"/>
+            </w:pPr>
+            <w:r>
+              <w:rPr>
+                <w:sz w:val="16"/>
+              </w:rPr>
+              <w:t>FAILED</w:t>
+            </w:r>
+          </w:p>
+        </w:tc>
+      </w:tr>
+    </w:tbl>
+    <w:p>
+      <w:pPr>
+        <w:spacing w:after="80"/>
+      </w:pPr>
+    </w:p>
+    <w:p>
+      <w:pPr>
+        <w:keepNext/>
+        <w:spacing w:after="80"/>
+      </w:pPr>
+      <w:r>
+        <w:rPr>
+          <w:b/>
+          <w:sz w:val="20"/>
+        </w:rPr>
+        <w:t>Table S6</w:t>
       </w:r>
       <w:r>
         <w:rPr>
@@ -7059,3611 +10664,6 @@
                 <w:sz w:val="15"/>
               </w:rPr>
               <w:t>yes</w:t>
-            </w:r>
-          </w:p>
-        </w:tc>
-      </w:tr>
-    </w:tbl>
-    <w:p>
-      <w:pPr>
-        <w:spacing w:after="80"/>
-      </w:pPr>
-    </w:p>
-    <w:p>
-      <w:pPr>
-        <w:keepNext/>
-        <w:spacing w:after="80"/>
-      </w:pPr>
-      <w:r>
-        <w:rPr>
-          <w:b/>
-          <w:sz w:val="20"/>
-        </w:rPr>
-        <w:t>Table S3</w:t>
-      </w:r>
-      <w:r>
-        <w:rPr>
-          <w:sz w:val="20"/>
-        </w:rPr>
-        <w:t xml:space="preserve"> </w:t>
-      </w:r>
-      <w:r>
-        <w:rPr>
-          <w:sz w:val="20"/>
-        </w:rPr>
-        <w:t>GFN2-xTB single-point energies of the planar B</w:t>
-      </w:r>
-      <w:r>
-        <w:rPr>
-          <w:sz w:val="20"/>
-          <w:vertAlign w:val="subscript"/>
-        </w:rPr>
-        <w:t>44</w:t>
-      </w:r>
-      <w:r>
-        <w:rPr>
-          <w:sz w:val="20"/>
-        </w:rPr>
-        <w:t>H</w:t>
-      </w:r>
-      <w:r>
-        <w:rPr>
-          <w:sz w:val="20"/>
-          <w:vertAlign w:val="subscript"/>
-        </w:rPr>
-        <w:t>16</w:t>
-      </w:r>
-      <w:r>
-        <w:rPr>
-          <w:sz w:val="20"/>
-        </w:rPr>
-        <w:t xml:space="preserve"> flake with the boron lattice scaled uniformly (hydrogens moved with their boron), relative to the lowest value.</w:t>
-      </w:r>
-    </w:p>
-    <w:tbl>
-      <w:tblPr>
-        <w:jc w:val="left"/>
-        <w:tblLayout w:type="fixed"/>
-        <w:tblLook w:firstColumn="1" w:firstRow="1" w:lastColumn="0" w:lastRow="0" w:noHBand="0" w:noVBand="1" w:val="04A0"/>
-        <w:tblBorders>
-          <w:top w:val="nil"/>
-          <w:left w:val="nil"/>
-          <w:bottom w:val="nil"/>
-          <w:right w:val="nil"/>
-          <w:insideH w:val="nil"/>
-          <w:insideV w:val="nil"/>
-        </w:tblBorders>
-        <w:tblLayout w:type="fixed"/>
-        <w:tblW w:w="5215" w:type="dxa"/>
-      </w:tblPr>
-      <w:tblGrid>
-        <w:gridCol w:w="907"/>
-        <w:gridCol w:w="1133"/>
-        <w:gridCol w:w="1133"/>
-        <w:gridCol w:w="2040"/>
-      </w:tblGrid>
-      <w:tr>
-        <w:tc>
-          <w:tcPr>
-            <w:tcW w:type="dxa" w:w="907"/>
-            <w:tcBorders>
-              <w:top w:val="single" w:sz="12" w:color="000000"/>
-              <w:bottom w:val="single" w:sz="6" w:color="000000"/>
-            </w:tcBorders>
-          </w:tcPr>
-          <w:p>
-            <w:pPr>
-              <w:spacing w:after="20" w:before="20" w:line="240" w:lineRule="auto"/>
-              <w:jc w:val="center"/>
-            </w:pPr>
-            <w:r>
-              <w:rPr>
-                <w:b/>
-                <w:sz w:val="18"/>
-              </w:rPr>
-              <w:t>Scale</w:t>
-            </w:r>
-          </w:p>
-        </w:tc>
-        <w:tc>
-          <w:tcPr>
-            <w:tcW w:type="dxa" w:w="1134"/>
-            <w:tcBorders>
-              <w:top w:val="single" w:sz="12" w:color="000000"/>
-              <w:bottom w:val="single" w:sz="6" w:color="000000"/>
-            </w:tcBorders>
-          </w:tcPr>
-          <w:p>
-            <w:pPr>
-              <w:spacing w:after="20" w:before="20" w:line="240" w:lineRule="auto"/>
-              <w:jc w:val="center"/>
-            </w:pPr>
-            <w:r>
-              <w:rPr>
-                <w:b/>
-                <w:i/>
-                <w:sz w:val="18"/>
-              </w:rPr>
-              <w:t>d</w:t>
-            </w:r>
-            <w:r>
-              <w:rPr>
-                <w:b/>
-                <w:sz w:val="18"/>
-                <w:vertAlign w:val="subscript"/>
-              </w:rPr>
-              <w:t>BB</w:t>
-            </w:r>
-            <w:r>
-              <w:rPr>
-                <w:b/>
-                <w:sz w:val="18"/>
-              </w:rPr>
-              <w:t xml:space="preserve"> (Å)</w:t>
-            </w:r>
-          </w:p>
-        </w:tc>
-        <w:tc>
-          <w:tcPr>
-            <w:tcW w:type="dxa" w:w="1134"/>
-            <w:tcBorders>
-              <w:top w:val="single" w:sz="12" w:color="000000"/>
-              <w:bottom w:val="single" w:sz="6" w:color="000000"/>
-            </w:tcBorders>
-          </w:tcPr>
-          <w:p>
-            <w:pPr>
-              <w:spacing w:after="20" w:before="20" w:line="240" w:lineRule="auto"/>
-              <w:jc w:val="center"/>
-            </w:pPr>
-            <w:r>
-              <w:rPr>
-                <w:b/>
-                <w:sz w:val="18"/>
-              </w:rPr>
-              <w:t>State</w:t>
-            </w:r>
-          </w:p>
-        </w:tc>
-        <w:tc>
-          <w:tcPr>
-            <w:tcW w:type="dxa" w:w="2041"/>
-            <w:tcBorders>
-              <w:top w:val="single" w:sz="12" w:color="000000"/>
-              <w:bottom w:val="single" w:sz="6" w:color="000000"/>
-            </w:tcBorders>
-          </w:tcPr>
-          <w:p>
-            <w:pPr>
-              <w:spacing w:after="20" w:before="20" w:line="240" w:lineRule="auto"/>
-              <w:jc w:val="center"/>
-            </w:pPr>
-            <w:r>
-              <w:rPr>
-                <w:b/>
-                <w:sz w:val="18"/>
-              </w:rPr>
-              <w:t>Δ</w:t>
-            </w:r>
-            <w:r>
-              <w:rPr>
-                <w:b/>
-                <w:i/>
-                <w:sz w:val="18"/>
-              </w:rPr>
-              <w:t>E</w:t>
-            </w:r>
-            <w:r>
-              <w:rPr>
-                <w:b/>
-                <w:sz w:val="18"/>
-              </w:rPr>
-              <w:t xml:space="preserve"> (kcal mol</w:t>
-            </w:r>
-            <w:r>
-              <w:rPr>
-                <w:b/>
-                <w:sz w:val="18"/>
-                <w:vertAlign w:val="superscript"/>
-              </w:rPr>
-              <w:t>−1</w:t>
-            </w:r>
-            <w:r>
-              <w:rPr>
-                <w:b/>
-                <w:sz w:val="18"/>
-              </w:rPr>
-              <w:t>)</w:t>
-            </w:r>
-          </w:p>
-        </w:tc>
-      </w:tr>
-      <w:tr>
-        <w:tc>
-          <w:tcPr>
-            <w:tcW w:type="dxa" w:w="907"/>
-          </w:tcPr>
-          <w:p>
-            <w:pPr>
-              <w:spacing w:after="20" w:before="20" w:line="240" w:lineRule="auto"/>
-              <w:jc w:val="center"/>
-            </w:pPr>
-            <w:r>
-              <w:rPr>
-                <w:sz w:val="18"/>
-              </w:rPr>
-              <w:t>0.90</w:t>
-            </w:r>
-          </w:p>
-        </w:tc>
-        <w:tc>
-          <w:tcPr>
-            <w:tcW w:type="dxa" w:w="1134"/>
-          </w:tcPr>
-          <w:p>
-            <w:pPr>
-              <w:spacing w:after="20" w:before="20" w:line="240" w:lineRule="auto"/>
-              <w:jc w:val="center"/>
-            </w:pPr>
-            <w:r>
-              <w:rPr>
-                <w:sz w:val="18"/>
-              </w:rPr>
-              <w:t>1.521</w:t>
-            </w:r>
-          </w:p>
-        </w:tc>
-        <w:tc>
-          <w:tcPr>
-            <w:tcW w:type="dxa" w:w="1134"/>
-          </w:tcPr>
-          <w:p>
-            <w:pPr>
-              <w:spacing w:after="20" w:before="20" w:line="240" w:lineRule="auto"/>
-              <w:jc w:val="center"/>
-            </w:pPr>
-            <w:r>
-              <w:rPr>
-                <w:sz w:val="18"/>
-              </w:rPr>
-              <w:t>singlet</w:t>
-            </w:r>
-          </w:p>
-        </w:tc>
-        <w:tc>
-          <w:tcPr>
-            <w:tcW w:type="dxa" w:w="2041"/>
-          </w:tcPr>
-          <w:p>
-            <w:pPr>
-              <w:spacing w:after="20" w:before="20" w:line="240" w:lineRule="auto"/>
-              <w:jc w:val="center"/>
-            </w:pPr>
-            <w:r>
-              <w:rPr>
-                <w:sz w:val="18"/>
-              </w:rPr>
-              <w:t>511.1</w:t>
-            </w:r>
-          </w:p>
-        </w:tc>
-      </w:tr>
-      <w:tr>
-        <w:tc>
-          <w:tcPr>
-            <w:tcW w:type="dxa" w:w="907"/>
-          </w:tcPr>
-          <w:p>
-            <w:pPr>
-              <w:spacing w:after="20" w:before="20" w:line="240" w:lineRule="auto"/>
-              <w:jc w:val="center"/>
-            </w:pPr>
-            <w:r>
-              <w:rPr>
-                <w:sz w:val="18"/>
-              </w:rPr>
-              <w:t>0.90</w:t>
-            </w:r>
-          </w:p>
-        </w:tc>
-        <w:tc>
-          <w:tcPr>
-            <w:tcW w:type="dxa" w:w="1134"/>
-          </w:tcPr>
-          <w:p>
-            <w:pPr>
-              <w:spacing w:after="20" w:before="20" w:line="240" w:lineRule="auto"/>
-              <w:jc w:val="center"/>
-            </w:pPr>
-            <w:r>
-              <w:rPr>
-                <w:sz w:val="18"/>
-              </w:rPr>
-              <w:t>1.521</w:t>
-            </w:r>
-          </w:p>
-        </w:tc>
-        <w:tc>
-          <w:tcPr>
-            <w:tcW w:type="dxa" w:w="1134"/>
-          </w:tcPr>
-          <w:p>
-            <w:pPr>
-              <w:spacing w:after="20" w:before="20" w:line="240" w:lineRule="auto"/>
-              <w:jc w:val="center"/>
-            </w:pPr>
-            <w:r>
-              <w:rPr>
-                <w:sz w:val="18"/>
-              </w:rPr>
-              <w:t>triplet</w:t>
-            </w:r>
-          </w:p>
-        </w:tc>
-        <w:tc>
-          <w:tcPr>
-            <w:tcW w:type="dxa" w:w="2041"/>
-          </w:tcPr>
-          <w:p>
-            <w:pPr>
-              <w:spacing w:after="20" w:before="20" w:line="240" w:lineRule="auto"/>
-              <w:jc w:val="center"/>
-            </w:pPr>
-            <w:r>
-              <w:rPr>
-                <w:sz w:val="18"/>
-              </w:rPr>
-              <w:t>513.7</w:t>
-            </w:r>
-          </w:p>
-        </w:tc>
-      </w:tr>
-      <w:tr>
-        <w:tc>
-          <w:tcPr>
-            <w:tcW w:type="dxa" w:w="907"/>
-          </w:tcPr>
-          <w:p>
-            <w:pPr>
-              <w:spacing w:after="20" w:before="20" w:line="240" w:lineRule="auto"/>
-              <w:jc w:val="center"/>
-            </w:pPr>
-            <w:r>
-              <w:rPr>
-                <w:sz w:val="18"/>
-              </w:rPr>
-              <w:t>0.95</w:t>
-            </w:r>
-          </w:p>
-        </w:tc>
-        <w:tc>
-          <w:tcPr>
-            <w:tcW w:type="dxa" w:w="1134"/>
-          </w:tcPr>
-          <w:p>
-            <w:pPr>
-              <w:spacing w:after="20" w:before="20" w:line="240" w:lineRule="auto"/>
-              <w:jc w:val="center"/>
-            </w:pPr>
-            <w:r>
-              <w:rPr>
-                <w:sz w:val="18"/>
-              </w:rPr>
-              <w:t>1.605</w:t>
-            </w:r>
-          </w:p>
-        </w:tc>
-        <w:tc>
-          <w:tcPr>
-            <w:tcW w:type="dxa" w:w="1134"/>
-          </w:tcPr>
-          <w:p>
-            <w:pPr>
-              <w:spacing w:after="20" w:before="20" w:line="240" w:lineRule="auto"/>
-              <w:jc w:val="center"/>
-            </w:pPr>
-            <w:r>
-              <w:rPr>
-                <w:sz w:val="18"/>
-              </w:rPr>
-              <w:t>singlet</w:t>
-            </w:r>
-          </w:p>
-        </w:tc>
-        <w:tc>
-          <w:tcPr>
-            <w:tcW w:type="dxa" w:w="2041"/>
-          </w:tcPr>
-          <w:p>
-            <w:pPr>
-              <w:spacing w:after="20" w:before="20" w:line="240" w:lineRule="auto"/>
-              <w:jc w:val="center"/>
-            </w:pPr>
-            <w:r>
-              <w:rPr>
-                <w:sz w:val="18"/>
-              </w:rPr>
-              <w:t>92.0</w:t>
-            </w:r>
-          </w:p>
-        </w:tc>
-      </w:tr>
-      <w:tr>
-        <w:tc>
-          <w:tcPr>
-            <w:tcW w:type="dxa" w:w="907"/>
-          </w:tcPr>
-          <w:p>
-            <w:pPr>
-              <w:spacing w:after="20" w:before="20" w:line="240" w:lineRule="auto"/>
-              <w:jc w:val="center"/>
-            </w:pPr>
-            <w:r>
-              <w:rPr>
-                <w:sz w:val="18"/>
-              </w:rPr>
-              <w:t>0.95</w:t>
-            </w:r>
-          </w:p>
-        </w:tc>
-        <w:tc>
-          <w:tcPr>
-            <w:tcW w:type="dxa" w:w="1134"/>
-          </w:tcPr>
-          <w:p>
-            <w:pPr>
-              <w:spacing w:after="20" w:before="20" w:line="240" w:lineRule="auto"/>
-              <w:jc w:val="center"/>
-            </w:pPr>
-            <w:r>
-              <w:rPr>
-                <w:sz w:val="18"/>
-              </w:rPr>
-              <w:t>1.605</w:t>
-            </w:r>
-          </w:p>
-        </w:tc>
-        <w:tc>
-          <w:tcPr>
-            <w:tcW w:type="dxa" w:w="1134"/>
-          </w:tcPr>
-          <w:p>
-            <w:pPr>
-              <w:spacing w:after="20" w:before="20" w:line="240" w:lineRule="auto"/>
-              <w:jc w:val="center"/>
-            </w:pPr>
-            <w:r>
-              <w:rPr>
-                <w:sz w:val="18"/>
-              </w:rPr>
-              <w:t>triplet</w:t>
-            </w:r>
-          </w:p>
-        </w:tc>
-        <w:tc>
-          <w:tcPr>
-            <w:tcW w:type="dxa" w:w="2041"/>
-          </w:tcPr>
-          <w:p>
-            <w:pPr>
-              <w:spacing w:after="20" w:before="20" w:line="240" w:lineRule="auto"/>
-              <w:jc w:val="center"/>
-            </w:pPr>
-            <w:r>
-              <w:rPr>
-                <w:sz w:val="18"/>
-              </w:rPr>
-              <w:t>94.2</w:t>
-            </w:r>
-          </w:p>
-        </w:tc>
-      </w:tr>
-      <w:tr>
-        <w:tc>
-          <w:tcPr>
-            <w:tcW w:type="dxa" w:w="907"/>
-          </w:tcPr>
-          <w:p>
-            <w:pPr>
-              <w:spacing w:after="20" w:before="20" w:line="240" w:lineRule="auto"/>
-              <w:jc w:val="center"/>
-            </w:pPr>
-            <w:r>
-              <w:rPr>
-                <w:sz w:val="18"/>
-              </w:rPr>
-              <w:t>1.00</w:t>
-            </w:r>
-          </w:p>
-        </w:tc>
-        <w:tc>
-          <w:tcPr>
-            <w:tcW w:type="dxa" w:w="1134"/>
-          </w:tcPr>
-          <w:p>
-            <w:pPr>
-              <w:spacing w:after="20" w:before="20" w:line="240" w:lineRule="auto"/>
-              <w:jc w:val="center"/>
-            </w:pPr>
-            <w:r>
-              <w:rPr>
-                <w:sz w:val="18"/>
-              </w:rPr>
-              <w:t>1.690</w:t>
-            </w:r>
-          </w:p>
-        </w:tc>
-        <w:tc>
-          <w:tcPr>
-            <w:tcW w:type="dxa" w:w="1134"/>
-          </w:tcPr>
-          <w:p>
-            <w:pPr>
-              <w:spacing w:after="20" w:before="20" w:line="240" w:lineRule="auto"/>
-              <w:jc w:val="center"/>
-            </w:pPr>
-            <w:r>
-              <w:rPr>
-                <w:sz w:val="18"/>
-              </w:rPr>
-              <w:t>singlet</w:t>
-            </w:r>
-          </w:p>
-        </w:tc>
-        <w:tc>
-          <w:tcPr>
-            <w:tcW w:type="dxa" w:w="2041"/>
-          </w:tcPr>
-          <w:p>
-            <w:pPr>
-              <w:spacing w:after="20" w:before="20" w:line="240" w:lineRule="auto"/>
-              <w:jc w:val="center"/>
-            </w:pPr>
-            <w:r>
-              <w:rPr>
-                <w:sz w:val="18"/>
-              </w:rPr>
-              <w:t>0.0</w:t>
-            </w:r>
-          </w:p>
-        </w:tc>
-      </w:tr>
-      <w:tr>
-        <w:tc>
-          <w:tcPr>
-            <w:tcW w:type="dxa" w:w="907"/>
-          </w:tcPr>
-          <w:p>
-            <w:pPr>
-              <w:spacing w:after="20" w:before="20" w:line="240" w:lineRule="auto"/>
-              <w:jc w:val="center"/>
-            </w:pPr>
-            <w:r>
-              <w:rPr>
-                <w:sz w:val="18"/>
-              </w:rPr>
-              <w:t>1.00</w:t>
-            </w:r>
-          </w:p>
-        </w:tc>
-        <w:tc>
-          <w:tcPr>
-            <w:tcW w:type="dxa" w:w="1134"/>
-          </w:tcPr>
-          <w:p>
-            <w:pPr>
-              <w:spacing w:after="20" w:before="20" w:line="240" w:lineRule="auto"/>
-              <w:jc w:val="center"/>
-            </w:pPr>
-            <w:r>
-              <w:rPr>
-                <w:sz w:val="18"/>
-              </w:rPr>
-              <w:t>1.690</w:t>
-            </w:r>
-          </w:p>
-        </w:tc>
-        <w:tc>
-          <w:tcPr>
-            <w:tcW w:type="dxa" w:w="1134"/>
-          </w:tcPr>
-          <w:p>
-            <w:pPr>
-              <w:spacing w:after="20" w:before="20" w:line="240" w:lineRule="auto"/>
-              <w:jc w:val="center"/>
-            </w:pPr>
-            <w:r>
-              <w:rPr>
-                <w:sz w:val="18"/>
-              </w:rPr>
-              <w:t>triplet</w:t>
-            </w:r>
-          </w:p>
-        </w:tc>
-        <w:tc>
-          <w:tcPr>
-            <w:tcW w:type="dxa" w:w="2041"/>
-          </w:tcPr>
-          <w:p>
-            <w:pPr>
-              <w:spacing w:after="20" w:before="20" w:line="240" w:lineRule="auto"/>
-              <w:jc w:val="center"/>
-            </w:pPr>
-            <w:r>
-              <w:rPr>
-                <w:sz w:val="18"/>
-              </w:rPr>
-              <w:t>2.1</w:t>
-            </w:r>
-          </w:p>
-        </w:tc>
-      </w:tr>
-      <w:tr>
-        <w:tc>
-          <w:tcPr>
-            <w:tcW w:type="dxa" w:w="907"/>
-          </w:tcPr>
-          <w:p>
-            <w:pPr>
-              <w:spacing w:after="20" w:before="20" w:line="240" w:lineRule="auto"/>
-              <w:jc w:val="center"/>
-            </w:pPr>
-            <w:r>
-              <w:rPr>
-                <w:sz w:val="18"/>
-              </w:rPr>
-              <w:t>1.05</w:t>
-            </w:r>
-          </w:p>
-        </w:tc>
-        <w:tc>
-          <w:tcPr>
-            <w:tcW w:type="dxa" w:w="1134"/>
-          </w:tcPr>
-          <w:p>
-            <w:pPr>
-              <w:spacing w:after="20" w:before="20" w:line="240" w:lineRule="auto"/>
-              <w:jc w:val="center"/>
-            </w:pPr>
-            <w:r>
-              <w:rPr>
-                <w:sz w:val="18"/>
-              </w:rPr>
-              <w:t>1.774</w:t>
-            </w:r>
-          </w:p>
-        </w:tc>
-        <w:tc>
-          <w:tcPr>
-            <w:tcW w:type="dxa" w:w="1134"/>
-          </w:tcPr>
-          <w:p>
-            <w:pPr>
-              <w:spacing w:after="20" w:before="20" w:line="240" w:lineRule="auto"/>
-              <w:jc w:val="center"/>
-            </w:pPr>
-            <w:r>
-              <w:rPr>
-                <w:sz w:val="18"/>
-              </w:rPr>
-              <w:t>singlet</w:t>
-            </w:r>
-          </w:p>
-        </w:tc>
-        <w:tc>
-          <w:tcPr>
-            <w:tcW w:type="dxa" w:w="2041"/>
-          </w:tcPr>
-          <w:p>
-            <w:pPr>
-              <w:spacing w:after="20" w:before="20" w:line="240" w:lineRule="auto"/>
-              <w:jc w:val="center"/>
-            </w:pPr>
-            <w:r>
-              <w:rPr>
-                <w:sz w:val="18"/>
-              </w:rPr>
-              <w:t>102.0</w:t>
-            </w:r>
-          </w:p>
-        </w:tc>
-      </w:tr>
-      <w:tr>
-        <w:tc>
-          <w:tcPr>
-            <w:tcW w:type="dxa" w:w="907"/>
-          </w:tcPr>
-          <w:p>
-            <w:pPr>
-              <w:spacing w:after="20" w:before="20" w:line="240" w:lineRule="auto"/>
-              <w:jc w:val="center"/>
-            </w:pPr>
-            <w:r>
-              <w:rPr>
-                <w:sz w:val="18"/>
-              </w:rPr>
-              <w:t>1.05</w:t>
-            </w:r>
-          </w:p>
-        </w:tc>
-        <w:tc>
-          <w:tcPr>
-            <w:tcW w:type="dxa" w:w="1134"/>
-          </w:tcPr>
-          <w:p>
-            <w:pPr>
-              <w:spacing w:after="20" w:before="20" w:line="240" w:lineRule="auto"/>
-              <w:jc w:val="center"/>
-            </w:pPr>
-            <w:r>
-              <w:rPr>
-                <w:sz w:val="18"/>
-              </w:rPr>
-              <w:t>1.774</w:t>
-            </w:r>
-          </w:p>
-        </w:tc>
-        <w:tc>
-          <w:tcPr>
-            <w:tcW w:type="dxa" w:w="1134"/>
-          </w:tcPr>
-          <w:p>
-            <w:pPr>
-              <w:spacing w:after="20" w:before="20" w:line="240" w:lineRule="auto"/>
-              <w:jc w:val="center"/>
-            </w:pPr>
-            <w:r>
-              <w:rPr>
-                <w:sz w:val="18"/>
-              </w:rPr>
-              <w:t>triplet</w:t>
-            </w:r>
-          </w:p>
-        </w:tc>
-        <w:tc>
-          <w:tcPr>
-            <w:tcW w:type="dxa" w:w="2041"/>
-          </w:tcPr>
-          <w:p>
-            <w:pPr>
-              <w:spacing w:after="20" w:before="20" w:line="240" w:lineRule="auto"/>
-              <w:jc w:val="center"/>
-            </w:pPr>
-            <w:r>
-              <w:rPr>
-                <w:sz w:val="18"/>
-              </w:rPr>
-              <w:t>104.5</w:t>
-            </w:r>
-          </w:p>
-        </w:tc>
-      </w:tr>
-      <w:tr>
-        <w:tc>
-          <w:tcPr>
-            <w:tcW w:type="dxa" w:w="907"/>
-          </w:tcPr>
-          <w:p>
-            <w:pPr>
-              <w:spacing w:after="20" w:before="20" w:line="240" w:lineRule="auto"/>
-              <w:jc w:val="center"/>
-            </w:pPr>
-            <w:r>
-              <w:rPr>
-                <w:sz w:val="18"/>
-              </w:rPr>
-              <w:t>1.10</w:t>
-            </w:r>
-          </w:p>
-        </w:tc>
-        <w:tc>
-          <w:tcPr>
-            <w:tcW w:type="dxa" w:w="1134"/>
-          </w:tcPr>
-          <w:p>
-            <w:pPr>
-              <w:spacing w:after="20" w:before="20" w:line="240" w:lineRule="auto"/>
-              <w:jc w:val="center"/>
-            </w:pPr>
-            <w:r>
-              <w:rPr>
-                <w:sz w:val="18"/>
-              </w:rPr>
-              <w:t>1.859</w:t>
-            </w:r>
-          </w:p>
-        </w:tc>
-        <w:tc>
-          <w:tcPr>
-            <w:tcW w:type="dxa" w:w="1134"/>
-          </w:tcPr>
-          <w:p>
-            <w:pPr>
-              <w:spacing w:after="20" w:before="20" w:line="240" w:lineRule="auto"/>
-              <w:jc w:val="center"/>
-            </w:pPr>
-            <w:r>
-              <w:rPr>
-                <w:sz w:val="18"/>
-              </w:rPr>
-              <w:t>singlet</w:t>
-            </w:r>
-          </w:p>
-        </w:tc>
-        <w:tc>
-          <w:tcPr>
-            <w:tcW w:type="dxa" w:w="2041"/>
-          </w:tcPr>
-          <w:p>
-            <w:pPr>
-              <w:spacing w:after="20" w:before="20" w:line="240" w:lineRule="auto"/>
-              <w:jc w:val="center"/>
-            </w:pPr>
-            <w:r>
-              <w:rPr>
-                <w:sz w:val="18"/>
-              </w:rPr>
-              <w:t>325.4</w:t>
-            </w:r>
-          </w:p>
-        </w:tc>
-      </w:tr>
-      <w:tr>
-        <w:tc>
-          <w:tcPr>
-            <w:tcW w:type="dxa" w:w="907"/>
-            <w:tcBorders>
-              <w:bottom w:val="single" w:sz="12" w:color="000000"/>
-            </w:tcBorders>
-          </w:tcPr>
-          <w:p>
-            <w:pPr>
-              <w:spacing w:after="20" w:before="20" w:line="240" w:lineRule="auto"/>
-              <w:jc w:val="center"/>
-            </w:pPr>
-            <w:r>
-              <w:rPr>
-                <w:sz w:val="18"/>
-              </w:rPr>
-              <w:t>1.10</w:t>
-            </w:r>
-          </w:p>
-        </w:tc>
-        <w:tc>
-          <w:tcPr>
-            <w:tcW w:type="dxa" w:w="1134"/>
-            <w:tcBorders>
-              <w:bottom w:val="single" w:sz="12" w:color="000000"/>
-            </w:tcBorders>
-          </w:tcPr>
-          <w:p>
-            <w:pPr>
-              <w:spacing w:after="20" w:before="20" w:line="240" w:lineRule="auto"/>
-              <w:jc w:val="center"/>
-            </w:pPr>
-            <w:r>
-              <w:rPr>
-                <w:sz w:val="18"/>
-              </w:rPr>
-              <w:t>1.859</w:t>
-            </w:r>
-          </w:p>
-        </w:tc>
-        <w:tc>
-          <w:tcPr>
-            <w:tcW w:type="dxa" w:w="1134"/>
-            <w:tcBorders>
-              <w:bottom w:val="single" w:sz="12" w:color="000000"/>
-            </w:tcBorders>
-          </w:tcPr>
-          <w:p>
-            <w:pPr>
-              <w:spacing w:after="20" w:before="20" w:line="240" w:lineRule="auto"/>
-              <w:jc w:val="center"/>
-            </w:pPr>
-            <w:r>
-              <w:rPr>
-                <w:sz w:val="18"/>
-              </w:rPr>
-              <w:t>triplet</w:t>
-            </w:r>
-          </w:p>
-        </w:tc>
-        <w:tc>
-          <w:tcPr>
-            <w:tcW w:type="dxa" w:w="2041"/>
-            <w:tcBorders>
-              <w:bottom w:val="single" w:sz="12" w:color="000000"/>
-            </w:tcBorders>
-          </w:tcPr>
-          <w:p>
-            <w:pPr>
-              <w:spacing w:after="20" w:before="20" w:line="240" w:lineRule="auto"/>
-              <w:jc w:val="center"/>
-            </w:pPr>
-            <w:r>
-              <w:rPr>
-                <w:sz w:val="18"/>
-              </w:rPr>
-              <w:t>328.0</w:t>
-            </w:r>
-          </w:p>
-        </w:tc>
-      </w:tr>
-    </w:tbl>
-    <w:p>
-      <w:pPr>
-        <w:spacing w:after="80"/>
-      </w:pPr>
-    </w:p>
-    <w:p>
-      <w:pPr>
-        <w:keepNext/>
-        <w:spacing w:after="80"/>
-      </w:pPr>
-      <w:r>
-        <w:rPr>
-          <w:b/>
-          <w:sz w:val="20"/>
-        </w:rPr>
-        <w:t>Table S4</w:t>
-      </w:r>
-      <w:r>
-        <w:rPr>
-          <w:sz w:val="20"/>
-        </w:rPr>
-        <w:t xml:space="preserve"> </w:t>
-      </w:r>
-      <w:r>
-        <w:rPr>
-          <w:sz w:val="20"/>
-        </w:rPr>
-        <w:t>Redocking controls for GTP-1 (Y9H) at chain K of PDB 8FUG.</w:t>
-      </w:r>
-    </w:p>
-    <w:tbl>
-      <w:tblPr>
-        <w:jc w:val="left"/>
-        <w:tblLayout w:type="fixed"/>
-        <w:tblLook w:firstColumn="1" w:firstRow="1" w:lastColumn="0" w:lastRow="0" w:noHBand="0" w:noVBand="1" w:val="04A0"/>
-        <w:tblBorders>
-          <w:top w:val="nil"/>
-          <w:left w:val="nil"/>
-          <w:bottom w:val="nil"/>
-          <w:right w:val="nil"/>
-          <w:insideH w:val="nil"/>
-          <w:insideV w:val="nil"/>
-        </w:tblBorders>
-        <w:tblLayout w:type="fixed"/>
-        <w:tblW w:w="9070" w:type="dxa"/>
-      </w:tblPr>
-      <w:tblGrid>
-        <w:gridCol w:w="5368"/>
-        <w:gridCol w:w="1851"/>
-        <w:gridCol w:w="1018"/>
-        <w:gridCol w:w="833"/>
-      </w:tblGrid>
-      <w:tr>
-        <w:tc>
-          <w:tcPr>
-            <w:tcW w:type="dxa" w:w="5368"/>
-            <w:tcBorders>
-              <w:top w:val="single" w:sz="12" w:color="000000"/>
-              <w:bottom w:val="single" w:sz="6" w:color="000000"/>
-            </w:tcBorders>
-          </w:tcPr>
-          <w:p>
-            <w:pPr>
-              <w:spacing w:after="20" w:before="20" w:line="240" w:lineRule="auto"/>
-              <w:jc w:val="left"/>
-            </w:pPr>
-            <w:r>
-              <w:rPr>
-                <w:b/>
-                <w:sz w:val="16"/>
-              </w:rPr>
-              <w:t>Control</w:t>
-            </w:r>
-          </w:p>
-        </w:tc>
-        <w:tc>
-          <w:tcPr>
-            <w:tcW w:type="dxa" w:w="1851"/>
-            <w:tcBorders>
-              <w:top w:val="single" w:sz="12" w:color="000000"/>
-              <w:bottom w:val="single" w:sz="6" w:color="000000"/>
-            </w:tcBorders>
-          </w:tcPr>
-          <w:p>
-            <w:pPr>
-              <w:spacing w:after="20" w:before="20" w:line="240" w:lineRule="auto"/>
-              <w:jc w:val="center"/>
-            </w:pPr>
-            <w:r>
-              <w:rPr>
-                <w:b/>
-                <w:sz w:val="16"/>
-              </w:rPr>
-              <w:t>Vina (kcal mol</w:t>
-            </w:r>
-            <w:r>
-              <w:rPr>
-                <w:b/>
-                <w:sz w:val="16"/>
-                <w:vertAlign w:val="superscript"/>
-              </w:rPr>
-              <w:t>−1</w:t>
-            </w:r>
-            <w:r>
-              <w:rPr>
-                <w:b/>
-                <w:sz w:val="16"/>
-              </w:rPr>
-              <w:t>)</w:t>
-            </w:r>
-          </w:p>
-        </w:tc>
-        <w:tc>
-          <w:tcPr>
-            <w:tcW w:type="dxa" w:w="1018"/>
-            <w:tcBorders>
-              <w:top w:val="single" w:sz="12" w:color="000000"/>
-              <w:bottom w:val="single" w:sz="6" w:color="000000"/>
-            </w:tcBorders>
-          </w:tcPr>
-          <w:p>
-            <w:pPr>
-              <w:spacing w:after="20" w:before="20" w:line="240" w:lineRule="auto"/>
-              <w:jc w:val="center"/>
-            </w:pPr>
-            <w:r>
-              <w:rPr>
-                <w:b/>
-                <w:sz w:val="16"/>
-              </w:rPr>
-              <w:t>RMSD (Å)</w:t>
-            </w:r>
-          </w:p>
-        </w:tc>
-        <w:tc>
-          <w:tcPr>
-            <w:tcW w:type="dxa" w:w="833"/>
-            <w:tcBorders>
-              <w:top w:val="single" w:sz="12" w:color="000000"/>
-              <w:bottom w:val="single" w:sz="6" w:color="000000"/>
-            </w:tcBorders>
-          </w:tcPr>
-          <w:p>
-            <w:pPr>
-              <w:spacing w:after="20" w:before="20" w:line="240" w:lineRule="auto"/>
-              <w:jc w:val="center"/>
-            </w:pPr>
-            <w:r>
-              <w:rPr>
-                <w:b/>
-                <w:sz w:val="16"/>
-              </w:rPr>
-              <w:t>Status</w:t>
-            </w:r>
-          </w:p>
-        </w:tc>
-      </w:tr>
-      <w:tr>
-        <w:tc>
-          <w:tcPr>
-            <w:tcW w:type="dxa" w:w="5368"/>
-          </w:tcPr>
-          <w:p>
-            <w:pPr>
-              <w:spacing w:after="20" w:before="20" w:line="240" w:lineRule="auto"/>
-              <w:jc w:val="left"/>
-            </w:pPr>
-            <w:r>
-              <w:rPr>
-                <w:sz w:val="16"/>
-              </w:rPr>
-              <w:t>ligand-free fibril: self-redock, crystal conformation</w:t>
-            </w:r>
-          </w:p>
-        </w:tc>
-        <w:tc>
-          <w:tcPr>
-            <w:tcW w:type="dxa" w:w="1851"/>
-          </w:tcPr>
-          <w:p>
-            <w:pPr>
-              <w:spacing w:after="20" w:before="20" w:line="240" w:lineRule="auto"/>
-              <w:jc w:val="center"/>
-            </w:pPr>
-            <w:r>
-              <w:rPr>
-                <w:sz w:val="16"/>
-              </w:rPr>
-              <w:t>−7.48</w:t>
-            </w:r>
-          </w:p>
-        </w:tc>
-        <w:tc>
-          <w:tcPr>
-            <w:tcW w:type="dxa" w:w="1018"/>
-          </w:tcPr>
-          <w:p>
-            <w:pPr>
-              <w:spacing w:after="20" w:before="20" w:line="240" w:lineRule="auto"/>
-              <w:jc w:val="center"/>
-            </w:pPr>
-            <w:r>
-              <w:rPr>
-                <w:sz w:val="16"/>
-              </w:rPr>
-              <w:t>6.73</w:t>
-            </w:r>
-          </w:p>
-        </w:tc>
-        <w:tc>
-          <w:tcPr>
-            <w:tcW w:type="dxa" w:w="833"/>
-          </w:tcPr>
-          <w:p>
-            <w:pPr>
-              <w:spacing w:after="20" w:before="20" w:line="240" w:lineRule="auto"/>
-              <w:jc w:val="center"/>
-            </w:pPr>
-            <w:r>
-              <w:rPr>
-                <w:sz w:val="16"/>
-              </w:rPr>
-              <w:t>FAILED</w:t>
-            </w:r>
-          </w:p>
-        </w:tc>
-      </w:tr>
-      <w:tr>
-        <w:tc>
-          <w:tcPr>
-            <w:tcW w:type="dxa" w:w="5368"/>
-          </w:tcPr>
-          <w:p>
-            <w:pPr>
-              <w:spacing w:after="20" w:before="20" w:line="240" w:lineRule="auto"/>
-              <w:jc w:val="left"/>
-            </w:pPr>
-            <w:r>
-              <w:rPr>
-                <w:sz w:val="16"/>
-              </w:rPr>
-              <w:t>ligand-free fibril: production protocol, from SMILES</w:t>
-            </w:r>
-          </w:p>
-        </w:tc>
-        <w:tc>
-          <w:tcPr>
-            <w:tcW w:type="dxa" w:w="1851"/>
-          </w:tcPr>
-          <w:p>
-            <w:pPr>
-              <w:spacing w:after="20" w:before="20" w:line="240" w:lineRule="auto"/>
-              <w:jc w:val="center"/>
-            </w:pPr>
-            <w:r>
-              <w:rPr>
-                <w:sz w:val="16"/>
-              </w:rPr>
-              <w:t>−8.34</w:t>
-            </w:r>
-          </w:p>
-        </w:tc>
-        <w:tc>
-          <w:tcPr>
-            <w:tcW w:type="dxa" w:w="1018"/>
-          </w:tcPr>
-          <w:p>
-            <w:pPr>
-              <w:spacing w:after="20" w:before="20" w:line="240" w:lineRule="auto"/>
-              <w:jc w:val="center"/>
-            </w:pPr>
-            <w:r>
-              <w:rPr>
-                <w:sz w:val="16"/>
-              </w:rPr>
-              <w:t>6.28</w:t>
-            </w:r>
-          </w:p>
-        </w:tc>
-        <w:tc>
-          <w:tcPr>
-            <w:tcW w:type="dxa" w:w="833"/>
-          </w:tcPr>
-          <w:p>
-            <w:pPr>
-              <w:spacing w:after="20" w:before="20" w:line="240" w:lineRule="auto"/>
-              <w:jc w:val="center"/>
-            </w:pPr>
-            <w:r>
-              <w:rPr>
-                <w:sz w:val="16"/>
-              </w:rPr>
-              <w:t>FAILED</w:t>
-            </w:r>
-          </w:p>
-        </w:tc>
-      </w:tr>
-      <w:tr>
-        <w:tc>
-          <w:tcPr>
-            <w:tcW w:type="dxa" w:w="5368"/>
-          </w:tcPr>
-          <w:p>
-            <w:pPr>
-              <w:spacing w:after="20" w:before="20" w:line="240" w:lineRule="auto"/>
-              <w:jc w:val="left"/>
-            </w:pPr>
-            <w:r>
-              <w:rPr>
-                <w:sz w:val="16"/>
-              </w:rPr>
-              <w:t>tracer stack present: self-redock, crystal conformation</w:t>
-            </w:r>
-          </w:p>
-        </w:tc>
-        <w:tc>
-          <w:tcPr>
-            <w:tcW w:type="dxa" w:w="1851"/>
-          </w:tcPr>
-          <w:p>
-            <w:pPr>
-              <w:spacing w:after="20" w:before="20" w:line="240" w:lineRule="auto"/>
-              <w:jc w:val="center"/>
-            </w:pPr>
-            <w:r>
-              <w:rPr>
-                <w:sz w:val="16"/>
-              </w:rPr>
-              <w:t>−9.59</w:t>
-            </w:r>
-          </w:p>
-        </w:tc>
-        <w:tc>
-          <w:tcPr>
-            <w:tcW w:type="dxa" w:w="1018"/>
-          </w:tcPr>
-          <w:p>
-            <w:pPr>
-              <w:spacing w:after="20" w:before="20" w:line="240" w:lineRule="auto"/>
-              <w:jc w:val="center"/>
-            </w:pPr>
-            <w:r>
-              <w:rPr>
-                <w:sz w:val="16"/>
-              </w:rPr>
-              <w:t>0.71</w:t>
-            </w:r>
-          </w:p>
-        </w:tc>
-        <w:tc>
-          <w:tcPr>
-            <w:tcW w:type="dxa" w:w="833"/>
-          </w:tcPr>
-          <w:p>
-            <w:pPr>
-              <w:spacing w:after="20" w:before="20" w:line="240" w:lineRule="auto"/>
-              <w:jc w:val="center"/>
-            </w:pPr>
-            <w:r>
-              <w:rPr>
-                <w:sz w:val="16"/>
-              </w:rPr>
-              <w:t>PASSED</w:t>
-            </w:r>
-          </w:p>
-        </w:tc>
-      </w:tr>
-      <w:tr>
-        <w:tc>
-          <w:tcPr>
-            <w:tcW w:type="dxa" w:w="5368"/>
-            <w:tcBorders>
-              <w:bottom w:val="single" w:sz="12" w:color="000000"/>
-            </w:tcBorders>
-          </w:tcPr>
-          <w:p>
-            <w:pPr>
-              <w:spacing w:after="20" w:before="20" w:line="240" w:lineRule="auto"/>
-              <w:jc w:val="left"/>
-            </w:pPr>
-            <w:r>
-              <w:rPr>
-                <w:sz w:val="16"/>
-              </w:rPr>
-              <w:t>tracer stack present: production protocol, from SMILES</w:t>
-            </w:r>
-          </w:p>
-        </w:tc>
-        <w:tc>
-          <w:tcPr>
-            <w:tcW w:type="dxa" w:w="1851"/>
-            <w:tcBorders>
-              <w:bottom w:val="single" w:sz="12" w:color="000000"/>
-            </w:tcBorders>
-          </w:tcPr>
-          <w:p>
-            <w:pPr>
-              <w:spacing w:after="20" w:before="20" w:line="240" w:lineRule="auto"/>
-              <w:jc w:val="center"/>
-            </w:pPr>
-            <w:r>
-              <w:rPr>
-                <w:sz w:val="16"/>
-              </w:rPr>
-              <w:t>−8.28</w:t>
-            </w:r>
-          </w:p>
-        </w:tc>
-        <w:tc>
-          <w:tcPr>
-            <w:tcW w:type="dxa" w:w="1018"/>
-            <w:tcBorders>
-              <w:bottom w:val="single" w:sz="12" w:color="000000"/>
-            </w:tcBorders>
-          </w:tcPr>
-          <w:p>
-            <w:pPr>
-              <w:spacing w:after="20" w:before="20" w:line="240" w:lineRule="auto"/>
-              <w:jc w:val="center"/>
-            </w:pPr>
-            <w:r>
-              <w:rPr>
-                <w:sz w:val="16"/>
-              </w:rPr>
-              <w:t>2.81</w:t>
-            </w:r>
-          </w:p>
-        </w:tc>
-        <w:tc>
-          <w:tcPr>
-            <w:tcW w:type="dxa" w:w="833"/>
-            <w:tcBorders>
-              <w:bottom w:val="single" w:sz="12" w:color="000000"/>
-            </w:tcBorders>
-          </w:tcPr>
-          <w:p>
-            <w:pPr>
-              <w:spacing w:after="20" w:before="20" w:line="240" w:lineRule="auto"/>
-              <w:jc w:val="center"/>
-            </w:pPr>
-            <w:r>
-              <w:rPr>
-                <w:sz w:val="16"/>
-              </w:rPr>
-              <w:t>FAILED</w:t>
-            </w:r>
-          </w:p>
-        </w:tc>
-      </w:tr>
-    </w:tbl>
-    <w:p>
-      <w:pPr>
-        <w:spacing w:after="80"/>
-      </w:pPr>
-    </w:p>
-    <w:p>
-      <w:pPr>
-        <w:keepNext/>
-        <w:spacing w:after="80"/>
-      </w:pPr>
-      <w:r>
-        <w:rPr>
-          <w:b/>
-          <w:sz w:val="20"/>
-        </w:rPr>
-        <w:t>Table S5</w:t>
-      </w:r>
-      <w:r>
-        <w:rPr>
-          <w:sz w:val="20"/>
-        </w:rPr>
-        <w:t xml:space="preserve"> </w:t>
-      </w:r>
-      <w:r>
-        <w:rPr>
-          <w:sz w:val="20"/>
-        </w:rPr>
-        <w:t>Re-relaxation of the restrained carrier taken from each physisorbed complex (drug removed); energy relative to the lowest, which is the reference for Δ</w:t>
-      </w:r>
-      <w:r>
-        <w:rPr>
-          <w:i/>
-          <w:sz w:val="20"/>
-        </w:rPr>
-        <w:t>E</w:t>
-      </w:r>
-      <w:r>
-        <w:rPr>
-          <w:sz w:val="20"/>
-          <w:vertAlign w:val="subscript"/>
-        </w:rPr>
-        <w:t>ads</w:t>
-      </w:r>
-      <w:r>
-        <w:rPr>
-          <w:sz w:val="20"/>
-        </w:rPr>
-        <w:t>.</w:t>
-      </w:r>
-    </w:p>
-    <w:tbl>
-      <w:tblPr>
-        <w:jc w:val="left"/>
-        <w:tblLayout w:type="fixed"/>
-        <w:tblLook w:firstColumn="1" w:firstRow="1" w:lastColumn="0" w:lastRow="0" w:noHBand="0" w:noVBand="1" w:val="04A0"/>
-        <w:tblBorders>
-          <w:top w:val="nil"/>
-          <w:left w:val="nil"/>
-          <w:bottom w:val="nil"/>
-          <w:right w:val="nil"/>
-          <w:insideH w:val="nil"/>
-          <w:insideV w:val="nil"/>
-        </w:tblBorders>
-        <w:tblLayout w:type="fixed"/>
-        <w:tblW w:w="5215" w:type="dxa"/>
-      </w:tblPr>
-      <w:tblGrid>
-        <w:gridCol w:w="3174"/>
-        <w:gridCol w:w="2040"/>
-      </w:tblGrid>
-      <w:tr>
-        <w:tc>
-          <w:tcPr>
-            <w:tcW w:type="dxa" w:w="3175"/>
-            <w:tcBorders>
-              <w:top w:val="single" w:sz="12" w:color="000000"/>
-              <w:bottom w:val="single" w:sz="6" w:color="000000"/>
-            </w:tcBorders>
-          </w:tcPr>
-          <w:p>
-            <w:pPr>
-              <w:spacing w:after="20" w:before="20" w:line="240" w:lineRule="auto"/>
-              <w:jc w:val="left"/>
-            </w:pPr>
-            <w:r>
-              <w:rPr>
-                <w:b/>
-                <w:sz w:val="16"/>
-              </w:rPr>
-              <w:t>Carrier from complex with</w:t>
-            </w:r>
-          </w:p>
-        </w:tc>
-        <w:tc>
-          <w:tcPr>
-            <w:tcW w:type="dxa" w:w="2041"/>
-            <w:tcBorders>
-              <w:top w:val="single" w:sz="12" w:color="000000"/>
-              <w:bottom w:val="single" w:sz="6" w:color="000000"/>
-            </w:tcBorders>
-          </w:tcPr>
-          <w:p>
-            <w:pPr>
-              <w:spacing w:after="20" w:before="20" w:line="240" w:lineRule="auto"/>
-              <w:jc w:val="center"/>
-            </w:pPr>
-            <w:r>
-              <w:rPr>
-                <w:b/>
-                <w:sz w:val="16"/>
-              </w:rPr>
-              <w:t>Δ</w:t>
-            </w:r>
-            <w:r>
-              <w:rPr>
-                <w:b/>
-                <w:i/>
-                <w:sz w:val="16"/>
-              </w:rPr>
-              <w:t>E</w:t>
-            </w:r>
-            <w:r>
-              <w:rPr>
-                <w:b/>
-                <w:sz w:val="16"/>
-              </w:rPr>
-              <w:t xml:space="preserve"> (kcal mol</w:t>
-            </w:r>
-            <w:r>
-              <w:rPr>
-                <w:b/>
-                <w:sz w:val="16"/>
-                <w:vertAlign w:val="superscript"/>
-              </w:rPr>
-              <w:t>−1</w:t>
-            </w:r>
-            <w:r>
-              <w:rPr>
-                <w:b/>
-                <w:sz w:val="16"/>
-              </w:rPr>
-              <w:t>)</w:t>
-            </w:r>
-          </w:p>
-        </w:tc>
-      </w:tr>
-      <w:tr>
-        <w:tc>
-          <w:tcPr>
-            <w:tcW w:type="dxa" w:w="3175"/>
-          </w:tcPr>
-          <w:p>
-            <w:pPr>
-              <w:spacing w:after="20" w:before="20" w:line="240" w:lineRule="auto"/>
-              <w:jc w:val="left"/>
-            </w:pPr>
-            <w:r>
-              <w:rPr>
-                <w:sz w:val="16"/>
-              </w:rPr>
-              <w:t>FDDNP</w:t>
-            </w:r>
-          </w:p>
-        </w:tc>
-        <w:tc>
-          <w:tcPr>
-            <w:tcW w:type="dxa" w:w="2041"/>
-          </w:tcPr>
-          <w:p>
-            <w:pPr>
-              <w:spacing w:after="20" w:before="20" w:line="240" w:lineRule="auto"/>
-              <w:jc w:val="center"/>
-            </w:pPr>
-            <w:r>
-              <w:rPr>
-                <w:sz w:val="16"/>
-              </w:rPr>
-              <w:t>0.00</w:t>
-            </w:r>
-          </w:p>
-        </w:tc>
-      </w:tr>
-      <w:tr>
-        <w:tc>
-          <w:tcPr>
-            <w:tcW w:type="dxa" w:w="3175"/>
-          </w:tcPr>
-          <w:p>
-            <w:pPr>
-              <w:spacing w:after="20" w:before="20" w:line="240" w:lineRule="auto"/>
-              <w:jc w:val="left"/>
-            </w:pPr>
-            <w:r>
-              <w:rPr>
-                <w:sz w:val="16"/>
-              </w:rPr>
-              <w:t>Quercetin</w:t>
-            </w:r>
-          </w:p>
-        </w:tc>
-        <w:tc>
-          <w:tcPr>
-            <w:tcW w:type="dxa" w:w="2041"/>
-          </w:tcPr>
-          <w:p>
-            <w:pPr>
-              <w:spacing w:after="20" w:before="20" w:line="240" w:lineRule="auto"/>
-              <w:jc w:val="center"/>
-            </w:pPr>
-            <w:r>
-              <w:rPr>
-                <w:sz w:val="16"/>
-              </w:rPr>
-              <w:t>0.02</w:t>
-            </w:r>
-          </w:p>
-        </w:tc>
-      </w:tr>
-      <w:tr>
-        <w:tc>
-          <w:tcPr>
-            <w:tcW w:type="dxa" w:w="3175"/>
-          </w:tcPr>
-          <w:p>
-            <w:pPr>
-              <w:spacing w:after="20" w:before="20" w:line="240" w:lineRule="auto"/>
-              <w:jc w:val="left"/>
-            </w:pPr>
-            <w:r>
-              <w:rPr>
-                <w:sz w:val="16"/>
-              </w:rPr>
-              <w:t>Myricetin</w:t>
-            </w:r>
-          </w:p>
-        </w:tc>
-        <w:tc>
-          <w:tcPr>
-            <w:tcW w:type="dxa" w:w="2041"/>
-          </w:tcPr>
-          <w:p>
-            <w:pPr>
-              <w:spacing w:after="20" w:before="20" w:line="240" w:lineRule="auto"/>
-              <w:jc w:val="center"/>
-            </w:pPr>
-            <w:r>
-              <w:rPr>
-                <w:sz w:val="16"/>
-              </w:rPr>
-              <w:t>0.06</w:t>
-            </w:r>
-          </w:p>
-        </w:tc>
-      </w:tr>
-      <w:tr>
-        <w:tc>
-          <w:tcPr>
-            <w:tcW w:type="dxa" w:w="3175"/>
-          </w:tcPr>
-          <w:p>
-            <w:pPr>
-              <w:spacing w:after="20" w:before="20" w:line="240" w:lineRule="auto"/>
-              <w:jc w:val="left"/>
-            </w:pPr>
-            <w:r>
-              <w:rPr>
-                <w:sz w:val="16"/>
-              </w:rPr>
-              <w:t>Azure A</w:t>
-            </w:r>
-          </w:p>
-        </w:tc>
-        <w:tc>
-          <w:tcPr>
-            <w:tcW w:type="dxa" w:w="2041"/>
-          </w:tcPr>
-          <w:p>
-            <w:pPr>
-              <w:spacing w:after="20" w:before="20" w:line="240" w:lineRule="auto"/>
-              <w:jc w:val="center"/>
-            </w:pPr>
-            <w:r>
-              <w:rPr>
-                <w:sz w:val="16"/>
-              </w:rPr>
-              <w:t>1.13</w:t>
-            </w:r>
-          </w:p>
-        </w:tc>
-      </w:tr>
-      <w:tr>
-        <w:tc>
-          <w:tcPr>
-            <w:tcW w:type="dxa" w:w="3175"/>
-          </w:tcPr>
-          <w:p>
-            <w:pPr>
-              <w:spacing w:after="20" w:before="20" w:line="240" w:lineRule="auto"/>
-              <w:jc w:val="left"/>
-            </w:pPr>
-            <w:r>
-              <w:rPr>
-                <w:sz w:val="16"/>
-              </w:rPr>
-              <w:t>Thioflavin-T</w:t>
-            </w:r>
-          </w:p>
-        </w:tc>
-        <w:tc>
-          <w:tcPr>
-            <w:tcW w:type="dxa" w:w="2041"/>
-          </w:tcPr>
-          <w:p>
-            <w:pPr>
-              <w:spacing w:after="20" w:before="20" w:line="240" w:lineRule="auto"/>
-              <w:jc w:val="center"/>
-            </w:pPr>
-            <w:r>
-              <w:rPr>
-                <w:sz w:val="16"/>
-              </w:rPr>
-              <w:t>1.16</w:t>
-            </w:r>
-          </w:p>
-        </w:tc>
-      </w:tr>
-      <w:tr>
-        <w:tc>
-          <w:tcPr>
-            <w:tcW w:type="dxa" w:w="3175"/>
-          </w:tcPr>
-          <w:p>
-            <w:pPr>
-              <w:spacing w:after="20" w:before="20" w:line="240" w:lineRule="auto"/>
-              <w:jc w:val="left"/>
-            </w:pPr>
-            <w:r>
-              <w:rPr>
-                <w:sz w:val="16"/>
-              </w:rPr>
-              <w:t>Fisetin</w:t>
-            </w:r>
-          </w:p>
-        </w:tc>
-        <w:tc>
-          <w:tcPr>
-            <w:tcW w:type="dxa" w:w="2041"/>
-          </w:tcPr>
-          <w:p>
-            <w:pPr>
-              <w:spacing w:after="20" w:before="20" w:line="240" w:lineRule="auto"/>
-              <w:jc w:val="center"/>
-            </w:pPr>
-            <w:r>
-              <w:rPr>
-                <w:sz w:val="16"/>
-              </w:rPr>
-              <w:t>1.18</w:t>
-            </w:r>
-          </w:p>
-        </w:tc>
-      </w:tr>
-      <w:tr>
-        <w:tc>
-          <w:tcPr>
-            <w:tcW w:type="dxa" w:w="3175"/>
-          </w:tcPr>
-          <w:p>
-            <w:pPr>
-              <w:spacing w:after="20" w:before="20" w:line="240" w:lineRule="auto"/>
-              <w:jc w:val="left"/>
-            </w:pPr>
-            <w:r>
-              <w:rPr>
-                <w:sz w:val="16"/>
-              </w:rPr>
-              <w:t>Rivastigmine</w:t>
-            </w:r>
-          </w:p>
-        </w:tc>
-        <w:tc>
-          <w:tcPr>
-            <w:tcW w:type="dxa" w:w="2041"/>
-          </w:tcPr>
-          <w:p>
-            <w:pPr>
-              <w:spacing w:after="20" w:before="20" w:line="240" w:lineRule="auto"/>
-              <w:jc w:val="center"/>
-            </w:pPr>
-            <w:r>
-              <w:rPr>
-                <w:sz w:val="16"/>
-              </w:rPr>
-              <w:t>1.20</w:t>
-            </w:r>
-          </w:p>
-        </w:tc>
-      </w:tr>
-      <w:tr>
-        <w:tc>
-          <w:tcPr>
-            <w:tcW w:type="dxa" w:w="3175"/>
-          </w:tcPr>
-          <w:p>
-            <w:pPr>
-              <w:spacing w:after="20" w:before="20" w:line="240" w:lineRule="auto"/>
-              <w:jc w:val="left"/>
-            </w:pPr>
-            <w:r>
-              <w:rPr>
-                <w:sz w:val="16"/>
-              </w:rPr>
-              <w:t>Anle138b</w:t>
-            </w:r>
-          </w:p>
-        </w:tc>
-        <w:tc>
-          <w:tcPr>
-            <w:tcW w:type="dxa" w:w="2041"/>
-          </w:tcPr>
-          <w:p>
-            <w:pPr>
-              <w:spacing w:after="20" w:before="20" w:line="240" w:lineRule="auto"/>
-              <w:jc w:val="center"/>
-            </w:pPr>
-            <w:r>
-              <w:rPr>
-                <w:sz w:val="16"/>
-              </w:rPr>
-              <w:t>1.20</w:t>
-            </w:r>
-          </w:p>
-        </w:tc>
-      </w:tr>
-      <w:tr>
-        <w:tc>
-          <w:tcPr>
-            <w:tcW w:type="dxa" w:w="3175"/>
-          </w:tcPr>
-          <w:p>
-            <w:pPr>
-              <w:spacing w:after="20" w:before="20" w:line="240" w:lineRule="auto"/>
-              <w:jc w:val="left"/>
-            </w:pPr>
-            <w:r>
-              <w:rPr>
-                <w:sz w:val="16"/>
-              </w:rPr>
-              <w:t>Toluidine Blue O</w:t>
-            </w:r>
-          </w:p>
-        </w:tc>
-        <w:tc>
-          <w:tcPr>
-            <w:tcW w:type="dxa" w:w="2041"/>
-          </w:tcPr>
-          <w:p>
-            <w:pPr>
-              <w:spacing w:after="20" w:before="20" w:line="240" w:lineRule="auto"/>
-              <w:jc w:val="center"/>
-            </w:pPr>
-            <w:r>
-              <w:rPr>
-                <w:sz w:val="16"/>
-              </w:rPr>
-              <w:t>1.21</w:t>
-            </w:r>
-          </w:p>
-        </w:tc>
-      </w:tr>
-      <w:tr>
-        <w:tc>
-          <w:tcPr>
-            <w:tcW w:type="dxa" w:w="3175"/>
-          </w:tcPr>
-          <w:p>
-            <w:pPr>
-              <w:spacing w:after="20" w:before="20" w:line="240" w:lineRule="auto"/>
-              <w:jc w:val="left"/>
-            </w:pPr>
-            <w:r>
-              <w:rPr>
-                <w:sz w:val="16"/>
-              </w:rPr>
-              <w:t>Rosmarinic Acid</w:t>
-            </w:r>
-          </w:p>
-        </w:tc>
-        <w:tc>
-          <w:tcPr>
-            <w:tcW w:type="dxa" w:w="2041"/>
-          </w:tcPr>
-          <w:p>
-            <w:pPr>
-              <w:spacing w:after="20" w:before="20" w:line="240" w:lineRule="auto"/>
-              <w:jc w:val="center"/>
-            </w:pPr>
-            <w:r>
-              <w:rPr>
-                <w:sz w:val="16"/>
-              </w:rPr>
-              <w:t>1.24</w:t>
-            </w:r>
-          </w:p>
-        </w:tc>
-      </w:tr>
-      <w:tr>
-        <w:tc>
-          <w:tcPr>
-            <w:tcW w:type="dxa" w:w="3175"/>
-          </w:tcPr>
-          <w:p>
-            <w:pPr>
-              <w:spacing w:after="20" w:before="20" w:line="240" w:lineRule="auto"/>
-              <w:jc w:val="left"/>
-            </w:pPr>
-            <w:r>
-              <w:rPr>
-                <w:sz w:val="16"/>
-              </w:rPr>
-              <w:t>Baicalein</w:t>
-            </w:r>
-          </w:p>
-        </w:tc>
-        <w:tc>
-          <w:tcPr>
-            <w:tcW w:type="dxa" w:w="2041"/>
-          </w:tcPr>
-          <w:p>
-            <w:pPr>
-              <w:spacing w:after="20" w:before="20" w:line="240" w:lineRule="auto"/>
-              <w:jc w:val="center"/>
-            </w:pPr>
-            <w:r>
-              <w:rPr>
-                <w:sz w:val="16"/>
-              </w:rPr>
-              <w:t>1.27</w:t>
-            </w:r>
-          </w:p>
-        </w:tc>
-      </w:tr>
-      <w:tr>
-        <w:tc>
-          <w:tcPr>
-            <w:tcW w:type="dxa" w:w="3175"/>
-          </w:tcPr>
-          <w:p>
-            <w:pPr>
-              <w:spacing w:after="20" w:before="20" w:line="240" w:lineRule="auto"/>
-              <w:jc w:val="left"/>
-            </w:pPr>
-            <w:r>
-              <w:rPr>
-                <w:sz w:val="16"/>
-              </w:rPr>
-              <w:t>Apigenin</w:t>
-            </w:r>
-          </w:p>
-        </w:tc>
-        <w:tc>
-          <w:tcPr>
-            <w:tcW w:type="dxa" w:w="2041"/>
-          </w:tcPr>
-          <w:p>
-            <w:pPr>
-              <w:spacing w:after="20" w:before="20" w:line="240" w:lineRule="auto"/>
-              <w:jc w:val="center"/>
-            </w:pPr>
-            <w:r>
-              <w:rPr>
-                <w:sz w:val="16"/>
-              </w:rPr>
-              <w:t>1.29</w:t>
-            </w:r>
-          </w:p>
-        </w:tc>
-      </w:tr>
-      <w:tr>
-        <w:tc>
-          <w:tcPr>
-            <w:tcW w:type="dxa" w:w="3175"/>
-          </w:tcPr>
-          <w:p>
-            <w:pPr>
-              <w:spacing w:after="20" w:before="20" w:line="240" w:lineRule="auto"/>
-              <w:jc w:val="left"/>
-            </w:pPr>
-            <w:r>
-              <w:rPr>
-                <w:sz w:val="16"/>
-              </w:rPr>
-              <w:t>Honokiol</w:t>
-            </w:r>
-          </w:p>
-        </w:tc>
-        <w:tc>
-          <w:tcPr>
-            <w:tcW w:type="dxa" w:w="2041"/>
-          </w:tcPr>
-          <w:p>
-            <w:pPr>
-              <w:spacing w:after="20" w:before="20" w:line="240" w:lineRule="auto"/>
-              <w:jc w:val="center"/>
-            </w:pPr>
-            <w:r>
-              <w:rPr>
-                <w:sz w:val="16"/>
-              </w:rPr>
-              <w:t>1.30</w:t>
-            </w:r>
-          </w:p>
-        </w:tc>
-      </w:tr>
-      <w:tr>
-        <w:tc>
-          <w:tcPr>
-            <w:tcW w:type="dxa" w:w="3175"/>
-          </w:tcPr>
-          <w:p>
-            <w:pPr>
-              <w:spacing w:after="20" w:before="20" w:line="240" w:lineRule="auto"/>
-              <w:jc w:val="left"/>
-            </w:pPr>
-            <w:r>
-              <w:rPr>
-                <w:sz w:val="16"/>
-              </w:rPr>
-              <w:t>Memantine</w:t>
-            </w:r>
-          </w:p>
-        </w:tc>
-        <w:tc>
-          <w:tcPr>
-            <w:tcW w:type="dxa" w:w="2041"/>
-          </w:tcPr>
-          <w:p>
-            <w:pPr>
-              <w:spacing w:after="20" w:before="20" w:line="240" w:lineRule="auto"/>
-              <w:jc w:val="center"/>
-            </w:pPr>
-            <w:r>
-              <w:rPr>
-                <w:sz w:val="16"/>
-              </w:rPr>
-              <w:t>1.31</w:t>
-            </w:r>
-          </w:p>
-        </w:tc>
-      </w:tr>
-      <w:tr>
-        <w:tc>
-          <w:tcPr>
-            <w:tcW w:type="dxa" w:w="3175"/>
-          </w:tcPr>
-          <w:p>
-            <w:pPr>
-              <w:spacing w:after="20" w:before="20" w:line="240" w:lineRule="auto"/>
-              <w:jc w:val="left"/>
-            </w:pPr>
-            <w:r>
-              <w:rPr>
-                <w:sz w:val="16"/>
-              </w:rPr>
-              <w:t>Galantamine</w:t>
-            </w:r>
-          </w:p>
-        </w:tc>
-        <w:tc>
-          <w:tcPr>
-            <w:tcW w:type="dxa" w:w="2041"/>
-          </w:tcPr>
-          <w:p>
-            <w:pPr>
-              <w:spacing w:after="20" w:before="20" w:line="240" w:lineRule="auto"/>
-              <w:jc w:val="center"/>
-            </w:pPr>
-            <w:r>
-              <w:rPr>
-                <w:sz w:val="16"/>
-              </w:rPr>
-              <w:t>1.31</w:t>
-            </w:r>
-          </w:p>
-        </w:tc>
-      </w:tr>
-      <w:tr>
-        <w:tc>
-          <w:tcPr>
-            <w:tcW w:type="dxa" w:w="3175"/>
-          </w:tcPr>
-          <w:p>
-            <w:pPr>
-              <w:spacing w:after="20" w:before="20" w:line="240" w:lineRule="auto"/>
-              <w:jc w:val="left"/>
-            </w:pPr>
-            <w:r>
-              <w:rPr>
-                <w:sz w:val="16"/>
-              </w:rPr>
-              <w:t>Hydromethylthionine</w:t>
-            </w:r>
-          </w:p>
-        </w:tc>
-        <w:tc>
-          <w:tcPr>
-            <w:tcW w:type="dxa" w:w="2041"/>
-          </w:tcPr>
-          <w:p>
-            <w:pPr>
-              <w:spacing w:after="20" w:before="20" w:line="240" w:lineRule="auto"/>
-              <w:jc w:val="center"/>
-            </w:pPr>
-            <w:r>
-              <w:rPr>
-                <w:sz w:val="16"/>
-              </w:rPr>
-              <w:t>1.33</w:t>
-            </w:r>
-          </w:p>
-        </w:tc>
-      </w:tr>
-      <w:tr>
-        <w:tc>
-          <w:tcPr>
-            <w:tcW w:type="dxa" w:w="3175"/>
-          </w:tcPr>
-          <w:p>
-            <w:pPr>
-              <w:spacing w:after="20" w:before="20" w:line="240" w:lineRule="auto"/>
-              <w:jc w:val="left"/>
-            </w:pPr>
-            <w:r>
-              <w:rPr>
-                <w:sz w:val="16"/>
-              </w:rPr>
-              <w:t>Bexarotene</w:t>
-            </w:r>
-          </w:p>
-        </w:tc>
-        <w:tc>
-          <w:tcPr>
-            <w:tcW w:type="dxa" w:w="2041"/>
-          </w:tcPr>
-          <w:p>
-            <w:pPr>
-              <w:spacing w:after="20" w:before="20" w:line="240" w:lineRule="auto"/>
-              <w:jc w:val="center"/>
-            </w:pPr>
-            <w:r>
-              <w:rPr>
-                <w:sz w:val="16"/>
-              </w:rPr>
-              <w:t>1.33</w:t>
-            </w:r>
-          </w:p>
-        </w:tc>
-      </w:tr>
-      <w:tr>
-        <w:tc>
-          <w:tcPr>
-            <w:tcW w:type="dxa" w:w="3175"/>
-          </w:tcPr>
-          <w:p>
-            <w:pPr>
-              <w:spacing w:after="20" w:before="20" w:line="240" w:lineRule="auto"/>
-              <w:jc w:val="left"/>
-            </w:pPr>
-            <w:r>
-              <w:rPr>
-                <w:sz w:val="16"/>
-              </w:rPr>
-              <w:t>Luteolin</w:t>
-            </w:r>
-          </w:p>
-        </w:tc>
-        <w:tc>
-          <w:tcPr>
-            <w:tcW w:type="dxa" w:w="2041"/>
-          </w:tcPr>
-          <w:p>
-            <w:pPr>
-              <w:spacing w:after="20" w:before="20" w:line="240" w:lineRule="auto"/>
-              <w:jc w:val="center"/>
-            </w:pPr>
-            <w:r>
-              <w:rPr>
-                <w:sz w:val="16"/>
-              </w:rPr>
-              <w:t>1.33</w:t>
-            </w:r>
-          </w:p>
-        </w:tc>
-      </w:tr>
-      <w:tr>
-        <w:tc>
-          <w:tcPr>
-            <w:tcW w:type="dxa" w:w="3175"/>
-          </w:tcPr>
-          <w:p>
-            <w:pPr>
-              <w:spacing w:after="20" w:before="20" w:line="240" w:lineRule="auto"/>
-              <w:jc w:val="left"/>
-            </w:pPr>
-            <w:r>
-              <w:rPr>
-                <w:sz w:val="16"/>
-              </w:rPr>
-              <w:t>Curcumin</w:t>
-            </w:r>
-          </w:p>
-        </w:tc>
-        <w:tc>
-          <w:tcPr>
-            <w:tcW w:type="dxa" w:w="2041"/>
-          </w:tcPr>
-          <w:p>
-            <w:pPr>
-              <w:spacing w:after="20" w:before="20" w:line="240" w:lineRule="auto"/>
-              <w:jc w:val="center"/>
-            </w:pPr>
-            <w:r>
-              <w:rPr>
-                <w:sz w:val="16"/>
-              </w:rPr>
-              <w:t>1.36</w:t>
-            </w:r>
-          </w:p>
-        </w:tc>
-      </w:tr>
-      <w:tr>
-        <w:tc>
-          <w:tcPr>
-            <w:tcW w:type="dxa" w:w="3175"/>
-          </w:tcPr>
-          <w:p>
-            <w:pPr>
-              <w:spacing w:after="20" w:before="20" w:line="240" w:lineRule="auto"/>
-              <w:jc w:val="left"/>
-            </w:pPr>
-            <w:r>
-              <w:rPr>
-                <w:sz w:val="16"/>
-              </w:rPr>
-              <w:t>EGCG</w:t>
-            </w:r>
-          </w:p>
-        </w:tc>
-        <w:tc>
-          <w:tcPr>
-            <w:tcW w:type="dxa" w:w="2041"/>
-          </w:tcPr>
-          <w:p>
-            <w:pPr>
-              <w:spacing w:after="20" w:before="20" w:line="240" w:lineRule="auto"/>
-              <w:jc w:val="center"/>
-            </w:pPr>
-            <w:r>
-              <w:rPr>
-                <w:sz w:val="16"/>
-              </w:rPr>
-              <w:t>1.37</w:t>
-            </w:r>
-          </w:p>
-        </w:tc>
-      </w:tr>
-      <w:tr>
-        <w:tc>
-          <w:tcPr>
-            <w:tcW w:type="dxa" w:w="3175"/>
-          </w:tcPr>
-          <w:p>
-            <w:pPr>
-              <w:spacing w:after="20" w:before="20" w:line="240" w:lineRule="auto"/>
-              <w:jc w:val="left"/>
-            </w:pPr>
-            <w:r>
-              <w:rPr>
-                <w:sz w:val="16"/>
-              </w:rPr>
-              <w:t>Resveratrol</w:t>
-            </w:r>
-          </w:p>
-        </w:tc>
-        <w:tc>
-          <w:tcPr>
-            <w:tcW w:type="dxa" w:w="2041"/>
-          </w:tcPr>
-          <w:p>
-            <w:pPr>
-              <w:spacing w:after="20" w:before="20" w:line="240" w:lineRule="auto"/>
-              <w:jc w:val="center"/>
-            </w:pPr>
-            <w:r>
-              <w:rPr>
-                <w:sz w:val="16"/>
-              </w:rPr>
-              <w:t>1.38</w:t>
-            </w:r>
-          </w:p>
-        </w:tc>
-      </w:tr>
-      <w:tr>
-        <w:tc>
-          <w:tcPr>
-            <w:tcW w:type="dxa" w:w="3175"/>
-          </w:tcPr>
-          <w:p>
-            <w:pPr>
-              <w:spacing w:after="20" w:before="20" w:line="240" w:lineRule="auto"/>
-              <w:jc w:val="left"/>
-            </w:pPr>
-            <w:r>
-              <w:rPr>
-                <w:sz w:val="16"/>
-              </w:rPr>
-              <w:t>AZD1080</w:t>
-            </w:r>
-          </w:p>
-        </w:tc>
-        <w:tc>
-          <w:tcPr>
-            <w:tcW w:type="dxa" w:w="2041"/>
-          </w:tcPr>
-          <w:p>
-            <w:pPr>
-              <w:spacing w:after="20" w:before="20" w:line="240" w:lineRule="auto"/>
-              <w:jc w:val="center"/>
-            </w:pPr>
-            <w:r>
-              <w:rPr>
-                <w:sz w:val="16"/>
-              </w:rPr>
-              <w:t>1.40</w:t>
-            </w:r>
-          </w:p>
-        </w:tc>
-      </w:tr>
-      <w:tr>
-        <w:tc>
-          <w:tcPr>
-            <w:tcW w:type="dxa" w:w="3175"/>
-          </w:tcPr>
-          <w:p>
-            <w:pPr>
-              <w:spacing w:after="20" w:before="20" w:line="240" w:lineRule="auto"/>
-              <w:jc w:val="left"/>
-            </w:pPr>
-            <w:r>
-              <w:rPr>
-                <w:sz w:val="16"/>
-              </w:rPr>
-              <w:t>Methylene Blue</w:t>
-            </w:r>
-          </w:p>
-        </w:tc>
-        <w:tc>
-          <w:tcPr>
-            <w:tcW w:type="dxa" w:w="2041"/>
-          </w:tcPr>
-          <w:p>
-            <w:pPr>
-              <w:spacing w:after="20" w:before="20" w:line="240" w:lineRule="auto"/>
-              <w:jc w:val="center"/>
-            </w:pPr>
-            <w:r>
-              <w:rPr>
-                <w:sz w:val="16"/>
-              </w:rPr>
-              <w:t>2.93</w:t>
-            </w:r>
-          </w:p>
-        </w:tc>
-      </w:tr>
-      <w:tr>
-        <w:tc>
-          <w:tcPr>
-            <w:tcW w:type="dxa" w:w="3175"/>
-          </w:tcPr>
-          <w:p>
-            <w:pPr>
-              <w:spacing w:after="20" w:before="20" w:line="240" w:lineRule="auto"/>
-              <w:jc w:val="left"/>
-            </w:pPr>
-            <w:r>
-              <w:rPr>
-                <w:sz w:val="16"/>
-              </w:rPr>
-              <w:t>Tacrine</w:t>
-            </w:r>
-          </w:p>
-        </w:tc>
-        <w:tc>
-          <w:tcPr>
-            <w:tcW w:type="dxa" w:w="2041"/>
-          </w:tcPr>
-          <w:p>
-            <w:pPr>
-              <w:spacing w:after="20" w:before="20" w:line="240" w:lineRule="auto"/>
-              <w:jc w:val="center"/>
-            </w:pPr>
-            <w:r>
-              <w:rPr>
-                <w:sz w:val="16"/>
-              </w:rPr>
-              <w:t>3.03</w:t>
-            </w:r>
-          </w:p>
-        </w:tc>
-      </w:tr>
-      <w:tr>
-        <w:tc>
-          <w:tcPr>
-            <w:tcW w:type="dxa" w:w="3175"/>
-            <w:tcBorders>
-              <w:bottom w:val="single" w:sz="12" w:color="000000"/>
-            </w:tcBorders>
-          </w:tcPr>
-          <w:p>
-            <w:pPr>
-              <w:spacing w:after="20" w:before="20" w:line="240" w:lineRule="auto"/>
-              <w:jc w:val="left"/>
-            </w:pPr>
-            <w:r>
-              <w:rPr>
-                <w:sz w:val="16"/>
-              </w:rPr>
-              <w:t>Donepezil</w:t>
-            </w:r>
-          </w:p>
-        </w:tc>
-        <w:tc>
-          <w:tcPr>
-            <w:tcW w:type="dxa" w:w="2041"/>
-            <w:tcBorders>
-              <w:bottom w:val="single" w:sz="12" w:color="000000"/>
-            </w:tcBorders>
-          </w:tcPr>
-          <w:p>
-            <w:pPr>
-              <w:spacing w:after="20" w:before="20" w:line="240" w:lineRule="auto"/>
-              <w:jc w:val="center"/>
-            </w:pPr>
-            <w:r>
-              <w:rPr>
-                <w:sz w:val="16"/>
-              </w:rPr>
-              <w:t>3.12</w:t>
-            </w:r>
-          </w:p>
-        </w:tc>
-      </w:tr>
-    </w:tbl>
-    <w:p>
-      <w:pPr>
-        <w:spacing w:after="80"/>
-      </w:pPr>
-    </w:p>
-    <w:p>
-      <w:pPr>
-        <w:keepNext/>
-        <w:spacing w:after="80"/>
-      </w:pPr>
-      <w:r>
-        <w:rPr>
-          <w:b/>
-          <w:sz w:val="20"/>
-        </w:rPr>
-        <w:t>Table S6</w:t>
-      </w:r>
-      <w:r>
-        <w:rPr>
-          <w:sz w:val="20"/>
-        </w:rPr>
-        <w:t xml:space="preserve"> </w:t>
-      </w:r>
-      <w:r>
-        <w:rPr>
-          <w:sz w:val="20"/>
-        </w:rPr>
-        <w:t>First carrier model (unconstrained B</w:t>
-      </w:r>
-      <w:r>
-        <w:rPr>
-          <w:sz w:val="20"/>
-          <w:vertAlign w:val="subscript"/>
-        </w:rPr>
-        <w:t>40</w:t>
-      </w:r>
-      <w:r>
-        <w:rPr>
-          <w:sz w:val="20"/>
-        </w:rPr>
-        <w:t>H</w:t>
-      </w:r>
-      <w:r>
-        <w:rPr>
-          <w:sz w:val="20"/>
-          <w:vertAlign w:val="subscript"/>
-        </w:rPr>
-        <w:t>15</w:t>
-      </w:r>
-      <w:r>
-        <w:rPr>
-          <w:sz w:val="20"/>
-        </w:rPr>
-        <w:t xml:space="preserve"> flake): energy of the carrier fragment in each adsorption complex relative to the isolated relaxed flake. Negative values mean the flake reconstructed into a lower-energy structure during adsorption; this model was therefore replaced by the supported sheet.</w:t>
-      </w:r>
-    </w:p>
-    <w:tbl>
-      <w:tblPr>
-        <w:jc w:val="left"/>
-        <w:tblLayout w:type="fixed"/>
-        <w:tblLook w:firstColumn="1" w:firstRow="1" w:lastColumn="0" w:lastRow="0" w:noHBand="0" w:noVBand="1" w:val="04A0"/>
-        <w:tblBorders>
-          <w:top w:val="nil"/>
-          <w:left w:val="nil"/>
-          <w:bottom w:val="nil"/>
-          <w:right w:val="nil"/>
-          <w:insideH w:val="nil"/>
-          <w:insideV w:val="nil"/>
-        </w:tblBorders>
-        <w:tblLayout w:type="fixed"/>
-        <w:tblW w:w="5329" w:type="dxa"/>
-      </w:tblPr>
-      <w:tblGrid>
-        <w:gridCol w:w="2494"/>
-        <w:gridCol w:w="2834"/>
-      </w:tblGrid>
-      <w:tr>
-        <w:tc>
-          <w:tcPr>
-            <w:tcW w:type="dxa" w:w="2494"/>
-            <w:tcBorders>
-              <w:top w:val="single" w:sz="12" w:color="000000"/>
-              <w:bottom w:val="single" w:sz="6" w:color="000000"/>
-            </w:tcBorders>
-          </w:tcPr>
-          <w:p>
-            <w:pPr>
-              <w:spacing w:after="20" w:before="20" w:line="240" w:lineRule="auto"/>
-              <w:jc w:val="left"/>
-            </w:pPr>
-            <w:r>
-              <w:rPr>
-                <w:b/>
-                <w:sz w:val="16"/>
-              </w:rPr>
-              <w:t>Drug</w:t>
-            </w:r>
-          </w:p>
-        </w:tc>
-        <w:tc>
-          <w:tcPr>
-            <w:tcW w:type="dxa" w:w="2835"/>
-            <w:tcBorders>
-              <w:top w:val="single" w:sz="12" w:color="000000"/>
-              <w:bottom w:val="single" w:sz="6" w:color="000000"/>
-            </w:tcBorders>
-          </w:tcPr>
-          <w:p>
-            <w:pPr>
-              <w:spacing w:after="20" w:before="20" w:line="240" w:lineRule="auto"/>
-              <w:jc w:val="center"/>
-            </w:pPr>
-            <w:r>
-              <w:rPr>
-                <w:b/>
-                <w:sz w:val="16"/>
-              </w:rPr>
-              <w:t>Δ</w:t>
-            </w:r>
-            <w:r>
-              <w:rPr>
-                <w:b/>
-                <w:i/>
-                <w:sz w:val="16"/>
-              </w:rPr>
-              <w:t>E</w:t>
-            </w:r>
-            <w:r>
-              <w:rPr>
-                <w:b/>
-                <w:sz w:val="16"/>
-                <w:vertAlign w:val="subscript"/>
-              </w:rPr>
-              <w:t>carrier</w:t>
-            </w:r>
-            <w:r>
-              <w:rPr>
-                <w:b/>
-                <w:sz w:val="16"/>
-              </w:rPr>
-              <w:t xml:space="preserve"> (kcal mol</w:t>
-            </w:r>
-            <w:r>
-              <w:rPr>
-                <w:b/>
-                <w:sz w:val="16"/>
-                <w:vertAlign w:val="superscript"/>
-              </w:rPr>
-              <w:t>−1</w:t>
-            </w:r>
-            <w:r>
-              <w:rPr>
-                <w:b/>
-                <w:sz w:val="16"/>
-              </w:rPr>
-              <w:t>)</w:t>
-            </w:r>
-          </w:p>
-        </w:tc>
-      </w:tr>
-      <w:tr>
-        <w:tc>
-          <w:tcPr>
-            <w:tcW w:type="dxa" w:w="2494"/>
-          </w:tcPr>
-          <w:p>
-            <w:pPr>
-              <w:spacing w:after="20" w:before="20" w:line="240" w:lineRule="auto"/>
-              <w:jc w:val="left"/>
-            </w:pPr>
-            <w:r>
-              <w:rPr>
-                <w:sz w:val="16"/>
-              </w:rPr>
-              <w:t>Galantamine</w:t>
-            </w:r>
-          </w:p>
-        </w:tc>
-        <w:tc>
-          <w:tcPr>
-            <w:tcW w:type="dxa" w:w="2835"/>
-          </w:tcPr>
-          <w:p>
-            <w:pPr>
-              <w:spacing w:after="20" w:before="20" w:line="240" w:lineRule="auto"/>
-              <w:jc w:val="center"/>
-            </w:pPr>
-            <w:r>
-              <w:rPr>
-                <w:sz w:val="16"/>
-              </w:rPr>
-              <w:t>−110.7</w:t>
-            </w:r>
-          </w:p>
-        </w:tc>
-      </w:tr>
-      <w:tr>
-        <w:tc>
-          <w:tcPr>
-            <w:tcW w:type="dxa" w:w="2494"/>
-          </w:tcPr>
-          <w:p>
-            <w:pPr>
-              <w:spacing w:after="20" w:before="20" w:line="240" w:lineRule="auto"/>
-              <w:jc w:val="left"/>
-            </w:pPr>
-            <w:r>
-              <w:rPr>
-                <w:sz w:val="16"/>
-              </w:rPr>
-              <w:t>Memantine</w:t>
-            </w:r>
-          </w:p>
-        </w:tc>
-        <w:tc>
-          <w:tcPr>
-            <w:tcW w:type="dxa" w:w="2835"/>
-          </w:tcPr>
-          <w:p>
-            <w:pPr>
-              <w:spacing w:after="20" w:before="20" w:line="240" w:lineRule="auto"/>
-              <w:jc w:val="center"/>
-            </w:pPr>
-            <w:r>
-              <w:rPr>
-                <w:sz w:val="16"/>
-              </w:rPr>
-              <w:t>−67.7</w:t>
-            </w:r>
-          </w:p>
-        </w:tc>
-      </w:tr>
-      <w:tr>
-        <w:tc>
-          <w:tcPr>
-            <w:tcW w:type="dxa" w:w="2494"/>
-          </w:tcPr>
-          <w:p>
-            <w:pPr>
-              <w:spacing w:after="20" w:before="20" w:line="240" w:lineRule="auto"/>
-              <w:jc w:val="left"/>
-            </w:pPr>
-            <w:r>
-              <w:rPr>
-                <w:sz w:val="16"/>
-              </w:rPr>
-              <w:t>Rivastigmine</w:t>
-            </w:r>
-          </w:p>
-        </w:tc>
-        <w:tc>
-          <w:tcPr>
-            <w:tcW w:type="dxa" w:w="2835"/>
-          </w:tcPr>
-          <w:p>
-            <w:pPr>
-              <w:spacing w:after="20" w:before="20" w:line="240" w:lineRule="auto"/>
-              <w:jc w:val="center"/>
-            </w:pPr>
-            <w:r>
-              <w:rPr>
-                <w:sz w:val="16"/>
-              </w:rPr>
-              <w:t>−67.5</w:t>
-            </w:r>
-          </w:p>
-        </w:tc>
-      </w:tr>
-      <w:tr>
-        <w:tc>
-          <w:tcPr>
-            <w:tcW w:type="dxa" w:w="2494"/>
-          </w:tcPr>
-          <w:p>
-            <w:pPr>
-              <w:spacing w:after="20" w:before="20" w:line="240" w:lineRule="auto"/>
-              <w:jc w:val="left"/>
-            </w:pPr>
-            <w:r>
-              <w:rPr>
-                <w:sz w:val="16"/>
-              </w:rPr>
-              <w:t>AZD1080</w:t>
-            </w:r>
-          </w:p>
-        </w:tc>
-        <w:tc>
-          <w:tcPr>
-            <w:tcW w:type="dxa" w:w="2835"/>
-          </w:tcPr>
-          <w:p>
-            <w:pPr>
-              <w:spacing w:after="20" w:before="20" w:line="240" w:lineRule="auto"/>
-              <w:jc w:val="center"/>
-            </w:pPr>
-            <w:r>
-              <w:rPr>
-                <w:sz w:val="16"/>
-              </w:rPr>
-              <w:t>−65.4</w:t>
-            </w:r>
-          </w:p>
-        </w:tc>
-      </w:tr>
-      <w:tr>
-        <w:tc>
-          <w:tcPr>
-            <w:tcW w:type="dxa" w:w="2494"/>
-          </w:tcPr>
-          <w:p>
-            <w:pPr>
-              <w:spacing w:after="20" w:before="20" w:line="240" w:lineRule="auto"/>
-              <w:jc w:val="left"/>
-            </w:pPr>
-            <w:r>
-              <w:rPr>
-                <w:sz w:val="16"/>
-              </w:rPr>
-              <w:t>Anle138b</w:t>
-            </w:r>
-          </w:p>
-        </w:tc>
-        <w:tc>
-          <w:tcPr>
-            <w:tcW w:type="dxa" w:w="2835"/>
-          </w:tcPr>
-          <w:p>
-            <w:pPr>
-              <w:spacing w:after="20" w:before="20" w:line="240" w:lineRule="auto"/>
-              <w:jc w:val="center"/>
-            </w:pPr>
-            <w:r>
-              <w:rPr>
-                <w:sz w:val="16"/>
-              </w:rPr>
-              <w:t>−54.9</w:t>
-            </w:r>
-          </w:p>
-        </w:tc>
-      </w:tr>
-      <w:tr>
-        <w:tc>
-          <w:tcPr>
-            <w:tcW w:type="dxa" w:w="2494"/>
-          </w:tcPr>
-          <w:p>
-            <w:pPr>
-              <w:spacing w:after="20" w:before="20" w:line="240" w:lineRule="auto"/>
-              <w:jc w:val="left"/>
-            </w:pPr>
-            <w:r>
-              <w:rPr>
-                <w:sz w:val="16"/>
-              </w:rPr>
-              <w:t>Honokiol</w:t>
-            </w:r>
-          </w:p>
-        </w:tc>
-        <w:tc>
-          <w:tcPr>
-            <w:tcW w:type="dxa" w:w="2835"/>
-          </w:tcPr>
-          <w:p>
-            <w:pPr>
-              <w:spacing w:after="20" w:before="20" w:line="240" w:lineRule="auto"/>
-              <w:jc w:val="center"/>
-            </w:pPr>
-            <w:r>
-              <w:rPr>
-                <w:sz w:val="16"/>
-              </w:rPr>
-              <w:t>−54.8</w:t>
-            </w:r>
-          </w:p>
-        </w:tc>
-      </w:tr>
-      <w:tr>
-        <w:tc>
-          <w:tcPr>
-            <w:tcW w:type="dxa" w:w="2494"/>
-          </w:tcPr>
-          <w:p>
-            <w:pPr>
-              <w:spacing w:after="20" w:before="20" w:line="240" w:lineRule="auto"/>
-              <w:jc w:val="left"/>
-            </w:pPr>
-            <w:r>
-              <w:rPr>
-                <w:sz w:val="16"/>
-              </w:rPr>
-              <w:t>Congo Red</w:t>
-            </w:r>
-          </w:p>
-        </w:tc>
-        <w:tc>
-          <w:tcPr>
-            <w:tcW w:type="dxa" w:w="2835"/>
-          </w:tcPr>
-          <w:p>
-            <w:pPr>
-              <w:spacing w:after="20" w:before="20" w:line="240" w:lineRule="auto"/>
-              <w:jc w:val="center"/>
-            </w:pPr>
-            <w:r>
-              <w:rPr>
-                <w:sz w:val="16"/>
-              </w:rPr>
-              <w:t>−50.0</w:t>
-            </w:r>
-          </w:p>
-        </w:tc>
-      </w:tr>
-      <w:tr>
-        <w:tc>
-          <w:tcPr>
-            <w:tcW w:type="dxa" w:w="2494"/>
-          </w:tcPr>
-          <w:p>
-            <w:pPr>
-              <w:spacing w:after="20" w:before="20" w:line="240" w:lineRule="auto"/>
-              <w:jc w:val="left"/>
-            </w:pPr>
-            <w:r>
-              <w:rPr>
-                <w:sz w:val="16"/>
-              </w:rPr>
-              <w:t>FDDNP</w:t>
-            </w:r>
-          </w:p>
-        </w:tc>
-        <w:tc>
-          <w:tcPr>
-            <w:tcW w:type="dxa" w:w="2835"/>
-          </w:tcPr>
-          <w:p>
-            <w:pPr>
-              <w:spacing w:after="20" w:before="20" w:line="240" w:lineRule="auto"/>
-              <w:jc w:val="center"/>
-            </w:pPr>
-            <w:r>
-              <w:rPr>
-                <w:sz w:val="16"/>
-              </w:rPr>
-              <w:t>−49.4</w:t>
-            </w:r>
-          </w:p>
-        </w:tc>
-      </w:tr>
-      <w:tr>
-        <w:tc>
-          <w:tcPr>
-            <w:tcW w:type="dxa" w:w="2494"/>
-          </w:tcPr>
-          <w:p>
-            <w:pPr>
-              <w:spacing w:after="20" w:before="20" w:line="240" w:lineRule="auto"/>
-              <w:jc w:val="left"/>
-            </w:pPr>
-            <w:r>
-              <w:rPr>
-                <w:sz w:val="16"/>
-              </w:rPr>
-              <w:t>Hydromethylthionine</w:t>
-            </w:r>
-          </w:p>
-        </w:tc>
-        <w:tc>
-          <w:tcPr>
-            <w:tcW w:type="dxa" w:w="2835"/>
-          </w:tcPr>
-          <w:p>
-            <w:pPr>
-              <w:spacing w:after="20" w:before="20" w:line="240" w:lineRule="auto"/>
-              <w:jc w:val="center"/>
-            </w:pPr>
-            <w:r>
-              <w:rPr>
-                <w:sz w:val="16"/>
-              </w:rPr>
-              <w:t>−48.2</w:t>
-            </w:r>
-          </w:p>
-        </w:tc>
-      </w:tr>
-      <w:tr>
-        <w:tc>
-          <w:tcPr>
-            <w:tcW w:type="dxa" w:w="2494"/>
-          </w:tcPr>
-          <w:p>
-            <w:pPr>
-              <w:spacing w:after="20" w:before="20" w:line="240" w:lineRule="auto"/>
-              <w:jc w:val="left"/>
-            </w:pPr>
-            <w:r>
-              <w:rPr>
-                <w:sz w:val="16"/>
-              </w:rPr>
-              <w:t>EGCG</w:t>
-            </w:r>
-          </w:p>
-        </w:tc>
-        <w:tc>
-          <w:tcPr>
-            <w:tcW w:type="dxa" w:w="2835"/>
-          </w:tcPr>
-          <w:p>
-            <w:pPr>
-              <w:spacing w:after="20" w:before="20" w:line="240" w:lineRule="auto"/>
-              <w:jc w:val="center"/>
-            </w:pPr>
-            <w:r>
-              <w:rPr>
-                <w:sz w:val="16"/>
-              </w:rPr>
-              <w:t>−46.5</w:t>
-            </w:r>
-          </w:p>
-        </w:tc>
-      </w:tr>
-      <w:tr>
-        <w:tc>
-          <w:tcPr>
-            <w:tcW w:type="dxa" w:w="2494"/>
-          </w:tcPr>
-          <w:p>
-            <w:pPr>
-              <w:spacing w:after="20" w:before="20" w:line="240" w:lineRule="auto"/>
-              <w:jc w:val="left"/>
-            </w:pPr>
-            <w:r>
-              <w:rPr>
-                <w:sz w:val="16"/>
-              </w:rPr>
-              <w:t>Thioflavin-T</w:t>
-            </w:r>
-          </w:p>
-        </w:tc>
-        <w:tc>
-          <w:tcPr>
-            <w:tcW w:type="dxa" w:w="2835"/>
-          </w:tcPr>
-          <w:p>
-            <w:pPr>
-              <w:spacing w:after="20" w:before="20" w:line="240" w:lineRule="auto"/>
-              <w:jc w:val="center"/>
-            </w:pPr>
-            <w:r>
-              <w:rPr>
-                <w:sz w:val="16"/>
-              </w:rPr>
-              <w:t>−36.9</w:t>
-            </w:r>
-          </w:p>
-        </w:tc>
-      </w:tr>
-      <w:tr>
-        <w:tc>
-          <w:tcPr>
-            <w:tcW w:type="dxa" w:w="2494"/>
-          </w:tcPr>
-          <w:p>
-            <w:pPr>
-              <w:spacing w:after="20" w:before="20" w:line="240" w:lineRule="auto"/>
-              <w:jc w:val="left"/>
-            </w:pPr>
-            <w:r>
-              <w:rPr>
-                <w:sz w:val="16"/>
-              </w:rPr>
-              <w:t>Curcumin</w:t>
-            </w:r>
-          </w:p>
-        </w:tc>
-        <w:tc>
-          <w:tcPr>
-            <w:tcW w:type="dxa" w:w="2835"/>
-          </w:tcPr>
-          <w:p>
-            <w:pPr>
-              <w:spacing w:after="20" w:before="20" w:line="240" w:lineRule="auto"/>
-              <w:jc w:val="center"/>
-            </w:pPr>
-            <w:r>
-              <w:rPr>
-                <w:sz w:val="16"/>
-              </w:rPr>
-              <w:t>−34.5</w:t>
-            </w:r>
-          </w:p>
-        </w:tc>
-      </w:tr>
-      <w:tr>
-        <w:tc>
-          <w:tcPr>
-            <w:tcW w:type="dxa" w:w="2494"/>
-          </w:tcPr>
-          <w:p>
-            <w:pPr>
-              <w:spacing w:after="20" w:before="20" w:line="240" w:lineRule="auto"/>
-              <w:jc w:val="left"/>
-            </w:pPr>
-            <w:r>
-              <w:rPr>
-                <w:sz w:val="16"/>
-              </w:rPr>
-              <w:t>Chrysamine G</w:t>
-            </w:r>
-          </w:p>
-        </w:tc>
-        <w:tc>
-          <w:tcPr>
-            <w:tcW w:type="dxa" w:w="2835"/>
-          </w:tcPr>
-          <w:p>
-            <w:pPr>
-              <w:spacing w:after="20" w:before="20" w:line="240" w:lineRule="auto"/>
-              <w:jc w:val="center"/>
-            </w:pPr>
-            <w:r>
-              <w:rPr>
-                <w:sz w:val="16"/>
-              </w:rPr>
-              <w:t>−34.3</w:t>
-            </w:r>
-          </w:p>
-        </w:tc>
-      </w:tr>
-      <w:tr>
-        <w:tc>
-          <w:tcPr>
-            <w:tcW w:type="dxa" w:w="2494"/>
-          </w:tcPr>
-          <w:p>
-            <w:pPr>
-              <w:spacing w:after="20" w:before="20" w:line="240" w:lineRule="auto"/>
-              <w:jc w:val="left"/>
-            </w:pPr>
-            <w:r>
-              <w:rPr>
-                <w:sz w:val="16"/>
-              </w:rPr>
-              <w:t>Methylene Blue</w:t>
-            </w:r>
-          </w:p>
-        </w:tc>
-        <w:tc>
-          <w:tcPr>
-            <w:tcW w:type="dxa" w:w="2835"/>
-          </w:tcPr>
-          <w:p>
-            <w:pPr>
-              <w:spacing w:after="20" w:before="20" w:line="240" w:lineRule="auto"/>
-              <w:jc w:val="center"/>
-            </w:pPr>
-            <w:r>
-              <w:rPr>
-                <w:sz w:val="16"/>
-              </w:rPr>
-              <w:t>−34.2</w:t>
-            </w:r>
-          </w:p>
-        </w:tc>
-      </w:tr>
-      <w:tr>
-        <w:tc>
-          <w:tcPr>
-            <w:tcW w:type="dxa" w:w="2494"/>
-          </w:tcPr>
-          <w:p>
-            <w:pPr>
-              <w:spacing w:after="20" w:before="20" w:line="240" w:lineRule="auto"/>
-              <w:jc w:val="left"/>
-            </w:pPr>
-            <w:r>
-              <w:rPr>
-                <w:sz w:val="16"/>
-              </w:rPr>
-              <w:t>Tideglusib</w:t>
-            </w:r>
-          </w:p>
-        </w:tc>
-        <w:tc>
-          <w:tcPr>
-            <w:tcW w:type="dxa" w:w="2835"/>
-          </w:tcPr>
-          <w:p>
-            <w:pPr>
-              <w:spacing w:after="20" w:before="20" w:line="240" w:lineRule="auto"/>
-              <w:jc w:val="center"/>
-            </w:pPr>
-            <w:r>
-              <w:rPr>
-                <w:sz w:val="16"/>
-              </w:rPr>
-              <w:t>−26.8</w:t>
-            </w:r>
-          </w:p>
-        </w:tc>
-      </w:tr>
-      <w:tr>
-        <w:tc>
-          <w:tcPr>
-            <w:tcW w:type="dxa" w:w="2494"/>
-          </w:tcPr>
-          <w:p>
-            <w:pPr>
-              <w:spacing w:after="20" w:before="20" w:line="240" w:lineRule="auto"/>
-              <w:jc w:val="left"/>
-            </w:pPr>
-            <w:r>
-              <w:rPr>
-                <w:sz w:val="16"/>
-              </w:rPr>
-              <w:t>Tacrine</w:t>
-            </w:r>
-          </w:p>
-        </w:tc>
-        <w:tc>
-          <w:tcPr>
-            <w:tcW w:type="dxa" w:w="2835"/>
-          </w:tcPr>
-          <w:p>
-            <w:pPr>
-              <w:spacing w:after="20" w:before="20" w:line="240" w:lineRule="auto"/>
-              <w:jc w:val="center"/>
-            </w:pPr>
-            <w:r>
-              <w:rPr>
-                <w:sz w:val="16"/>
-              </w:rPr>
-              <w:t>−12.1</w:t>
-            </w:r>
-          </w:p>
-        </w:tc>
-      </w:tr>
-      <w:tr>
-        <w:tc>
-          <w:tcPr>
-            <w:tcW w:type="dxa" w:w="2494"/>
-          </w:tcPr>
-          <w:p>
-            <w:pPr>
-              <w:spacing w:after="20" w:before="20" w:line="240" w:lineRule="auto"/>
-              <w:jc w:val="left"/>
-            </w:pPr>
-            <w:r>
-              <w:rPr>
-                <w:sz w:val="16"/>
-              </w:rPr>
-              <w:t>Rosmarinic Acid</w:t>
-            </w:r>
-          </w:p>
-        </w:tc>
-        <w:tc>
-          <w:tcPr>
-            <w:tcW w:type="dxa" w:w="2835"/>
-          </w:tcPr>
-          <w:p>
-            <w:pPr>
-              <w:spacing w:after="20" w:before="20" w:line="240" w:lineRule="auto"/>
-              <w:jc w:val="center"/>
-            </w:pPr>
-            <w:r>
-              <w:rPr>
-                <w:sz w:val="16"/>
-              </w:rPr>
-              <w:t>−3.8</w:t>
-            </w:r>
-          </w:p>
-        </w:tc>
-      </w:tr>
-      <w:tr>
-        <w:tc>
-          <w:tcPr>
-            <w:tcW w:type="dxa" w:w="2494"/>
-          </w:tcPr>
-          <w:p>
-            <w:pPr>
-              <w:spacing w:after="20" w:before="20" w:line="240" w:lineRule="auto"/>
-              <w:jc w:val="left"/>
-            </w:pPr>
-            <w:r>
-              <w:rPr>
-                <w:sz w:val="16"/>
-              </w:rPr>
-              <w:t>Bexarotene</w:t>
-            </w:r>
-          </w:p>
-        </w:tc>
-        <w:tc>
-          <w:tcPr>
-            <w:tcW w:type="dxa" w:w="2835"/>
-          </w:tcPr>
-          <w:p>
-            <w:pPr>
-              <w:spacing w:after="20" w:before="20" w:line="240" w:lineRule="auto"/>
-              <w:jc w:val="center"/>
-            </w:pPr>
-            <w:r>
-              <w:rPr>
-                <w:sz w:val="16"/>
-              </w:rPr>
-              <w:t>−0.1</w:t>
-            </w:r>
-          </w:p>
-        </w:tc>
-      </w:tr>
-      <w:tr>
-        <w:tc>
-          <w:tcPr>
-            <w:tcW w:type="dxa" w:w="2494"/>
-          </w:tcPr>
-          <w:p>
-            <w:pPr>
-              <w:spacing w:after="20" w:before="20" w:line="240" w:lineRule="auto"/>
-              <w:jc w:val="left"/>
-            </w:pPr>
-            <w:r>
-              <w:rPr>
-                <w:sz w:val="16"/>
-              </w:rPr>
-              <w:t>Donepezil</w:t>
-            </w:r>
-          </w:p>
-        </w:tc>
-        <w:tc>
-          <w:tcPr>
-            <w:tcW w:type="dxa" w:w="2835"/>
-          </w:tcPr>
-          <w:p>
-            <w:pPr>
-              <w:spacing w:after="20" w:before="20" w:line="240" w:lineRule="auto"/>
-              <w:jc w:val="center"/>
-            </w:pPr>
-            <w:r>
-              <w:rPr>
-                <w:sz w:val="16"/>
-              </w:rPr>
-              <w:t>0.9</w:t>
-            </w:r>
-          </w:p>
-        </w:tc>
-      </w:tr>
-      <w:tr>
-        <w:tc>
-          <w:tcPr>
-            <w:tcW w:type="dxa" w:w="2494"/>
-          </w:tcPr>
-          <w:p>
-            <w:pPr>
-              <w:spacing w:after="20" w:before="20" w:line="240" w:lineRule="auto"/>
-              <w:jc w:val="left"/>
-            </w:pPr>
-            <w:r>
-              <w:rPr>
-                <w:sz w:val="16"/>
-              </w:rPr>
-              <w:t>Fisetin</w:t>
-            </w:r>
-          </w:p>
-        </w:tc>
-        <w:tc>
-          <w:tcPr>
-            <w:tcW w:type="dxa" w:w="2835"/>
-          </w:tcPr>
-          <w:p>
-            <w:pPr>
-              <w:spacing w:after="20" w:before="20" w:line="240" w:lineRule="auto"/>
-              <w:jc w:val="center"/>
-            </w:pPr>
-            <w:r>
-              <w:rPr>
-                <w:sz w:val="16"/>
-              </w:rPr>
-              <w:t>1.2</w:t>
-            </w:r>
-          </w:p>
-        </w:tc>
-      </w:tr>
-      <w:tr>
-        <w:tc>
-          <w:tcPr>
-            <w:tcW w:type="dxa" w:w="2494"/>
-          </w:tcPr>
-          <w:p>
-            <w:pPr>
-              <w:spacing w:after="20" w:before="20" w:line="240" w:lineRule="auto"/>
-              <w:jc w:val="left"/>
-            </w:pPr>
-            <w:r>
-              <w:rPr>
-                <w:sz w:val="16"/>
-              </w:rPr>
-              <w:t>Myricetin</w:t>
-            </w:r>
-          </w:p>
-        </w:tc>
-        <w:tc>
-          <w:tcPr>
-            <w:tcW w:type="dxa" w:w="2835"/>
-          </w:tcPr>
-          <w:p>
-            <w:pPr>
-              <w:spacing w:after="20" w:before="20" w:line="240" w:lineRule="auto"/>
-              <w:jc w:val="center"/>
-            </w:pPr>
-            <w:r>
-              <w:rPr>
-                <w:sz w:val="16"/>
-              </w:rPr>
-              <w:t>1.6</w:t>
-            </w:r>
-          </w:p>
-        </w:tc>
-      </w:tr>
-      <w:tr>
-        <w:tc>
-          <w:tcPr>
-            <w:tcW w:type="dxa" w:w="2494"/>
-          </w:tcPr>
-          <w:p>
-            <w:pPr>
-              <w:spacing w:after="20" w:before="20" w:line="240" w:lineRule="auto"/>
-              <w:jc w:val="left"/>
-            </w:pPr>
-            <w:r>
-              <w:rPr>
-                <w:sz w:val="16"/>
-              </w:rPr>
-              <w:t>Azure A</w:t>
-            </w:r>
-          </w:p>
-        </w:tc>
-        <w:tc>
-          <w:tcPr>
-            <w:tcW w:type="dxa" w:w="2835"/>
-          </w:tcPr>
-          <w:p>
-            <w:pPr>
-              <w:spacing w:after="20" w:before="20" w:line="240" w:lineRule="auto"/>
-              <w:jc w:val="center"/>
-            </w:pPr>
-            <w:r>
-              <w:rPr>
-                <w:sz w:val="16"/>
-              </w:rPr>
-              <w:t>6.2</w:t>
-            </w:r>
-          </w:p>
-        </w:tc>
-      </w:tr>
-      <w:tr>
-        <w:tc>
-          <w:tcPr>
-            <w:tcW w:type="dxa" w:w="2494"/>
-          </w:tcPr>
-          <w:p>
-            <w:pPr>
-              <w:spacing w:after="20" w:before="20" w:line="240" w:lineRule="auto"/>
-              <w:jc w:val="left"/>
-            </w:pPr>
-            <w:r>
-              <w:rPr>
-                <w:sz w:val="16"/>
-              </w:rPr>
-              <w:t>Resveratrol</w:t>
-            </w:r>
-          </w:p>
-        </w:tc>
-        <w:tc>
-          <w:tcPr>
-            <w:tcW w:type="dxa" w:w="2835"/>
-          </w:tcPr>
-          <w:p>
-            <w:pPr>
-              <w:spacing w:after="20" w:before="20" w:line="240" w:lineRule="auto"/>
-              <w:jc w:val="center"/>
-            </w:pPr>
-            <w:r>
-              <w:rPr>
-                <w:sz w:val="16"/>
-              </w:rPr>
-              <w:t>14.5</w:t>
-            </w:r>
-          </w:p>
-        </w:tc>
-      </w:tr>
-      <w:tr>
-        <w:tc>
-          <w:tcPr>
-            <w:tcW w:type="dxa" w:w="2494"/>
-          </w:tcPr>
-          <w:p>
-            <w:pPr>
-              <w:spacing w:after="20" w:before="20" w:line="240" w:lineRule="auto"/>
-              <w:jc w:val="left"/>
-            </w:pPr>
-            <w:r>
-              <w:rPr>
-                <w:sz w:val="16"/>
-              </w:rPr>
-              <w:t>Toluidine Blue O</w:t>
-            </w:r>
-          </w:p>
-        </w:tc>
-        <w:tc>
-          <w:tcPr>
-            <w:tcW w:type="dxa" w:w="2835"/>
-          </w:tcPr>
-          <w:p>
-            <w:pPr>
-              <w:spacing w:after="20" w:before="20" w:line="240" w:lineRule="auto"/>
-              <w:jc w:val="center"/>
-            </w:pPr>
-            <w:r>
-              <w:rPr>
-                <w:sz w:val="16"/>
-              </w:rPr>
-              <w:t>15.5</w:t>
-            </w:r>
-          </w:p>
-        </w:tc>
-      </w:tr>
-      <w:tr>
-        <w:tc>
-          <w:tcPr>
-            <w:tcW w:type="dxa" w:w="2494"/>
-          </w:tcPr>
-          <w:p>
-            <w:pPr>
-              <w:spacing w:after="20" w:before="20" w:line="240" w:lineRule="auto"/>
-              <w:jc w:val="left"/>
-            </w:pPr>
-            <w:r>
-              <w:rPr>
-                <w:sz w:val="16"/>
-              </w:rPr>
-              <w:t>Apigenin</w:t>
-            </w:r>
-          </w:p>
-        </w:tc>
-        <w:tc>
-          <w:tcPr>
-            <w:tcW w:type="dxa" w:w="2835"/>
-          </w:tcPr>
-          <w:p>
-            <w:pPr>
-              <w:spacing w:after="20" w:before="20" w:line="240" w:lineRule="auto"/>
-              <w:jc w:val="center"/>
-            </w:pPr>
-            <w:r>
-              <w:rPr>
-                <w:sz w:val="16"/>
-              </w:rPr>
-              <w:t>31.5</w:t>
-            </w:r>
-          </w:p>
-        </w:tc>
-      </w:tr>
-      <w:tr>
-        <w:tc>
-          <w:tcPr>
-            <w:tcW w:type="dxa" w:w="2494"/>
-          </w:tcPr>
-          <w:p>
-            <w:pPr>
-              <w:spacing w:after="20" w:before="20" w:line="240" w:lineRule="auto"/>
-              <w:jc w:val="left"/>
-            </w:pPr>
-            <w:r>
-              <w:rPr>
-                <w:sz w:val="16"/>
-              </w:rPr>
-              <w:t>Baicalein</w:t>
-            </w:r>
-          </w:p>
-        </w:tc>
-        <w:tc>
-          <w:tcPr>
-            <w:tcW w:type="dxa" w:w="2835"/>
-          </w:tcPr>
-          <w:p>
-            <w:pPr>
-              <w:spacing w:after="20" w:before="20" w:line="240" w:lineRule="auto"/>
-              <w:jc w:val="center"/>
-            </w:pPr>
-            <w:r>
-              <w:rPr>
-                <w:sz w:val="16"/>
-              </w:rPr>
-              <w:t>31.8</w:t>
-            </w:r>
-          </w:p>
-        </w:tc>
-      </w:tr>
-      <w:tr>
-        <w:tc>
-          <w:tcPr>
-            <w:tcW w:type="dxa" w:w="2494"/>
-          </w:tcPr>
-          <w:p>
-            <w:pPr>
-              <w:spacing w:after="20" w:before="20" w:line="240" w:lineRule="auto"/>
-              <w:jc w:val="left"/>
-            </w:pPr>
-            <w:r>
-              <w:rPr>
-                <w:sz w:val="16"/>
-              </w:rPr>
-              <w:t>Luteolin</w:t>
-            </w:r>
-          </w:p>
-        </w:tc>
-        <w:tc>
-          <w:tcPr>
-            <w:tcW w:type="dxa" w:w="2835"/>
-          </w:tcPr>
-          <w:p>
-            <w:pPr>
-              <w:spacing w:after="20" w:before="20" w:line="240" w:lineRule="auto"/>
-              <w:jc w:val="center"/>
-            </w:pPr>
-            <w:r>
-              <w:rPr>
-                <w:sz w:val="16"/>
-              </w:rPr>
-              <w:t>31.9</w:t>
-            </w:r>
-          </w:p>
-        </w:tc>
-      </w:tr>
-      <w:tr>
-        <w:tc>
-          <w:tcPr>
-            <w:tcW w:type="dxa" w:w="2494"/>
-            <w:tcBorders>
-              <w:bottom w:val="single" w:sz="12" w:color="000000"/>
-            </w:tcBorders>
-          </w:tcPr>
-          <w:p>
-            <w:pPr>
-              <w:spacing w:after="20" w:before="20" w:line="240" w:lineRule="auto"/>
-              <w:jc w:val="left"/>
-            </w:pPr>
-            <w:r>
-              <w:rPr>
-                <w:sz w:val="16"/>
-              </w:rPr>
-              <w:t>Quercetin</w:t>
-            </w:r>
-          </w:p>
-        </w:tc>
-        <w:tc>
-          <w:tcPr>
-            <w:tcW w:type="dxa" w:w="2835"/>
-            <w:tcBorders>
-              <w:bottom w:val="single" w:sz="12" w:color="000000"/>
-            </w:tcBorders>
-          </w:tcPr>
-          <w:p>
-            <w:pPr>
-              <w:spacing w:after="20" w:before="20" w:line="240" w:lineRule="auto"/>
-              <w:jc w:val="center"/>
-            </w:pPr>
-            <w:r>
-              <w:rPr>
-                <w:sz w:val="16"/>
-              </w:rPr>
-              <w:t>32.1</w:t>
             </w:r>
           </w:p>
         </w:tc>
